--- a/paper/自查表.docx
+++ b/paper/自查表.docx
@@ -1,22 +1,20 @@
 
 <file path=word/document.xml><?xml version="1.0" encoding="utf-8"?>
-<w:document xmlns:wpc="http://schemas.microsoft.com/office/word/2010/wordprocessingCanvas" xmlns:mc="http://schemas.openxmlformats.org/markup-compatibility/2006" xmlns:o="urn:schemas-microsoft-com:office:office" xmlns:r="http://schemas.openxmlformats.org/officeDocument/2006/relationships" xmlns:m="http://schemas.openxmlformats.org/officeDocument/2006/math" xmlns:v="urn:schemas-microsoft-com:vml" xmlns:wp14="http://schemas.microsoft.com/office/word/2010/wordprocessingDrawing" xmlns:wp="http://schemas.openxmlformats.org/drawingml/2006/wordprocessingDrawing" xmlns:w="http://schemas.openxmlformats.org/wordprocessingml/2006/main" xmlns:w14="http://schemas.microsoft.com/office/word/2010/wordml" xmlns:w10="urn:schemas-microsoft-com:office:word" xmlns:w15="http://schemas.microsoft.com/office/word/2012/wordml" xmlns:wpg="http://schemas.microsoft.com/office/word/2010/wordprocessingGroup" xmlns:wpi="http://schemas.microsoft.com/office/word/2010/wordprocessingInk" xmlns:wne="http://schemas.microsoft.com/office/word/2006/wordml" xmlns:wps="http://schemas.microsoft.com/office/word/2010/wordprocessingShape" xmlns:wpsCustomData="http://www.wps.cn/officeDocument/2013/wpsCustomData" mc:Ignorable="w14 w15 wp14">
+<w:document xmlns:wpc="http://schemas.microsoft.com/office/word/2010/wordprocessingCanvas" xmlns:cx="http://schemas.microsoft.com/office/drawing/2014/chartex" xmlns:cx1="http://schemas.microsoft.com/office/drawing/2015/9/8/chartex" xmlns:cx2="http://schemas.microsoft.com/office/drawing/2015/10/21/chartex" xmlns:cx3="http://schemas.microsoft.com/office/drawing/2016/5/9/chartex" xmlns:cx4="http://schemas.microsoft.com/office/drawing/2016/5/10/chartex" xmlns:cx5="http://schemas.microsoft.com/office/drawing/2016/5/11/chartex" xmlns:cx6="http://schemas.microsoft.com/office/drawing/2016/5/12/chartex" xmlns:cx7="http://schemas.microsoft.com/office/drawing/2016/5/13/chartex" xmlns:cx8="http://schemas.microsoft.com/office/drawing/2016/5/14/chartex" xmlns:mc="http://schemas.openxmlformats.org/markup-compatibility/2006" xmlns:aink="http://schemas.microsoft.com/office/drawing/2016/ink" xmlns:am3d="http://schemas.microsoft.com/office/drawing/2017/model3d" xmlns:o="urn:schemas-microsoft-com:office:office" xmlns:oel="http://schemas.microsoft.com/office/2019/extlst" xmlns:r="http://schemas.openxmlformats.org/officeDocument/2006/relationships" xmlns:m="http://schemas.openxmlformats.org/officeDocument/2006/math" xmlns:v="urn:schemas-microsoft-com:vml" xmlns:wp14="http://schemas.microsoft.com/office/word/2010/wordprocessingDrawing" xmlns:wp="http://schemas.openxmlformats.org/drawingml/2006/wordprocessingDrawing" xmlns:w10="urn:schemas-microsoft-com:office:word" xmlns:w="http://schemas.openxmlformats.org/wordprocessingml/2006/main" xmlns:w14="http://schemas.microsoft.com/office/word/2010/wordml" xmlns:w15="http://schemas.microsoft.com/office/word/2012/wordml" xmlns:w16cex="http://schemas.microsoft.com/office/word/2018/wordml/cex" xmlns:w16cid="http://schemas.microsoft.com/office/word/2016/wordml/cid" xmlns:w16="http://schemas.microsoft.com/office/word/2018/wordml" xmlns:w16du="http://schemas.microsoft.com/office/word/2023/wordml/word16du" xmlns:w16sdtdh="http://schemas.microsoft.com/office/word/2020/wordml/sdtdatahash" xmlns:w16sdtfl="http://schemas.microsoft.com/office/word/2024/wordml/sdtformatlock" xmlns:w16se="http://schemas.microsoft.com/office/word/2015/wordml/symex" xmlns:wpg="http://schemas.microsoft.com/office/word/2010/wordprocessingGroup" xmlns:wpi="http://schemas.microsoft.com/office/word/2010/wordprocessingInk" xmlns:wne="http://schemas.microsoft.com/office/word/2006/wordml" xmlns:wps="http://schemas.microsoft.com/office/word/2010/wordprocessingShape" mc:Ignorable="w14 w15 w16se w16cid w16 w16cex w16sdtdh w16sdtfl w16du wp14">
   <w:body>
     <w:p>
       <w:pPr>
         <w:jc w:val="center"/>
         <w:rPr>
-          <w:rFonts w:ascii="宋体" w:hAnsi="宋体" w:eastAsia="宋体"/>
+          <w:rFonts w:ascii="宋体" w:eastAsia="宋体" w:hAnsi="宋体" w:hint="eastAsia"/>
           <w:b/>
           <w:sz w:val="30"/>
           <w:szCs w:val="30"/>
         </w:rPr>
       </w:pPr>
-      <w:bookmarkStart w:id="0" w:name="_GoBack"/>
-      <w:bookmarkEnd w:id="0"/>
       <w:r>
         <w:rPr>
-          <w:rFonts w:hint="eastAsia" w:ascii="宋体" w:hAnsi="宋体" w:eastAsia="宋体"/>
+          <w:rFonts w:ascii="宋体" w:eastAsia="宋体" w:hAnsi="宋体" w:hint="eastAsia"/>
           <w:b/>
           <w:sz w:val="30"/>
           <w:szCs w:val="30"/>
@@ -29,7 +27,7 @@
         <w:spacing w:line="360" w:lineRule="auto"/>
         <w:jc w:val="left"/>
         <w:rPr>
-          <w:rFonts w:ascii="宋体" w:hAnsi="宋体" w:eastAsia="宋体"/>
+          <w:rFonts w:ascii="宋体" w:eastAsia="宋体" w:hAnsi="宋体" w:hint="eastAsia"/>
           <w:sz w:val="24"/>
           <w:szCs w:val="24"/>
           <w:u w:val="single"/>
@@ -37,7 +35,7 @@
       </w:pPr>
       <w:r>
         <w:rPr>
-          <w:rFonts w:ascii="宋体" w:hAnsi="宋体" w:eastAsia="宋体"/>
+          <w:rFonts w:ascii="宋体" w:eastAsia="宋体" w:hAnsi="宋体"/>
           <w:sz w:val="24"/>
           <w:szCs w:val="24"/>
         </w:rPr>
@@ -45,7 +43,7 @@
       </w:r>
       <w:r>
         <w:rPr>
-          <w:rFonts w:hint="eastAsia" w:ascii="宋体" w:hAnsi="宋体" w:eastAsia="宋体"/>
+          <w:rFonts w:ascii="宋体" w:eastAsia="宋体" w:hAnsi="宋体" w:hint="eastAsia"/>
           <w:sz w:val="24"/>
           <w:szCs w:val="24"/>
           <w:u w:val="single"/>
@@ -54,24 +52,16 @@
       </w:r>
       <w:r>
         <w:rPr>
-          <w:rFonts w:ascii="宋体" w:hAnsi="宋体" w:eastAsia="宋体"/>
+          <w:rFonts w:ascii="宋体" w:eastAsia="宋体" w:hAnsi="宋体" w:hint="eastAsia"/>
           <w:sz w:val="24"/>
           <w:szCs w:val="24"/>
           <w:u w:val="single"/>
         </w:rPr>
-        <w:t xml:space="preserve">          </w:t>
+        <w:t>10215102427</w:t>
       </w:r>
       <w:r>
         <w:rPr>
-          <w:rFonts w:ascii="宋体" w:hAnsi="宋体" w:eastAsia="宋体"/>
-          <w:sz w:val="24"/>
-          <w:szCs w:val="24"/>
-        </w:rPr>
-        <w:t xml:space="preserve">     姓名：</w:t>
-      </w:r>
-      <w:r>
-        <w:rPr>
-          <w:rFonts w:hint="eastAsia" w:ascii="宋体" w:hAnsi="宋体" w:eastAsia="宋体"/>
+          <w:rFonts w:ascii="宋体" w:eastAsia="宋体" w:hAnsi="宋体"/>
           <w:sz w:val="24"/>
           <w:szCs w:val="24"/>
           <w:u w:val="single"/>
@@ -80,24 +70,15 @@
       </w:r>
       <w:r>
         <w:rPr>
-          <w:rFonts w:ascii="宋体" w:hAnsi="宋体" w:eastAsia="宋体"/>
+          <w:rFonts w:ascii="宋体" w:eastAsia="宋体" w:hAnsi="宋体"/>
           <w:sz w:val="24"/>
           <w:szCs w:val="24"/>
-          <w:u w:val="single"/>
         </w:rPr>
-        <w:t xml:space="preserve">           </w:t>
+        <w:t xml:space="preserve">     姓名：</w:t>
       </w:r>
       <w:r>
         <w:rPr>
-          <w:rFonts w:ascii="宋体" w:hAnsi="宋体" w:eastAsia="宋体"/>
-          <w:sz w:val="24"/>
-          <w:szCs w:val="24"/>
-        </w:rPr>
-        <w:t xml:space="preserve">    导师：</w:t>
-      </w:r>
-      <w:r>
-        <w:rPr>
-          <w:rFonts w:hint="eastAsia" w:ascii="宋体" w:hAnsi="宋体" w:eastAsia="宋体"/>
+          <w:rFonts w:ascii="宋体" w:eastAsia="宋体" w:hAnsi="宋体" w:hint="eastAsia"/>
           <w:sz w:val="24"/>
           <w:szCs w:val="24"/>
           <w:u w:val="single"/>
@@ -106,36 +87,7 @@
       </w:r>
       <w:r>
         <w:rPr>
-          <w:rFonts w:ascii="宋体" w:hAnsi="宋体" w:eastAsia="宋体"/>
-          <w:sz w:val="24"/>
-          <w:szCs w:val="24"/>
-          <w:u w:val="single"/>
-        </w:rPr>
-        <w:t xml:space="preserve">           </w:t>
-      </w:r>
-    </w:p>
-    <w:p>
-      <w:pPr>
-        <w:spacing w:line="360" w:lineRule="auto"/>
-        <w:jc w:val="left"/>
-        <w:rPr>
-          <w:rFonts w:ascii="宋体" w:hAnsi="宋体" w:eastAsia="宋体"/>
-          <w:sz w:val="24"/>
-          <w:szCs w:val="24"/>
-          <w:u w:val="single"/>
-        </w:rPr>
-      </w:pPr>
-      <w:r>
-        <w:rPr>
-          <w:rFonts w:ascii="宋体" w:hAnsi="宋体" w:eastAsia="宋体"/>
-          <w:sz w:val="24"/>
-          <w:szCs w:val="24"/>
-        </w:rPr>
-        <w:t>论文题目：</w:t>
-      </w:r>
-      <w:r>
-        <w:rPr>
-          <w:rFonts w:hint="eastAsia" w:ascii="宋体" w:hAnsi="宋体" w:eastAsia="宋体"/>
+          <w:rFonts w:ascii="宋体" w:eastAsia="宋体" w:hAnsi="宋体"/>
           <w:sz w:val="24"/>
           <w:szCs w:val="24"/>
           <w:u w:val="single"/>
@@ -144,12 +96,157 @@
       </w:r>
       <w:r>
         <w:rPr>
-          <w:rFonts w:ascii="宋体" w:hAnsi="宋体" w:eastAsia="宋体"/>
+          <w:rFonts w:ascii="宋体" w:eastAsia="宋体" w:hAnsi="宋体" w:hint="eastAsia"/>
           <w:sz w:val="24"/>
           <w:szCs w:val="24"/>
           <w:u w:val="single"/>
         </w:rPr>
-        <w:t xml:space="preserve">                                                   </w:t>
+        <w:t>谢</w:t>
+      </w:r>
+      <w:r>
+        <w:rPr>
+          <w:rFonts w:ascii="宋体" w:eastAsia="宋体" w:hAnsi="宋体"/>
+          <w:sz w:val="24"/>
+          <w:szCs w:val="24"/>
+          <w:u w:val="single"/>
+        </w:rPr>
+        <w:t xml:space="preserve">  </w:t>
+      </w:r>
+      <w:r>
+        <w:rPr>
+          <w:rFonts w:ascii="宋体" w:eastAsia="宋体" w:hAnsi="宋体" w:hint="eastAsia"/>
+          <w:sz w:val="24"/>
+          <w:szCs w:val="24"/>
+          <w:u w:val="single"/>
+        </w:rPr>
+        <w:t>骐</w:t>
+      </w:r>
+      <w:r>
+        <w:rPr>
+          <w:rFonts w:ascii="宋体" w:eastAsia="宋体" w:hAnsi="宋体"/>
+          <w:sz w:val="24"/>
+          <w:szCs w:val="24"/>
+          <w:u w:val="single"/>
+        </w:rPr>
+        <w:t xml:space="preserve">  </w:t>
+      </w:r>
+      <w:r>
+        <w:rPr>
+          <w:rFonts w:ascii="宋体" w:eastAsia="宋体" w:hAnsi="宋体"/>
+          <w:sz w:val="24"/>
+          <w:szCs w:val="24"/>
+        </w:rPr>
+        <w:t xml:space="preserve">    导师：</w:t>
+      </w:r>
+      <w:r>
+        <w:rPr>
+          <w:rFonts w:ascii="宋体" w:eastAsia="宋体" w:hAnsi="宋体" w:hint="eastAsia"/>
+          <w:sz w:val="24"/>
+          <w:szCs w:val="24"/>
+          <w:u w:val="single"/>
+        </w:rPr>
+        <w:t xml:space="preserve"> </w:t>
+      </w:r>
+      <w:r>
+        <w:rPr>
+          <w:rFonts w:ascii="宋体" w:eastAsia="宋体" w:hAnsi="宋体"/>
+          <w:sz w:val="24"/>
+          <w:szCs w:val="24"/>
+          <w:u w:val="single"/>
+        </w:rPr>
+        <w:t xml:space="preserve"> </w:t>
+      </w:r>
+      <w:r>
+        <w:rPr>
+          <w:rFonts w:ascii="宋体" w:eastAsia="宋体" w:hAnsi="宋体" w:hint="eastAsia"/>
+          <w:sz w:val="24"/>
+          <w:szCs w:val="24"/>
+          <w:u w:val="single"/>
+        </w:rPr>
+        <w:t>杨</w:t>
+      </w:r>
+      <w:r>
+        <w:rPr>
+          <w:rFonts w:ascii="宋体" w:eastAsia="宋体" w:hAnsi="宋体"/>
+          <w:sz w:val="24"/>
+          <w:szCs w:val="24"/>
+          <w:u w:val="single"/>
+        </w:rPr>
+        <w:t xml:space="preserve">  </w:t>
+      </w:r>
+      <w:r>
+        <w:rPr>
+          <w:rFonts w:ascii="宋体" w:eastAsia="宋体" w:hAnsi="宋体" w:hint="eastAsia"/>
+          <w:sz w:val="24"/>
+          <w:szCs w:val="24"/>
+          <w:u w:val="single"/>
+        </w:rPr>
+        <w:t>燕</w:t>
+      </w:r>
+      <w:r>
+        <w:rPr>
+          <w:rFonts w:ascii="宋体" w:eastAsia="宋体" w:hAnsi="宋体"/>
+          <w:sz w:val="24"/>
+          <w:szCs w:val="24"/>
+          <w:u w:val="single"/>
+        </w:rPr>
+        <w:t xml:space="preserve">  </w:t>
+      </w:r>
+    </w:p>
+    <w:p>
+      <w:pPr>
+        <w:spacing w:line="360" w:lineRule="auto"/>
+        <w:jc w:val="left"/>
+        <w:rPr>
+          <w:rFonts w:ascii="宋体" w:eastAsia="宋体" w:hAnsi="宋体" w:hint="eastAsia"/>
+          <w:sz w:val="24"/>
+          <w:szCs w:val="24"/>
+          <w:u w:val="single"/>
+        </w:rPr>
+      </w:pPr>
+      <w:r>
+        <w:rPr>
+          <w:rFonts w:ascii="宋体" w:eastAsia="宋体" w:hAnsi="宋体"/>
+          <w:sz w:val="24"/>
+          <w:szCs w:val="24"/>
+        </w:rPr>
+        <w:t>论文题目：</w:t>
+      </w:r>
+      <w:r>
+        <w:rPr>
+          <w:rFonts w:ascii="宋体" w:eastAsia="宋体" w:hAnsi="宋体" w:hint="eastAsia"/>
+          <w:sz w:val="24"/>
+          <w:szCs w:val="24"/>
+          <w:u w:val="single"/>
+        </w:rPr>
+        <w:t xml:space="preserve"> </w:t>
+      </w:r>
+      <w:r>
+        <w:rPr>
+          <w:rFonts w:ascii="宋体" w:eastAsia="宋体" w:hAnsi="宋体"/>
+          <w:sz w:val="24"/>
+          <w:szCs w:val="24"/>
+          <w:u w:val="single"/>
+        </w:rPr>
+        <w:t xml:space="preserve"> </w:t>
+      </w:r>
+      <w:r>
+        <w:rPr>
+          <w:rFonts w:ascii="宋体" w:eastAsia="宋体" w:hAnsi="宋体" w:hint="eastAsia"/>
+          <w:sz w:val="24"/>
+          <w:szCs w:val="24"/>
+          <w:u w:val="single"/>
+        </w:rPr>
+        <w:t>基于多智能体LLM的Text2SQL系统设计与实现</w:t>
+      </w:r>
+      <w:r>
+        <w:rPr>
+          <w:rFonts w:ascii="宋体" w:eastAsia="宋体" w:hAnsi="宋体"/>
+          <w:sz w:val="24"/>
+          <w:szCs w:val="24"/>
+          <w:u w:val="single"/>
+        </w:rPr>
+        <w:t xml:space="preserve">  </w:t>
       </w:r>
     </w:p>
     <w:p>
@@ -157,7 +254,7 @@
         <w:spacing w:line="400" w:lineRule="exact"/>
         <w:jc w:val="left"/>
         <w:rPr>
-          <w:rFonts w:ascii="宋体" w:hAnsi="宋体" w:eastAsia="宋体"/>
+          <w:rFonts w:ascii="宋体" w:eastAsia="宋体" w:hAnsi="宋体" w:hint="eastAsia"/>
           <w:sz w:val="24"/>
           <w:szCs w:val="24"/>
         </w:rPr>
@@ -165,24 +262,10 @@
     </w:p>
     <w:tbl>
       <w:tblPr>
-        <w:tblStyle w:val="5"/>
+        <w:tblStyle w:val="a7"/>
         <w:tblW w:w="0" w:type="auto"/>
         <w:jc w:val="center"/>
-        <w:tblBorders>
-          <w:top w:val="single" w:color="auto" w:sz="4" w:space="0"/>
-          <w:left w:val="single" w:color="auto" w:sz="4" w:space="0"/>
-          <w:bottom w:val="single" w:color="auto" w:sz="4" w:space="0"/>
-          <w:right w:val="single" w:color="auto" w:sz="4" w:space="0"/>
-          <w:insideH w:val="single" w:color="auto" w:sz="4" w:space="0"/>
-          <w:insideV w:val="single" w:color="auto" w:sz="4" w:space="0"/>
-        </w:tblBorders>
-        <w:tblLayout w:type="autofit"/>
-        <w:tblCellMar>
-          <w:top w:w="0" w:type="dxa"/>
-          <w:left w:w="108" w:type="dxa"/>
-          <w:bottom w:w="0" w:type="dxa"/>
-          <w:right w:w="108" w:type="dxa"/>
-        </w:tblCellMar>
+        <w:tblLook w:val="04A0" w:firstRow="1" w:lastRow="0" w:firstColumn="1" w:lastColumn="0" w:noHBand="0" w:noVBand="1"/>
       </w:tblPr>
       <w:tblGrid>
         <w:gridCol w:w="559"/>
@@ -192,22 +275,6 @@
         <w:gridCol w:w="780"/>
       </w:tblGrid>
       <w:tr>
-        <w:tblPrEx>
-          <w:tblBorders>
-            <w:top w:val="single" w:color="auto" w:sz="4" w:space="0"/>
-            <w:left w:val="single" w:color="auto" w:sz="4" w:space="0"/>
-            <w:bottom w:val="single" w:color="auto" w:sz="4" w:space="0"/>
-            <w:right w:val="single" w:color="auto" w:sz="4" w:space="0"/>
-            <w:insideH w:val="single" w:color="auto" w:sz="4" w:space="0"/>
-            <w:insideV w:val="single" w:color="auto" w:sz="4" w:space="0"/>
-          </w:tblBorders>
-          <w:tblCellMar>
-            <w:top w:w="0" w:type="dxa"/>
-            <w:left w:w="108" w:type="dxa"/>
-            <w:bottom w:w="0" w:type="dxa"/>
-            <w:right w:w="108" w:type="dxa"/>
-          </w:tblCellMar>
-        </w:tblPrEx>
         <w:trPr>
           <w:jc w:val="center"/>
         </w:trPr>
@@ -222,14 +289,14 @@
               <w:spacing w:line="400" w:lineRule="exact"/>
               <w:jc w:val="center"/>
               <w:rPr>
-                <w:rFonts w:ascii="宋体" w:hAnsi="宋体" w:eastAsia="宋体"/>
+                <w:rFonts w:ascii="宋体" w:eastAsia="宋体" w:hAnsi="宋体" w:hint="eastAsia"/>
                 <w:sz w:val="24"/>
                 <w:szCs w:val="24"/>
               </w:rPr>
             </w:pPr>
             <w:r>
               <w:rPr>
-                <w:rFonts w:hint="eastAsia" w:ascii="宋体" w:hAnsi="宋体" w:eastAsia="宋体"/>
+                <w:rFonts w:ascii="宋体" w:eastAsia="宋体" w:hAnsi="宋体" w:hint="eastAsia"/>
                 <w:sz w:val="24"/>
                 <w:szCs w:val="24"/>
               </w:rPr>
@@ -246,14 +313,14 @@
               <w:spacing w:line="240" w:lineRule="atLeast"/>
               <w:jc w:val="left"/>
               <w:rPr>
-                <w:rFonts w:ascii="宋体" w:hAnsi="宋体" w:eastAsia="宋体"/>
+                <w:rFonts w:ascii="宋体" w:eastAsia="宋体" w:hAnsi="宋体" w:hint="eastAsia"/>
                 <w:sz w:val="18"/>
                 <w:szCs w:val="18"/>
               </w:rPr>
             </w:pPr>
             <w:r>
               <w:rPr>
-                <w:rFonts w:hint="eastAsia" w:ascii="宋体" w:hAnsi="宋体" w:eastAsia="宋体"/>
+                <w:rFonts w:ascii="宋体" w:eastAsia="宋体" w:hAnsi="宋体" w:hint="eastAsia"/>
                 <w:sz w:val="18"/>
                 <w:szCs w:val="18"/>
               </w:rPr>
@@ -270,14 +337,14 @@
               <w:spacing w:line="240" w:lineRule="atLeast"/>
               <w:jc w:val="left"/>
               <w:rPr>
-                <w:rFonts w:ascii="宋体" w:hAnsi="宋体" w:eastAsia="宋体"/>
+                <w:rFonts w:ascii="宋体" w:eastAsia="宋体" w:hAnsi="宋体" w:hint="eastAsia"/>
                 <w:sz w:val="18"/>
                 <w:szCs w:val="18"/>
               </w:rPr>
             </w:pPr>
             <w:r>
               <w:rPr>
-                <w:rFonts w:hint="eastAsia" w:ascii="宋体" w:hAnsi="宋体" w:eastAsia="宋体"/>
+                <w:rFonts w:ascii="宋体" w:eastAsia="宋体" w:hAnsi="宋体" w:hint="eastAsia"/>
                 <w:sz w:val="18"/>
                 <w:szCs w:val="18"/>
               </w:rPr>
@@ -287,22 +354,6 @@
         </w:tc>
       </w:tr>
       <w:tr>
-        <w:tblPrEx>
-          <w:tblBorders>
-            <w:top w:val="single" w:color="auto" w:sz="4" w:space="0"/>
-            <w:left w:val="single" w:color="auto" w:sz="4" w:space="0"/>
-            <w:bottom w:val="single" w:color="auto" w:sz="4" w:space="0"/>
-            <w:right w:val="single" w:color="auto" w:sz="4" w:space="0"/>
-            <w:insideH w:val="single" w:color="auto" w:sz="4" w:space="0"/>
-            <w:insideV w:val="single" w:color="auto" w:sz="4" w:space="0"/>
-          </w:tblBorders>
-          <w:tblCellMar>
-            <w:top w:w="0" w:type="dxa"/>
-            <w:left w:w="108" w:type="dxa"/>
-            <w:bottom w:w="0" w:type="dxa"/>
-            <w:right w:w="108" w:type="dxa"/>
-          </w:tblCellMar>
-        </w:tblPrEx>
         <w:trPr>
           <w:jc w:val="center"/>
         </w:trPr>
@@ -317,13 +368,13 @@
               <w:spacing w:line="400" w:lineRule="exact"/>
               <w:jc w:val="left"/>
               <w:rPr>
-                <w:rFonts w:ascii="宋体" w:hAnsi="宋体" w:eastAsia="宋体"/>
-                <w:szCs w:val="21"/>
-              </w:rPr>
-            </w:pPr>
-            <w:r>
-              <w:rPr>
-                <w:rFonts w:hint="eastAsia" w:ascii="宋体" w:hAnsi="宋体" w:eastAsia="宋体"/>
+                <w:rFonts w:ascii="宋体" w:eastAsia="宋体" w:hAnsi="宋体" w:hint="eastAsia"/>
+                <w:szCs w:val="21"/>
+              </w:rPr>
+            </w:pPr>
+            <w:r>
+              <w:rPr>
+                <w:rFonts w:ascii="宋体" w:eastAsia="宋体" w:hAnsi="宋体" w:hint="eastAsia"/>
                 <w:szCs w:val="21"/>
               </w:rPr>
               <w:t>格式与表达</w:t>
@@ -340,13 +391,13 @@
               <w:spacing w:line="400" w:lineRule="exact"/>
               <w:jc w:val="center"/>
               <w:rPr>
-                <w:rFonts w:ascii="宋体" w:hAnsi="宋体" w:eastAsia="宋体"/>
-                <w:szCs w:val="21"/>
-              </w:rPr>
-            </w:pPr>
-            <w:r>
-              <w:rPr>
-                <w:rFonts w:hint="eastAsia" w:ascii="宋体" w:hAnsi="宋体" w:eastAsia="宋体"/>
+                <w:rFonts w:ascii="宋体" w:eastAsia="宋体" w:hAnsi="宋体" w:hint="eastAsia"/>
+                <w:szCs w:val="21"/>
+              </w:rPr>
+            </w:pPr>
+            <w:r>
+              <w:rPr>
+                <w:rFonts w:ascii="宋体" w:eastAsia="宋体" w:hAnsi="宋体" w:hint="eastAsia"/>
                 <w:szCs w:val="21"/>
               </w:rPr>
               <w:t>题目</w:t>
@@ -362,13 +413,13 @@
               <w:spacing w:line="400" w:lineRule="exact"/>
               <w:jc w:val="left"/>
               <w:rPr>
-                <w:rFonts w:ascii="宋体" w:hAnsi="宋体" w:eastAsia="宋体"/>
-                <w:szCs w:val="21"/>
-              </w:rPr>
-            </w:pPr>
-            <w:r>
-              <w:rPr>
-                <w:rFonts w:hint="eastAsia" w:ascii="宋体" w:hAnsi="宋体" w:eastAsia="宋体"/>
+                <w:rFonts w:ascii="宋体" w:eastAsia="宋体" w:hAnsi="宋体" w:hint="eastAsia"/>
+                <w:szCs w:val="21"/>
+              </w:rPr>
+            </w:pPr>
+            <w:r>
+              <w:rPr>
+                <w:rFonts w:ascii="宋体" w:eastAsia="宋体" w:hAnsi="宋体" w:hint="eastAsia"/>
                 <w:szCs w:val="21"/>
               </w:rPr>
               <w:t>1、选题是否和本专业相关，且能恰当、准确的反映论文内容</w:t>
@@ -384,7 +435,7 @@
               <w:spacing w:line="400" w:lineRule="exact"/>
               <w:jc w:val="left"/>
               <w:rPr>
-                <w:rFonts w:ascii="宋体" w:hAnsi="宋体" w:eastAsia="宋体"/>
+                <w:rFonts w:ascii="宋体" w:eastAsia="宋体" w:hAnsi="宋体" w:hint="eastAsia"/>
                 <w:szCs w:val="21"/>
               </w:rPr>
             </w:pPr>
@@ -399,7 +450,7 @@
               <w:spacing w:line="400" w:lineRule="exact"/>
               <w:jc w:val="left"/>
               <w:rPr>
-                <w:rFonts w:ascii="宋体" w:hAnsi="宋体" w:eastAsia="宋体"/>
+                <w:rFonts w:ascii="宋体" w:eastAsia="宋体" w:hAnsi="宋体" w:hint="eastAsia"/>
                 <w:szCs w:val="21"/>
               </w:rPr>
             </w:pPr>
@@ -407,37 +458,21 @@
         </w:tc>
       </w:tr>
       <w:tr>
-        <w:tblPrEx>
-          <w:tblBorders>
-            <w:top w:val="single" w:color="auto" w:sz="4" w:space="0"/>
-            <w:left w:val="single" w:color="auto" w:sz="4" w:space="0"/>
-            <w:bottom w:val="single" w:color="auto" w:sz="4" w:space="0"/>
-            <w:right w:val="single" w:color="auto" w:sz="4" w:space="0"/>
-            <w:insideH w:val="single" w:color="auto" w:sz="4" w:space="0"/>
-            <w:insideV w:val="single" w:color="auto" w:sz="4" w:space="0"/>
-          </w:tblBorders>
-          <w:tblCellMar>
-            <w:top w:w="0" w:type="dxa"/>
-            <w:left w:w="108" w:type="dxa"/>
-            <w:bottom w:w="0" w:type="dxa"/>
-            <w:right w:w="108" w:type="dxa"/>
-          </w:tblCellMar>
-        </w:tblPrEx>
         <w:trPr>
           <w:jc w:val="center"/>
         </w:trPr>
         <w:tc>
           <w:tcPr>
             <w:tcW w:w="559" w:type="dxa"/>
-            <w:vMerge w:val="continue"/>
-            <w:vAlign w:val="center"/>
-          </w:tcPr>
-          <w:p>
-            <w:pPr>
-              <w:spacing w:line="400" w:lineRule="exact"/>
-              <w:jc w:val="left"/>
-              <w:rPr>
-                <w:rFonts w:ascii="宋体" w:hAnsi="宋体" w:eastAsia="宋体"/>
+            <w:vMerge/>
+            <w:vAlign w:val="center"/>
+          </w:tcPr>
+          <w:p>
+            <w:pPr>
+              <w:spacing w:line="400" w:lineRule="exact"/>
+              <w:jc w:val="left"/>
+              <w:rPr>
+                <w:rFonts w:ascii="宋体" w:eastAsia="宋体" w:hAnsi="宋体" w:hint="eastAsia"/>
                 <w:szCs w:val="21"/>
               </w:rPr>
             </w:pPr>
@@ -454,13 +489,13 @@
               <w:spacing w:line="400" w:lineRule="exact"/>
               <w:jc w:val="center"/>
               <w:rPr>
-                <w:rFonts w:ascii="宋体" w:hAnsi="宋体" w:eastAsia="宋体"/>
-                <w:szCs w:val="21"/>
-              </w:rPr>
-            </w:pPr>
-            <w:r>
-              <w:rPr>
-                <w:rFonts w:hint="eastAsia" w:ascii="宋体" w:hAnsi="宋体" w:eastAsia="宋体"/>
+                <w:rFonts w:ascii="宋体" w:eastAsia="宋体" w:hAnsi="宋体" w:hint="eastAsia"/>
+                <w:szCs w:val="21"/>
+              </w:rPr>
+            </w:pPr>
+            <w:r>
+              <w:rPr>
+                <w:rFonts w:ascii="宋体" w:eastAsia="宋体" w:hAnsi="宋体" w:hint="eastAsia"/>
                 <w:szCs w:val="21"/>
               </w:rPr>
               <w:t>摘要</w:t>
@@ -476,13 +511,13 @@
               <w:spacing w:line="400" w:lineRule="exact"/>
               <w:jc w:val="left"/>
               <w:rPr>
-                <w:rFonts w:ascii="宋体" w:hAnsi="宋体" w:eastAsia="宋体"/>
-                <w:szCs w:val="21"/>
-              </w:rPr>
-            </w:pPr>
-            <w:r>
-              <w:rPr>
-                <w:rFonts w:hint="eastAsia" w:ascii="宋体" w:hAnsi="宋体" w:eastAsia="宋体"/>
+                <w:rFonts w:ascii="宋体" w:eastAsia="宋体" w:hAnsi="宋体" w:hint="eastAsia"/>
+                <w:szCs w:val="21"/>
+              </w:rPr>
+            </w:pPr>
+            <w:r>
+              <w:rPr>
+                <w:rFonts w:ascii="宋体" w:eastAsia="宋体" w:hAnsi="宋体" w:hint="eastAsia"/>
                 <w:szCs w:val="21"/>
               </w:rPr>
               <w:t>1、字数是否符合要求</w:t>
@@ -498,7 +533,7 @@
               <w:spacing w:line="400" w:lineRule="exact"/>
               <w:jc w:val="left"/>
               <w:rPr>
-                <w:rFonts w:ascii="宋体" w:hAnsi="宋体" w:eastAsia="宋体"/>
+                <w:rFonts w:ascii="宋体" w:eastAsia="宋体" w:hAnsi="宋体" w:hint="eastAsia"/>
                 <w:szCs w:val="21"/>
               </w:rPr>
             </w:pPr>
@@ -513,7 +548,7 @@
               <w:spacing w:line="400" w:lineRule="exact"/>
               <w:jc w:val="left"/>
               <w:rPr>
-                <w:rFonts w:ascii="宋体" w:hAnsi="宋体" w:eastAsia="宋体"/>
+                <w:rFonts w:ascii="宋体" w:eastAsia="宋体" w:hAnsi="宋体" w:hint="eastAsia"/>
                 <w:szCs w:val="21"/>
               </w:rPr>
             </w:pPr>
@@ -521,37 +556,21 @@
         </w:tc>
       </w:tr>
       <w:tr>
-        <w:tblPrEx>
-          <w:tblBorders>
-            <w:top w:val="single" w:color="auto" w:sz="4" w:space="0"/>
-            <w:left w:val="single" w:color="auto" w:sz="4" w:space="0"/>
-            <w:bottom w:val="single" w:color="auto" w:sz="4" w:space="0"/>
-            <w:right w:val="single" w:color="auto" w:sz="4" w:space="0"/>
-            <w:insideH w:val="single" w:color="auto" w:sz="4" w:space="0"/>
-            <w:insideV w:val="single" w:color="auto" w:sz="4" w:space="0"/>
-          </w:tblBorders>
-          <w:tblCellMar>
-            <w:top w:w="0" w:type="dxa"/>
-            <w:left w:w="108" w:type="dxa"/>
-            <w:bottom w:w="0" w:type="dxa"/>
-            <w:right w:w="108" w:type="dxa"/>
-          </w:tblCellMar>
-        </w:tblPrEx>
         <w:trPr>
           <w:jc w:val="center"/>
         </w:trPr>
         <w:tc>
           <w:tcPr>
             <w:tcW w:w="559" w:type="dxa"/>
-            <w:vMerge w:val="continue"/>
-            <w:vAlign w:val="center"/>
-          </w:tcPr>
-          <w:p>
-            <w:pPr>
-              <w:spacing w:line="400" w:lineRule="exact"/>
-              <w:jc w:val="left"/>
-              <w:rPr>
-                <w:rFonts w:ascii="宋体" w:hAnsi="宋体" w:eastAsia="宋体"/>
+            <w:vMerge/>
+            <w:vAlign w:val="center"/>
+          </w:tcPr>
+          <w:p>
+            <w:pPr>
+              <w:spacing w:line="400" w:lineRule="exact"/>
+              <w:jc w:val="left"/>
+              <w:rPr>
+                <w:rFonts w:ascii="宋体" w:eastAsia="宋体" w:hAnsi="宋体" w:hint="eastAsia"/>
                 <w:szCs w:val="21"/>
               </w:rPr>
             </w:pPr>
@@ -560,7 +579,7 @@
         <w:tc>
           <w:tcPr>
             <w:tcW w:w="986" w:type="dxa"/>
-            <w:vMerge w:val="continue"/>
+            <w:vMerge/>
             <w:vAlign w:val="center"/>
           </w:tcPr>
           <w:p>
@@ -568,7 +587,7 @@
               <w:spacing w:line="400" w:lineRule="exact"/>
               <w:jc w:val="center"/>
               <w:rPr>
-                <w:rFonts w:ascii="宋体" w:hAnsi="宋体" w:eastAsia="宋体"/>
+                <w:rFonts w:ascii="宋体" w:eastAsia="宋体" w:hAnsi="宋体" w:hint="eastAsia"/>
                 <w:szCs w:val="21"/>
               </w:rPr>
             </w:pPr>
@@ -583,13 +602,13 @@
               <w:spacing w:line="400" w:lineRule="exact"/>
               <w:jc w:val="left"/>
               <w:rPr>
-                <w:rFonts w:ascii="宋体" w:hAnsi="宋体" w:eastAsia="宋体"/>
-                <w:szCs w:val="21"/>
-              </w:rPr>
-            </w:pPr>
-            <w:r>
-              <w:rPr>
-                <w:rFonts w:hint="eastAsia" w:ascii="宋体" w:hAnsi="宋体" w:eastAsia="宋体"/>
+                <w:rFonts w:ascii="宋体" w:eastAsia="宋体" w:hAnsi="宋体" w:hint="eastAsia"/>
+                <w:szCs w:val="21"/>
+              </w:rPr>
+            </w:pPr>
+            <w:r>
+              <w:rPr>
+                <w:rFonts w:ascii="宋体" w:eastAsia="宋体" w:hAnsi="宋体" w:hint="eastAsia"/>
                 <w:szCs w:val="21"/>
               </w:rPr>
               <w:t>2、是否包含研究目的、方法、成果、结论及意义（不含图表、注释）</w:t>
@@ -605,7 +624,7 @@
               <w:spacing w:line="400" w:lineRule="exact"/>
               <w:jc w:val="left"/>
               <w:rPr>
-                <w:rFonts w:ascii="宋体" w:hAnsi="宋体" w:eastAsia="宋体"/>
+                <w:rFonts w:ascii="宋体" w:eastAsia="宋体" w:hAnsi="宋体" w:hint="eastAsia"/>
                 <w:szCs w:val="21"/>
               </w:rPr>
             </w:pPr>
@@ -620,7 +639,7 @@
               <w:spacing w:line="400" w:lineRule="exact"/>
               <w:jc w:val="left"/>
               <w:rPr>
-                <w:rFonts w:ascii="宋体" w:hAnsi="宋体" w:eastAsia="宋体"/>
+                <w:rFonts w:ascii="宋体" w:eastAsia="宋体" w:hAnsi="宋体" w:hint="eastAsia"/>
                 <w:szCs w:val="21"/>
               </w:rPr>
             </w:pPr>
@@ -628,37 +647,21 @@
         </w:tc>
       </w:tr>
       <w:tr>
-        <w:tblPrEx>
-          <w:tblBorders>
-            <w:top w:val="single" w:color="auto" w:sz="4" w:space="0"/>
-            <w:left w:val="single" w:color="auto" w:sz="4" w:space="0"/>
-            <w:bottom w:val="single" w:color="auto" w:sz="4" w:space="0"/>
-            <w:right w:val="single" w:color="auto" w:sz="4" w:space="0"/>
-            <w:insideH w:val="single" w:color="auto" w:sz="4" w:space="0"/>
-            <w:insideV w:val="single" w:color="auto" w:sz="4" w:space="0"/>
-          </w:tblBorders>
-          <w:tblCellMar>
-            <w:top w:w="0" w:type="dxa"/>
-            <w:left w:w="108" w:type="dxa"/>
-            <w:bottom w:w="0" w:type="dxa"/>
-            <w:right w:w="108" w:type="dxa"/>
-          </w:tblCellMar>
-        </w:tblPrEx>
         <w:trPr>
           <w:jc w:val="center"/>
         </w:trPr>
         <w:tc>
           <w:tcPr>
             <w:tcW w:w="559" w:type="dxa"/>
-            <w:vMerge w:val="continue"/>
-            <w:vAlign w:val="center"/>
-          </w:tcPr>
-          <w:p>
-            <w:pPr>
-              <w:spacing w:line="400" w:lineRule="exact"/>
-              <w:jc w:val="left"/>
-              <w:rPr>
-                <w:rFonts w:ascii="宋体" w:hAnsi="宋体" w:eastAsia="宋体"/>
+            <w:vMerge/>
+            <w:vAlign w:val="center"/>
+          </w:tcPr>
+          <w:p>
+            <w:pPr>
+              <w:spacing w:line="400" w:lineRule="exact"/>
+              <w:jc w:val="left"/>
+              <w:rPr>
+                <w:rFonts w:ascii="宋体" w:eastAsia="宋体" w:hAnsi="宋体" w:hint="eastAsia"/>
                 <w:szCs w:val="21"/>
               </w:rPr>
             </w:pPr>
@@ -667,7 +670,7 @@
         <w:tc>
           <w:tcPr>
             <w:tcW w:w="986" w:type="dxa"/>
-            <w:vMerge w:val="continue"/>
+            <w:vMerge/>
             <w:vAlign w:val="center"/>
           </w:tcPr>
           <w:p>
@@ -675,7 +678,7 @@
               <w:spacing w:line="400" w:lineRule="exact"/>
               <w:jc w:val="center"/>
               <w:rPr>
-                <w:rFonts w:ascii="宋体" w:hAnsi="宋体" w:eastAsia="宋体"/>
+                <w:rFonts w:ascii="宋体" w:eastAsia="宋体" w:hAnsi="宋体" w:hint="eastAsia"/>
                 <w:szCs w:val="21"/>
               </w:rPr>
             </w:pPr>
@@ -690,13 +693,13 @@
               <w:spacing w:line="400" w:lineRule="exact"/>
               <w:jc w:val="left"/>
               <w:rPr>
-                <w:rFonts w:ascii="宋体" w:hAnsi="宋体" w:eastAsia="宋体"/>
-                <w:szCs w:val="21"/>
-              </w:rPr>
-            </w:pPr>
-            <w:r>
-              <w:rPr>
-                <w:rFonts w:hint="eastAsia" w:ascii="宋体" w:hAnsi="宋体" w:eastAsia="宋体"/>
+                <w:rFonts w:ascii="宋体" w:eastAsia="宋体" w:hAnsi="宋体" w:hint="eastAsia"/>
+                <w:szCs w:val="21"/>
+              </w:rPr>
+            </w:pPr>
+            <w:r>
+              <w:rPr>
+                <w:rFonts w:ascii="宋体" w:eastAsia="宋体" w:hAnsi="宋体" w:hint="eastAsia"/>
                 <w:szCs w:val="21"/>
               </w:rPr>
               <w:t>3、中英文摘要的内容是否一致，格式和表达等是否符合英文习惯</w:t>
@@ -712,7 +715,7 @@
               <w:spacing w:line="400" w:lineRule="exact"/>
               <w:jc w:val="left"/>
               <w:rPr>
-                <w:rFonts w:ascii="宋体" w:hAnsi="宋体" w:eastAsia="宋体"/>
+                <w:rFonts w:ascii="宋体" w:eastAsia="宋体" w:hAnsi="宋体" w:hint="eastAsia"/>
                 <w:szCs w:val="21"/>
               </w:rPr>
             </w:pPr>
@@ -727,7 +730,7 @@
               <w:spacing w:line="400" w:lineRule="exact"/>
               <w:jc w:val="left"/>
               <w:rPr>
-                <w:rFonts w:ascii="宋体" w:hAnsi="宋体" w:eastAsia="宋体"/>
+                <w:rFonts w:ascii="宋体" w:eastAsia="宋体" w:hAnsi="宋体" w:hint="eastAsia"/>
                 <w:szCs w:val="21"/>
               </w:rPr>
             </w:pPr>
@@ -735,37 +738,21 @@
         </w:tc>
       </w:tr>
       <w:tr>
-        <w:tblPrEx>
-          <w:tblBorders>
-            <w:top w:val="single" w:color="auto" w:sz="4" w:space="0"/>
-            <w:left w:val="single" w:color="auto" w:sz="4" w:space="0"/>
-            <w:bottom w:val="single" w:color="auto" w:sz="4" w:space="0"/>
-            <w:right w:val="single" w:color="auto" w:sz="4" w:space="0"/>
-            <w:insideH w:val="single" w:color="auto" w:sz="4" w:space="0"/>
-            <w:insideV w:val="single" w:color="auto" w:sz="4" w:space="0"/>
-          </w:tblBorders>
-          <w:tblCellMar>
-            <w:top w:w="0" w:type="dxa"/>
-            <w:left w:w="108" w:type="dxa"/>
-            <w:bottom w:w="0" w:type="dxa"/>
-            <w:right w:w="108" w:type="dxa"/>
-          </w:tblCellMar>
-        </w:tblPrEx>
         <w:trPr>
           <w:jc w:val="center"/>
         </w:trPr>
         <w:tc>
           <w:tcPr>
             <w:tcW w:w="559" w:type="dxa"/>
-            <w:vMerge w:val="continue"/>
-            <w:vAlign w:val="center"/>
-          </w:tcPr>
-          <w:p>
-            <w:pPr>
-              <w:spacing w:line="400" w:lineRule="exact"/>
-              <w:jc w:val="left"/>
-              <w:rPr>
-                <w:rFonts w:ascii="宋体" w:hAnsi="宋体" w:eastAsia="宋体"/>
+            <w:vMerge/>
+            <w:vAlign w:val="center"/>
+          </w:tcPr>
+          <w:p>
+            <w:pPr>
+              <w:spacing w:line="400" w:lineRule="exact"/>
+              <w:jc w:val="left"/>
+              <w:rPr>
+                <w:rFonts w:ascii="宋体" w:eastAsia="宋体" w:hAnsi="宋体" w:hint="eastAsia"/>
                 <w:szCs w:val="21"/>
               </w:rPr>
             </w:pPr>
@@ -782,13 +769,13 @@
               <w:spacing w:line="400" w:lineRule="exact"/>
               <w:jc w:val="center"/>
               <w:rPr>
-                <w:rFonts w:ascii="宋体" w:hAnsi="宋体" w:eastAsia="宋体"/>
-                <w:szCs w:val="21"/>
-              </w:rPr>
-            </w:pPr>
-            <w:r>
-              <w:rPr>
-                <w:rFonts w:hint="eastAsia" w:ascii="宋体" w:hAnsi="宋体" w:eastAsia="宋体"/>
+                <w:rFonts w:ascii="宋体" w:eastAsia="宋体" w:hAnsi="宋体" w:hint="eastAsia"/>
+                <w:szCs w:val="21"/>
+              </w:rPr>
+            </w:pPr>
+            <w:r>
+              <w:rPr>
+                <w:rFonts w:ascii="宋体" w:eastAsia="宋体" w:hAnsi="宋体" w:hint="eastAsia"/>
                 <w:szCs w:val="21"/>
               </w:rPr>
               <w:t>目录</w:t>
@@ -804,13 +791,13 @@
               <w:spacing w:line="400" w:lineRule="exact"/>
               <w:jc w:val="left"/>
               <w:rPr>
-                <w:rFonts w:ascii="宋体" w:hAnsi="宋体" w:eastAsia="宋体"/>
-                <w:szCs w:val="21"/>
-              </w:rPr>
-            </w:pPr>
-            <w:r>
-              <w:rPr>
-                <w:rFonts w:hint="eastAsia" w:ascii="宋体" w:hAnsi="宋体" w:eastAsia="宋体"/>
+                <w:rFonts w:ascii="宋体" w:eastAsia="宋体" w:hAnsi="宋体" w:hint="eastAsia"/>
+                <w:szCs w:val="21"/>
+              </w:rPr>
+            </w:pPr>
+            <w:r>
+              <w:rPr>
+                <w:rFonts w:ascii="宋体" w:eastAsia="宋体" w:hAnsi="宋体" w:hint="eastAsia"/>
                 <w:szCs w:val="21"/>
               </w:rPr>
               <w:t>1、是否按文内的章节标题依次排列、简明扼要</w:t>
@@ -826,7 +813,7 @@
               <w:spacing w:line="400" w:lineRule="exact"/>
               <w:jc w:val="left"/>
               <w:rPr>
-                <w:rFonts w:ascii="宋体" w:hAnsi="宋体" w:eastAsia="宋体"/>
+                <w:rFonts w:ascii="宋体" w:eastAsia="宋体" w:hAnsi="宋体" w:hint="eastAsia"/>
                 <w:szCs w:val="21"/>
               </w:rPr>
             </w:pPr>
@@ -841,7 +828,7 @@
               <w:spacing w:line="400" w:lineRule="exact"/>
               <w:jc w:val="left"/>
               <w:rPr>
-                <w:rFonts w:ascii="宋体" w:hAnsi="宋体" w:eastAsia="宋体"/>
+                <w:rFonts w:ascii="宋体" w:eastAsia="宋体" w:hAnsi="宋体" w:hint="eastAsia"/>
                 <w:szCs w:val="21"/>
               </w:rPr>
             </w:pPr>
@@ -849,37 +836,21 @@
         </w:tc>
       </w:tr>
       <w:tr>
-        <w:tblPrEx>
-          <w:tblBorders>
-            <w:top w:val="single" w:color="auto" w:sz="4" w:space="0"/>
-            <w:left w:val="single" w:color="auto" w:sz="4" w:space="0"/>
-            <w:bottom w:val="single" w:color="auto" w:sz="4" w:space="0"/>
-            <w:right w:val="single" w:color="auto" w:sz="4" w:space="0"/>
-            <w:insideH w:val="single" w:color="auto" w:sz="4" w:space="0"/>
-            <w:insideV w:val="single" w:color="auto" w:sz="4" w:space="0"/>
-          </w:tblBorders>
-          <w:tblCellMar>
-            <w:top w:w="0" w:type="dxa"/>
-            <w:left w:w="108" w:type="dxa"/>
-            <w:bottom w:w="0" w:type="dxa"/>
-            <w:right w:w="108" w:type="dxa"/>
-          </w:tblCellMar>
-        </w:tblPrEx>
         <w:trPr>
           <w:jc w:val="center"/>
         </w:trPr>
         <w:tc>
           <w:tcPr>
             <w:tcW w:w="559" w:type="dxa"/>
-            <w:vMerge w:val="continue"/>
-            <w:vAlign w:val="center"/>
-          </w:tcPr>
-          <w:p>
-            <w:pPr>
-              <w:spacing w:line="400" w:lineRule="exact"/>
-              <w:jc w:val="left"/>
-              <w:rPr>
-                <w:rFonts w:ascii="宋体" w:hAnsi="宋体" w:eastAsia="宋体"/>
+            <w:vMerge/>
+            <w:vAlign w:val="center"/>
+          </w:tcPr>
+          <w:p>
+            <w:pPr>
+              <w:spacing w:line="400" w:lineRule="exact"/>
+              <w:jc w:val="left"/>
+              <w:rPr>
+                <w:rFonts w:ascii="宋体" w:eastAsia="宋体" w:hAnsi="宋体" w:hint="eastAsia"/>
                 <w:szCs w:val="21"/>
               </w:rPr>
             </w:pPr>
@@ -888,7 +859,7 @@
         <w:tc>
           <w:tcPr>
             <w:tcW w:w="986" w:type="dxa"/>
-            <w:vMerge w:val="continue"/>
+            <w:vMerge/>
             <w:vAlign w:val="center"/>
           </w:tcPr>
           <w:p>
@@ -896,7 +867,7 @@
               <w:spacing w:line="400" w:lineRule="exact"/>
               <w:jc w:val="center"/>
               <w:rPr>
-                <w:rFonts w:ascii="宋体" w:hAnsi="宋体" w:eastAsia="宋体"/>
+                <w:rFonts w:ascii="宋体" w:eastAsia="宋体" w:hAnsi="宋体" w:hint="eastAsia"/>
                 <w:szCs w:val="21"/>
               </w:rPr>
             </w:pPr>
@@ -911,13 +882,13 @@
               <w:spacing w:line="400" w:lineRule="exact"/>
               <w:jc w:val="left"/>
               <w:rPr>
-                <w:rFonts w:ascii="宋体" w:hAnsi="宋体" w:eastAsia="宋体"/>
-                <w:szCs w:val="21"/>
-              </w:rPr>
-            </w:pPr>
-            <w:r>
-              <w:rPr>
-                <w:rFonts w:hint="eastAsia" w:ascii="宋体" w:hAnsi="宋体" w:eastAsia="宋体"/>
+                <w:rFonts w:ascii="宋体" w:eastAsia="宋体" w:hAnsi="宋体" w:hint="eastAsia"/>
+                <w:szCs w:val="21"/>
+              </w:rPr>
+            </w:pPr>
+            <w:r>
+              <w:rPr>
+                <w:rFonts w:ascii="宋体" w:eastAsia="宋体" w:hAnsi="宋体" w:hint="eastAsia"/>
                 <w:szCs w:val="21"/>
               </w:rPr>
               <w:t>2、目录格式是否规范（参照模板）</w:t>
@@ -933,7 +904,7 @@
               <w:spacing w:line="400" w:lineRule="exact"/>
               <w:jc w:val="left"/>
               <w:rPr>
-                <w:rFonts w:ascii="宋体" w:hAnsi="宋体" w:eastAsia="宋体"/>
+                <w:rFonts w:ascii="宋体" w:eastAsia="宋体" w:hAnsi="宋体" w:hint="eastAsia"/>
                 <w:szCs w:val="21"/>
               </w:rPr>
             </w:pPr>
@@ -948,7 +919,7 @@
               <w:spacing w:line="400" w:lineRule="exact"/>
               <w:jc w:val="left"/>
               <w:rPr>
-                <w:rFonts w:ascii="宋体" w:hAnsi="宋体" w:eastAsia="宋体"/>
+                <w:rFonts w:ascii="宋体" w:eastAsia="宋体" w:hAnsi="宋体" w:hint="eastAsia"/>
                 <w:szCs w:val="21"/>
               </w:rPr>
             </w:pPr>
@@ -956,37 +927,21 @@
         </w:tc>
       </w:tr>
       <w:tr>
-        <w:tblPrEx>
-          <w:tblBorders>
-            <w:top w:val="single" w:color="auto" w:sz="4" w:space="0"/>
-            <w:left w:val="single" w:color="auto" w:sz="4" w:space="0"/>
-            <w:bottom w:val="single" w:color="auto" w:sz="4" w:space="0"/>
-            <w:right w:val="single" w:color="auto" w:sz="4" w:space="0"/>
-            <w:insideH w:val="single" w:color="auto" w:sz="4" w:space="0"/>
-            <w:insideV w:val="single" w:color="auto" w:sz="4" w:space="0"/>
-          </w:tblBorders>
-          <w:tblCellMar>
-            <w:top w:w="0" w:type="dxa"/>
-            <w:left w:w="108" w:type="dxa"/>
-            <w:bottom w:w="0" w:type="dxa"/>
-            <w:right w:w="108" w:type="dxa"/>
-          </w:tblCellMar>
-        </w:tblPrEx>
         <w:trPr>
           <w:jc w:val="center"/>
         </w:trPr>
         <w:tc>
           <w:tcPr>
             <w:tcW w:w="559" w:type="dxa"/>
-            <w:vMerge w:val="continue"/>
-            <w:vAlign w:val="center"/>
-          </w:tcPr>
-          <w:p>
-            <w:pPr>
-              <w:spacing w:line="400" w:lineRule="exact"/>
-              <w:jc w:val="left"/>
-              <w:rPr>
-                <w:rFonts w:ascii="宋体" w:hAnsi="宋体" w:eastAsia="宋体"/>
+            <w:vMerge/>
+            <w:vAlign w:val="center"/>
+          </w:tcPr>
+          <w:p>
+            <w:pPr>
+              <w:spacing w:line="400" w:lineRule="exact"/>
+              <w:jc w:val="left"/>
+              <w:rPr>
+                <w:rFonts w:ascii="宋体" w:eastAsia="宋体" w:hAnsi="宋体" w:hint="eastAsia"/>
                 <w:szCs w:val="21"/>
               </w:rPr>
             </w:pPr>
@@ -1003,13 +958,13 @@
               <w:spacing w:line="400" w:lineRule="exact"/>
               <w:jc w:val="center"/>
               <w:rPr>
-                <w:rFonts w:ascii="宋体" w:hAnsi="宋体" w:eastAsia="宋体"/>
-                <w:szCs w:val="21"/>
-              </w:rPr>
-            </w:pPr>
-            <w:r>
-              <w:rPr>
-                <w:rFonts w:hint="eastAsia" w:ascii="宋体" w:hAnsi="宋体" w:eastAsia="宋体"/>
+                <w:rFonts w:ascii="宋体" w:eastAsia="宋体" w:hAnsi="宋体" w:hint="eastAsia"/>
+                <w:szCs w:val="21"/>
+              </w:rPr>
+            </w:pPr>
+            <w:r>
+              <w:rPr>
+                <w:rFonts w:ascii="宋体" w:eastAsia="宋体" w:hAnsi="宋体" w:hint="eastAsia"/>
                 <w:szCs w:val="21"/>
               </w:rPr>
               <w:t>关键词</w:t>
@@ -1025,13 +980,13 @@
               <w:spacing w:line="400" w:lineRule="exact"/>
               <w:jc w:val="left"/>
               <w:rPr>
-                <w:rFonts w:ascii="宋体" w:hAnsi="宋体" w:eastAsia="宋体"/>
-                <w:szCs w:val="21"/>
-              </w:rPr>
-            </w:pPr>
-            <w:r>
-              <w:rPr>
-                <w:rFonts w:hint="eastAsia" w:ascii="宋体" w:hAnsi="宋体" w:eastAsia="宋体"/>
+                <w:rFonts w:ascii="宋体" w:eastAsia="宋体" w:hAnsi="宋体" w:hint="eastAsia"/>
+                <w:szCs w:val="21"/>
+              </w:rPr>
+            </w:pPr>
+            <w:r>
+              <w:rPr>
+                <w:rFonts w:ascii="宋体" w:eastAsia="宋体" w:hAnsi="宋体" w:hint="eastAsia"/>
                 <w:szCs w:val="21"/>
               </w:rPr>
               <w:t>1、关键词能否反映论文的主要研究内容</w:t>
@@ -1047,7 +1002,7 @@
               <w:spacing w:line="400" w:lineRule="exact"/>
               <w:jc w:val="left"/>
               <w:rPr>
-                <w:rFonts w:ascii="宋体" w:hAnsi="宋体" w:eastAsia="宋体"/>
+                <w:rFonts w:ascii="宋体" w:eastAsia="宋体" w:hAnsi="宋体" w:hint="eastAsia"/>
                 <w:szCs w:val="21"/>
               </w:rPr>
             </w:pPr>
@@ -1062,7 +1017,7 @@
               <w:spacing w:line="400" w:lineRule="exact"/>
               <w:jc w:val="left"/>
               <w:rPr>
-                <w:rFonts w:ascii="宋体" w:hAnsi="宋体" w:eastAsia="宋体"/>
+                <w:rFonts w:ascii="宋体" w:eastAsia="宋体" w:hAnsi="宋体" w:hint="eastAsia"/>
                 <w:szCs w:val="21"/>
               </w:rPr>
             </w:pPr>
@@ -1070,37 +1025,21 @@
         </w:tc>
       </w:tr>
       <w:tr>
-        <w:tblPrEx>
-          <w:tblBorders>
-            <w:top w:val="single" w:color="auto" w:sz="4" w:space="0"/>
-            <w:left w:val="single" w:color="auto" w:sz="4" w:space="0"/>
-            <w:bottom w:val="single" w:color="auto" w:sz="4" w:space="0"/>
-            <w:right w:val="single" w:color="auto" w:sz="4" w:space="0"/>
-            <w:insideH w:val="single" w:color="auto" w:sz="4" w:space="0"/>
-            <w:insideV w:val="single" w:color="auto" w:sz="4" w:space="0"/>
-          </w:tblBorders>
-          <w:tblCellMar>
-            <w:top w:w="0" w:type="dxa"/>
-            <w:left w:w="108" w:type="dxa"/>
-            <w:bottom w:w="0" w:type="dxa"/>
-            <w:right w:w="108" w:type="dxa"/>
-          </w:tblCellMar>
-        </w:tblPrEx>
         <w:trPr>
           <w:jc w:val="center"/>
         </w:trPr>
         <w:tc>
           <w:tcPr>
             <w:tcW w:w="559" w:type="dxa"/>
-            <w:vMerge w:val="continue"/>
-            <w:vAlign w:val="center"/>
-          </w:tcPr>
-          <w:p>
-            <w:pPr>
-              <w:spacing w:line="400" w:lineRule="exact"/>
-              <w:jc w:val="left"/>
-              <w:rPr>
-                <w:rFonts w:ascii="宋体" w:hAnsi="宋体" w:eastAsia="宋体"/>
+            <w:vMerge/>
+            <w:vAlign w:val="center"/>
+          </w:tcPr>
+          <w:p>
+            <w:pPr>
+              <w:spacing w:line="400" w:lineRule="exact"/>
+              <w:jc w:val="left"/>
+              <w:rPr>
+                <w:rFonts w:ascii="宋体" w:eastAsia="宋体" w:hAnsi="宋体" w:hint="eastAsia"/>
                 <w:szCs w:val="21"/>
               </w:rPr>
             </w:pPr>
@@ -1109,7 +1048,7 @@
         <w:tc>
           <w:tcPr>
             <w:tcW w:w="986" w:type="dxa"/>
-            <w:vMerge w:val="continue"/>
+            <w:vMerge/>
             <w:vAlign w:val="center"/>
           </w:tcPr>
           <w:p>
@@ -1117,7 +1056,7 @@
               <w:spacing w:line="400" w:lineRule="exact"/>
               <w:jc w:val="center"/>
               <w:rPr>
-                <w:rFonts w:ascii="宋体" w:hAnsi="宋体" w:eastAsia="宋体"/>
+                <w:rFonts w:ascii="宋体" w:eastAsia="宋体" w:hAnsi="宋体" w:hint="eastAsia"/>
                 <w:szCs w:val="21"/>
               </w:rPr>
             </w:pPr>
@@ -1132,13 +1071,13 @@
               <w:spacing w:line="400" w:lineRule="exact"/>
               <w:jc w:val="left"/>
               <w:rPr>
-                <w:rFonts w:ascii="宋体" w:hAnsi="宋体" w:eastAsia="宋体"/>
-                <w:szCs w:val="21"/>
-              </w:rPr>
-            </w:pPr>
-            <w:r>
-              <w:rPr>
-                <w:rFonts w:hint="eastAsia" w:ascii="宋体" w:hAnsi="宋体" w:eastAsia="宋体"/>
+                <w:rFonts w:ascii="宋体" w:eastAsia="宋体" w:hAnsi="宋体" w:hint="eastAsia"/>
+                <w:szCs w:val="21"/>
+              </w:rPr>
+            </w:pPr>
+            <w:r>
+              <w:rPr>
+                <w:rFonts w:ascii="宋体" w:eastAsia="宋体" w:hAnsi="宋体" w:hint="eastAsia"/>
                 <w:szCs w:val="21"/>
               </w:rPr>
               <w:t>2、关键词是否为通用词汇，不得自造词汇</w:t>
@@ -1154,7 +1093,7 @@
               <w:spacing w:line="400" w:lineRule="exact"/>
               <w:jc w:val="left"/>
               <w:rPr>
-                <w:rFonts w:ascii="宋体" w:hAnsi="宋体" w:eastAsia="宋体"/>
+                <w:rFonts w:ascii="宋体" w:eastAsia="宋体" w:hAnsi="宋体" w:hint="eastAsia"/>
                 <w:szCs w:val="21"/>
               </w:rPr>
             </w:pPr>
@@ -1169,7 +1108,7 @@
               <w:spacing w:line="400" w:lineRule="exact"/>
               <w:jc w:val="left"/>
               <w:rPr>
-                <w:rFonts w:ascii="宋体" w:hAnsi="宋体" w:eastAsia="宋体"/>
+                <w:rFonts w:ascii="宋体" w:eastAsia="宋体" w:hAnsi="宋体" w:hint="eastAsia"/>
                 <w:szCs w:val="21"/>
               </w:rPr>
             </w:pPr>
@@ -1177,37 +1116,21 @@
         </w:tc>
       </w:tr>
       <w:tr>
-        <w:tblPrEx>
-          <w:tblBorders>
-            <w:top w:val="single" w:color="auto" w:sz="4" w:space="0"/>
-            <w:left w:val="single" w:color="auto" w:sz="4" w:space="0"/>
-            <w:bottom w:val="single" w:color="auto" w:sz="4" w:space="0"/>
-            <w:right w:val="single" w:color="auto" w:sz="4" w:space="0"/>
-            <w:insideH w:val="single" w:color="auto" w:sz="4" w:space="0"/>
-            <w:insideV w:val="single" w:color="auto" w:sz="4" w:space="0"/>
-          </w:tblBorders>
-          <w:tblCellMar>
-            <w:top w:w="0" w:type="dxa"/>
-            <w:left w:w="108" w:type="dxa"/>
-            <w:bottom w:w="0" w:type="dxa"/>
-            <w:right w:w="108" w:type="dxa"/>
-          </w:tblCellMar>
-        </w:tblPrEx>
         <w:trPr>
           <w:jc w:val="center"/>
         </w:trPr>
         <w:tc>
           <w:tcPr>
             <w:tcW w:w="559" w:type="dxa"/>
-            <w:vMerge w:val="continue"/>
-            <w:vAlign w:val="center"/>
-          </w:tcPr>
-          <w:p>
-            <w:pPr>
-              <w:spacing w:line="400" w:lineRule="exact"/>
-              <w:jc w:val="left"/>
-              <w:rPr>
-                <w:rFonts w:ascii="宋体" w:hAnsi="宋体" w:eastAsia="宋体"/>
+            <w:vMerge/>
+            <w:vAlign w:val="center"/>
+          </w:tcPr>
+          <w:p>
+            <w:pPr>
+              <w:spacing w:line="400" w:lineRule="exact"/>
+              <w:jc w:val="left"/>
+              <w:rPr>
+                <w:rFonts w:ascii="宋体" w:eastAsia="宋体" w:hAnsi="宋体" w:hint="eastAsia"/>
                 <w:szCs w:val="21"/>
               </w:rPr>
             </w:pPr>
@@ -1216,7 +1139,7 @@
         <w:tc>
           <w:tcPr>
             <w:tcW w:w="986" w:type="dxa"/>
-            <w:vMerge w:val="continue"/>
+            <w:vMerge/>
             <w:vAlign w:val="center"/>
           </w:tcPr>
           <w:p>
@@ -1224,7 +1147,7 @@
               <w:spacing w:line="400" w:lineRule="exact"/>
               <w:jc w:val="center"/>
               <w:rPr>
-                <w:rFonts w:ascii="宋体" w:hAnsi="宋体" w:eastAsia="宋体"/>
+                <w:rFonts w:ascii="宋体" w:eastAsia="宋体" w:hAnsi="宋体" w:hint="eastAsia"/>
                 <w:szCs w:val="21"/>
               </w:rPr>
             </w:pPr>
@@ -1239,27 +1162,27 @@
               <w:spacing w:line="400" w:lineRule="exact"/>
               <w:jc w:val="left"/>
               <w:rPr>
-                <w:rFonts w:ascii="宋体" w:hAnsi="宋体" w:eastAsia="宋体"/>
-                <w:szCs w:val="21"/>
-              </w:rPr>
-            </w:pPr>
-            <w:r>
-              <w:rPr>
-                <w:rFonts w:hint="eastAsia" w:ascii="宋体" w:hAnsi="宋体" w:eastAsia="宋体"/>
+                <w:rFonts w:ascii="宋体" w:eastAsia="宋体" w:hAnsi="宋体" w:hint="eastAsia"/>
+                <w:szCs w:val="21"/>
+              </w:rPr>
+            </w:pPr>
+            <w:r>
+              <w:rPr>
+                <w:rFonts w:ascii="宋体" w:eastAsia="宋体" w:hAnsi="宋体" w:hint="eastAsia"/>
                 <w:szCs w:val="21"/>
               </w:rPr>
               <w:t>3、关键词个数为4-</w:t>
             </w:r>
             <w:r>
               <w:rPr>
-                <w:rFonts w:ascii="宋体" w:hAnsi="宋体" w:eastAsia="宋体"/>
+                <w:rFonts w:ascii="宋体" w:eastAsia="宋体" w:hAnsi="宋体"/>
                 <w:szCs w:val="21"/>
               </w:rPr>
               <w:t>6</w:t>
             </w:r>
             <w:r>
               <w:rPr>
-                <w:rFonts w:hint="eastAsia" w:ascii="宋体" w:hAnsi="宋体" w:eastAsia="宋体"/>
+                <w:rFonts w:ascii="宋体" w:eastAsia="宋体" w:hAnsi="宋体" w:hint="eastAsia"/>
                 <w:szCs w:val="21"/>
               </w:rPr>
               <w:t>个</w:t>
@@ -1275,7 +1198,7 @@
               <w:spacing w:line="400" w:lineRule="exact"/>
               <w:jc w:val="left"/>
               <w:rPr>
-                <w:rFonts w:ascii="宋体" w:hAnsi="宋体" w:eastAsia="宋体"/>
+                <w:rFonts w:ascii="宋体" w:eastAsia="宋体" w:hAnsi="宋体" w:hint="eastAsia"/>
                 <w:szCs w:val="21"/>
               </w:rPr>
             </w:pPr>
@@ -1290,7 +1213,7 @@
               <w:spacing w:line="400" w:lineRule="exact"/>
               <w:jc w:val="left"/>
               <w:rPr>
-                <w:rFonts w:ascii="宋体" w:hAnsi="宋体" w:eastAsia="宋体"/>
+                <w:rFonts w:ascii="宋体" w:eastAsia="宋体" w:hAnsi="宋体" w:hint="eastAsia"/>
                 <w:szCs w:val="21"/>
               </w:rPr>
             </w:pPr>
@@ -1298,37 +1221,21 @@
         </w:tc>
       </w:tr>
       <w:tr>
-        <w:tblPrEx>
-          <w:tblBorders>
-            <w:top w:val="single" w:color="auto" w:sz="4" w:space="0"/>
-            <w:left w:val="single" w:color="auto" w:sz="4" w:space="0"/>
-            <w:bottom w:val="single" w:color="auto" w:sz="4" w:space="0"/>
-            <w:right w:val="single" w:color="auto" w:sz="4" w:space="0"/>
-            <w:insideH w:val="single" w:color="auto" w:sz="4" w:space="0"/>
-            <w:insideV w:val="single" w:color="auto" w:sz="4" w:space="0"/>
-          </w:tblBorders>
-          <w:tblCellMar>
-            <w:top w:w="0" w:type="dxa"/>
-            <w:left w:w="108" w:type="dxa"/>
-            <w:bottom w:w="0" w:type="dxa"/>
-            <w:right w:w="108" w:type="dxa"/>
-          </w:tblCellMar>
-        </w:tblPrEx>
         <w:trPr>
           <w:jc w:val="center"/>
         </w:trPr>
         <w:tc>
           <w:tcPr>
             <w:tcW w:w="559" w:type="dxa"/>
-            <w:vMerge w:val="continue"/>
-            <w:vAlign w:val="center"/>
-          </w:tcPr>
-          <w:p>
-            <w:pPr>
-              <w:spacing w:line="400" w:lineRule="exact"/>
-              <w:jc w:val="left"/>
-              <w:rPr>
-                <w:rFonts w:ascii="宋体" w:hAnsi="宋体" w:eastAsia="宋体"/>
+            <w:vMerge/>
+            <w:vAlign w:val="center"/>
+          </w:tcPr>
+          <w:p>
+            <w:pPr>
+              <w:spacing w:line="400" w:lineRule="exact"/>
+              <w:jc w:val="left"/>
+              <w:rPr>
+                <w:rFonts w:ascii="宋体" w:eastAsia="宋体" w:hAnsi="宋体" w:hint="eastAsia"/>
                 <w:szCs w:val="21"/>
               </w:rPr>
             </w:pPr>
@@ -1345,13 +1252,13 @@
               <w:spacing w:line="400" w:lineRule="exact"/>
               <w:jc w:val="center"/>
               <w:rPr>
-                <w:rFonts w:ascii="宋体" w:hAnsi="宋体" w:eastAsia="宋体"/>
-                <w:szCs w:val="21"/>
-              </w:rPr>
-            </w:pPr>
-            <w:r>
-              <w:rPr>
-                <w:rFonts w:hint="eastAsia" w:ascii="宋体" w:hAnsi="宋体" w:eastAsia="宋体"/>
+                <w:rFonts w:ascii="宋体" w:eastAsia="宋体" w:hAnsi="宋体" w:hint="eastAsia"/>
+                <w:szCs w:val="21"/>
+              </w:rPr>
+            </w:pPr>
+            <w:r>
+              <w:rPr>
+                <w:rFonts w:ascii="宋体" w:eastAsia="宋体" w:hAnsi="宋体" w:hint="eastAsia"/>
                 <w:szCs w:val="21"/>
               </w:rPr>
               <w:t>绪论或导论（如有）</w:t>
@@ -1367,13 +1274,13 @@
               <w:spacing w:line="400" w:lineRule="exact"/>
               <w:jc w:val="left"/>
               <w:rPr>
-                <w:rFonts w:ascii="宋体" w:hAnsi="宋体" w:eastAsia="宋体"/>
-                <w:szCs w:val="21"/>
-              </w:rPr>
-            </w:pPr>
-            <w:r>
-              <w:rPr>
-                <w:rFonts w:hint="eastAsia" w:ascii="宋体" w:hAnsi="宋体" w:eastAsia="宋体"/>
+                <w:rFonts w:ascii="宋体" w:eastAsia="宋体" w:hAnsi="宋体" w:hint="eastAsia"/>
+                <w:szCs w:val="21"/>
+              </w:rPr>
+            </w:pPr>
+            <w:r>
+              <w:rPr>
+                <w:rFonts w:ascii="宋体" w:eastAsia="宋体" w:hAnsi="宋体" w:hint="eastAsia"/>
                 <w:szCs w:val="21"/>
               </w:rPr>
               <w:t>1、是否阐明选题意义、目的</w:t>
@@ -1389,7 +1296,7 @@
               <w:spacing w:line="400" w:lineRule="exact"/>
               <w:jc w:val="left"/>
               <w:rPr>
-                <w:rFonts w:ascii="宋体" w:hAnsi="宋体" w:eastAsia="宋体"/>
+                <w:rFonts w:ascii="宋体" w:eastAsia="宋体" w:hAnsi="宋体" w:hint="eastAsia"/>
                 <w:szCs w:val="21"/>
               </w:rPr>
             </w:pPr>
@@ -1404,7 +1311,7 @@
               <w:spacing w:line="400" w:lineRule="exact"/>
               <w:jc w:val="left"/>
               <w:rPr>
-                <w:rFonts w:ascii="宋体" w:hAnsi="宋体" w:eastAsia="宋体"/>
+                <w:rFonts w:ascii="宋体" w:eastAsia="宋体" w:hAnsi="宋体" w:hint="eastAsia"/>
                 <w:szCs w:val="21"/>
               </w:rPr>
             </w:pPr>
@@ -1412,37 +1319,21 @@
         </w:tc>
       </w:tr>
       <w:tr>
-        <w:tblPrEx>
-          <w:tblBorders>
-            <w:top w:val="single" w:color="auto" w:sz="4" w:space="0"/>
-            <w:left w:val="single" w:color="auto" w:sz="4" w:space="0"/>
-            <w:bottom w:val="single" w:color="auto" w:sz="4" w:space="0"/>
-            <w:right w:val="single" w:color="auto" w:sz="4" w:space="0"/>
-            <w:insideH w:val="single" w:color="auto" w:sz="4" w:space="0"/>
-            <w:insideV w:val="single" w:color="auto" w:sz="4" w:space="0"/>
-          </w:tblBorders>
-          <w:tblCellMar>
-            <w:top w:w="0" w:type="dxa"/>
-            <w:left w:w="108" w:type="dxa"/>
-            <w:bottom w:w="0" w:type="dxa"/>
-            <w:right w:w="108" w:type="dxa"/>
-          </w:tblCellMar>
-        </w:tblPrEx>
         <w:trPr>
           <w:jc w:val="center"/>
         </w:trPr>
         <w:tc>
           <w:tcPr>
             <w:tcW w:w="559" w:type="dxa"/>
-            <w:vMerge w:val="continue"/>
-            <w:vAlign w:val="center"/>
-          </w:tcPr>
-          <w:p>
-            <w:pPr>
-              <w:spacing w:line="400" w:lineRule="exact"/>
-              <w:jc w:val="left"/>
-              <w:rPr>
-                <w:rFonts w:ascii="宋体" w:hAnsi="宋体" w:eastAsia="宋体"/>
+            <w:vMerge/>
+            <w:vAlign w:val="center"/>
+          </w:tcPr>
+          <w:p>
+            <w:pPr>
+              <w:spacing w:line="400" w:lineRule="exact"/>
+              <w:jc w:val="left"/>
+              <w:rPr>
+                <w:rFonts w:ascii="宋体" w:eastAsia="宋体" w:hAnsi="宋体" w:hint="eastAsia"/>
                 <w:szCs w:val="21"/>
               </w:rPr>
             </w:pPr>
@@ -1451,7 +1342,7 @@
         <w:tc>
           <w:tcPr>
             <w:tcW w:w="986" w:type="dxa"/>
-            <w:vMerge w:val="continue"/>
+            <w:vMerge/>
             <w:vAlign w:val="center"/>
           </w:tcPr>
           <w:p>
@@ -1459,7 +1350,7 @@
               <w:spacing w:line="400" w:lineRule="exact"/>
               <w:jc w:val="center"/>
               <w:rPr>
-                <w:rFonts w:ascii="宋体" w:hAnsi="宋体" w:eastAsia="宋体"/>
+                <w:rFonts w:ascii="宋体" w:eastAsia="宋体" w:hAnsi="宋体" w:hint="eastAsia"/>
                 <w:szCs w:val="21"/>
               </w:rPr>
             </w:pPr>
@@ -1474,13 +1365,13 @@
               <w:spacing w:line="400" w:lineRule="exact"/>
               <w:jc w:val="left"/>
               <w:rPr>
-                <w:rFonts w:ascii="宋体" w:hAnsi="宋体" w:eastAsia="宋体"/>
-                <w:szCs w:val="21"/>
-              </w:rPr>
-            </w:pPr>
-            <w:r>
-              <w:rPr>
-                <w:rFonts w:hint="eastAsia" w:ascii="宋体" w:hAnsi="宋体" w:eastAsia="宋体"/>
+                <w:rFonts w:ascii="宋体" w:eastAsia="宋体" w:hAnsi="宋体" w:hint="eastAsia"/>
+                <w:szCs w:val="21"/>
+              </w:rPr>
+            </w:pPr>
+            <w:r>
+              <w:rPr>
+                <w:rFonts w:ascii="宋体" w:eastAsia="宋体" w:hAnsi="宋体" w:hint="eastAsia"/>
                 <w:szCs w:val="21"/>
               </w:rPr>
               <w:t>2、国内外文献综述是否围绕研究展开，格式是否恰当</w:t>
@@ -1496,7 +1387,7 @@
               <w:spacing w:line="400" w:lineRule="exact"/>
               <w:jc w:val="left"/>
               <w:rPr>
-                <w:rFonts w:ascii="宋体" w:hAnsi="宋体" w:eastAsia="宋体"/>
+                <w:rFonts w:ascii="宋体" w:eastAsia="宋体" w:hAnsi="宋体" w:hint="eastAsia"/>
                 <w:szCs w:val="21"/>
               </w:rPr>
             </w:pPr>
@@ -1511,7 +1402,7 @@
               <w:spacing w:line="400" w:lineRule="exact"/>
               <w:jc w:val="left"/>
               <w:rPr>
-                <w:rFonts w:ascii="宋体" w:hAnsi="宋体" w:eastAsia="宋体"/>
+                <w:rFonts w:ascii="宋体" w:eastAsia="宋体" w:hAnsi="宋体" w:hint="eastAsia"/>
                 <w:szCs w:val="21"/>
               </w:rPr>
             </w:pPr>
@@ -1519,37 +1410,21 @@
         </w:tc>
       </w:tr>
       <w:tr>
-        <w:tblPrEx>
-          <w:tblBorders>
-            <w:top w:val="single" w:color="auto" w:sz="4" w:space="0"/>
-            <w:left w:val="single" w:color="auto" w:sz="4" w:space="0"/>
-            <w:bottom w:val="single" w:color="auto" w:sz="4" w:space="0"/>
-            <w:right w:val="single" w:color="auto" w:sz="4" w:space="0"/>
-            <w:insideH w:val="single" w:color="auto" w:sz="4" w:space="0"/>
-            <w:insideV w:val="single" w:color="auto" w:sz="4" w:space="0"/>
-          </w:tblBorders>
-          <w:tblCellMar>
-            <w:top w:w="0" w:type="dxa"/>
-            <w:left w:w="108" w:type="dxa"/>
-            <w:bottom w:w="0" w:type="dxa"/>
-            <w:right w:w="108" w:type="dxa"/>
-          </w:tblCellMar>
-        </w:tblPrEx>
         <w:trPr>
           <w:jc w:val="center"/>
         </w:trPr>
         <w:tc>
           <w:tcPr>
             <w:tcW w:w="559" w:type="dxa"/>
-            <w:vMerge w:val="continue"/>
-            <w:vAlign w:val="center"/>
-          </w:tcPr>
-          <w:p>
-            <w:pPr>
-              <w:spacing w:line="400" w:lineRule="exact"/>
-              <w:jc w:val="left"/>
-              <w:rPr>
-                <w:rFonts w:ascii="宋体" w:hAnsi="宋体" w:eastAsia="宋体"/>
+            <w:vMerge/>
+            <w:vAlign w:val="center"/>
+          </w:tcPr>
+          <w:p>
+            <w:pPr>
+              <w:spacing w:line="400" w:lineRule="exact"/>
+              <w:jc w:val="left"/>
+              <w:rPr>
+                <w:rFonts w:ascii="宋体" w:eastAsia="宋体" w:hAnsi="宋体" w:hint="eastAsia"/>
                 <w:szCs w:val="21"/>
               </w:rPr>
             </w:pPr>
@@ -1558,7 +1433,7 @@
         <w:tc>
           <w:tcPr>
             <w:tcW w:w="986" w:type="dxa"/>
-            <w:vMerge w:val="continue"/>
+            <w:vMerge/>
             <w:vAlign w:val="center"/>
           </w:tcPr>
           <w:p>
@@ -1566,7 +1441,7 @@
               <w:spacing w:line="400" w:lineRule="exact"/>
               <w:jc w:val="center"/>
               <w:rPr>
-                <w:rFonts w:ascii="宋体" w:hAnsi="宋体" w:eastAsia="宋体"/>
+                <w:rFonts w:ascii="宋体" w:eastAsia="宋体" w:hAnsi="宋体" w:hint="eastAsia"/>
                 <w:szCs w:val="21"/>
               </w:rPr>
             </w:pPr>
@@ -1581,13 +1456,13 @@
               <w:spacing w:line="400" w:lineRule="exact"/>
               <w:jc w:val="left"/>
               <w:rPr>
-                <w:rFonts w:ascii="宋体" w:hAnsi="宋体" w:eastAsia="宋体"/>
-                <w:szCs w:val="21"/>
-              </w:rPr>
-            </w:pPr>
-            <w:r>
-              <w:rPr>
-                <w:rFonts w:hint="eastAsia" w:ascii="宋体" w:hAnsi="宋体" w:eastAsia="宋体"/>
+                <w:rFonts w:ascii="宋体" w:eastAsia="宋体" w:hAnsi="宋体" w:hint="eastAsia"/>
+                <w:szCs w:val="21"/>
+              </w:rPr>
+            </w:pPr>
+            <w:r>
+              <w:rPr>
+                <w:rFonts w:ascii="宋体" w:eastAsia="宋体" w:hAnsi="宋体" w:hint="eastAsia"/>
                 <w:szCs w:val="21"/>
               </w:rPr>
               <w:t>3、是否包括论文所要研究的内容</w:t>
@@ -1603,7 +1478,7 @@
               <w:spacing w:line="400" w:lineRule="exact"/>
               <w:jc w:val="left"/>
               <w:rPr>
-                <w:rFonts w:ascii="宋体" w:hAnsi="宋体" w:eastAsia="宋体"/>
+                <w:rFonts w:ascii="宋体" w:eastAsia="宋体" w:hAnsi="宋体" w:hint="eastAsia"/>
                 <w:szCs w:val="21"/>
               </w:rPr>
             </w:pPr>
@@ -1618,7 +1493,7 @@
               <w:spacing w:line="400" w:lineRule="exact"/>
               <w:jc w:val="left"/>
               <w:rPr>
-                <w:rFonts w:ascii="宋体" w:hAnsi="宋体" w:eastAsia="宋体"/>
+                <w:rFonts w:ascii="宋体" w:eastAsia="宋体" w:hAnsi="宋体" w:hint="eastAsia"/>
                 <w:szCs w:val="21"/>
               </w:rPr>
             </w:pPr>
@@ -1626,37 +1501,21 @@
         </w:tc>
       </w:tr>
       <w:tr>
-        <w:tblPrEx>
-          <w:tblBorders>
-            <w:top w:val="single" w:color="auto" w:sz="4" w:space="0"/>
-            <w:left w:val="single" w:color="auto" w:sz="4" w:space="0"/>
-            <w:bottom w:val="single" w:color="auto" w:sz="4" w:space="0"/>
-            <w:right w:val="single" w:color="auto" w:sz="4" w:space="0"/>
-            <w:insideH w:val="single" w:color="auto" w:sz="4" w:space="0"/>
-            <w:insideV w:val="single" w:color="auto" w:sz="4" w:space="0"/>
-          </w:tblBorders>
-          <w:tblCellMar>
-            <w:top w:w="0" w:type="dxa"/>
-            <w:left w:w="108" w:type="dxa"/>
-            <w:bottom w:w="0" w:type="dxa"/>
-            <w:right w:w="108" w:type="dxa"/>
-          </w:tblCellMar>
-        </w:tblPrEx>
         <w:trPr>
           <w:jc w:val="center"/>
         </w:trPr>
         <w:tc>
           <w:tcPr>
             <w:tcW w:w="559" w:type="dxa"/>
-            <w:vMerge w:val="continue"/>
-            <w:vAlign w:val="center"/>
-          </w:tcPr>
-          <w:p>
-            <w:pPr>
-              <w:spacing w:line="400" w:lineRule="exact"/>
-              <w:jc w:val="left"/>
-              <w:rPr>
-                <w:rFonts w:ascii="宋体" w:hAnsi="宋体" w:eastAsia="宋体"/>
+            <w:vMerge/>
+            <w:vAlign w:val="center"/>
+          </w:tcPr>
+          <w:p>
+            <w:pPr>
+              <w:spacing w:line="400" w:lineRule="exact"/>
+              <w:jc w:val="left"/>
+              <w:rPr>
+                <w:rFonts w:ascii="宋体" w:eastAsia="宋体" w:hAnsi="宋体" w:hint="eastAsia"/>
                 <w:szCs w:val="21"/>
               </w:rPr>
             </w:pPr>
@@ -1673,13 +1532,13 @@
               <w:spacing w:line="400" w:lineRule="exact"/>
               <w:jc w:val="center"/>
               <w:rPr>
-                <w:rFonts w:ascii="宋体" w:hAnsi="宋体" w:eastAsia="宋体"/>
-                <w:szCs w:val="21"/>
-              </w:rPr>
-            </w:pPr>
-            <w:r>
-              <w:rPr>
-                <w:rFonts w:hint="eastAsia" w:ascii="宋体" w:hAnsi="宋体" w:eastAsia="宋体"/>
+                <w:rFonts w:ascii="宋体" w:eastAsia="宋体" w:hAnsi="宋体" w:hint="eastAsia"/>
+                <w:szCs w:val="21"/>
+              </w:rPr>
+            </w:pPr>
+            <w:r>
+              <w:rPr>
+                <w:rFonts w:ascii="宋体" w:eastAsia="宋体" w:hAnsi="宋体" w:hint="eastAsia"/>
                 <w:szCs w:val="21"/>
               </w:rPr>
               <w:t>正文</w:t>
@@ -1695,13 +1554,13 @@
               <w:spacing w:line="400" w:lineRule="exact"/>
               <w:jc w:val="left"/>
               <w:rPr>
-                <w:rFonts w:ascii="宋体" w:hAnsi="宋体" w:eastAsia="宋体"/>
-                <w:szCs w:val="21"/>
-              </w:rPr>
-            </w:pPr>
-            <w:r>
-              <w:rPr>
-                <w:rFonts w:hint="eastAsia" w:ascii="宋体" w:hAnsi="宋体" w:eastAsia="宋体"/>
+                <w:rFonts w:ascii="宋体" w:eastAsia="宋体" w:hAnsi="宋体" w:hint="eastAsia"/>
+                <w:szCs w:val="21"/>
+              </w:rPr>
+            </w:pPr>
+            <w:r>
+              <w:rPr>
+                <w:rFonts w:ascii="宋体" w:eastAsia="宋体" w:hAnsi="宋体" w:hint="eastAsia"/>
                 <w:szCs w:val="21"/>
               </w:rPr>
               <w:t>1、标题格式是否符合学校规范，如1、1.1、1.1.1等分级表达</w:t>
@@ -1717,7 +1576,7 @@
               <w:spacing w:line="400" w:lineRule="exact"/>
               <w:jc w:val="left"/>
               <w:rPr>
-                <w:rFonts w:ascii="宋体" w:hAnsi="宋体" w:eastAsia="宋体"/>
+                <w:rFonts w:ascii="宋体" w:eastAsia="宋体" w:hAnsi="宋体" w:hint="eastAsia"/>
                 <w:szCs w:val="21"/>
               </w:rPr>
             </w:pPr>
@@ -1732,7 +1591,7 @@
               <w:spacing w:line="400" w:lineRule="exact"/>
               <w:jc w:val="left"/>
               <w:rPr>
-                <w:rFonts w:ascii="宋体" w:hAnsi="宋体" w:eastAsia="宋体"/>
+                <w:rFonts w:ascii="宋体" w:eastAsia="宋体" w:hAnsi="宋体" w:hint="eastAsia"/>
                 <w:szCs w:val="21"/>
               </w:rPr>
             </w:pPr>
@@ -1740,37 +1599,21 @@
         </w:tc>
       </w:tr>
       <w:tr>
-        <w:tblPrEx>
-          <w:tblBorders>
-            <w:top w:val="single" w:color="auto" w:sz="4" w:space="0"/>
-            <w:left w:val="single" w:color="auto" w:sz="4" w:space="0"/>
-            <w:bottom w:val="single" w:color="auto" w:sz="4" w:space="0"/>
-            <w:right w:val="single" w:color="auto" w:sz="4" w:space="0"/>
-            <w:insideH w:val="single" w:color="auto" w:sz="4" w:space="0"/>
-            <w:insideV w:val="single" w:color="auto" w:sz="4" w:space="0"/>
-          </w:tblBorders>
-          <w:tblCellMar>
-            <w:top w:w="0" w:type="dxa"/>
-            <w:left w:w="108" w:type="dxa"/>
-            <w:bottom w:w="0" w:type="dxa"/>
-            <w:right w:w="108" w:type="dxa"/>
-          </w:tblCellMar>
-        </w:tblPrEx>
         <w:trPr>
           <w:jc w:val="center"/>
         </w:trPr>
         <w:tc>
           <w:tcPr>
             <w:tcW w:w="559" w:type="dxa"/>
-            <w:vMerge w:val="continue"/>
-            <w:vAlign w:val="center"/>
-          </w:tcPr>
-          <w:p>
-            <w:pPr>
-              <w:spacing w:line="400" w:lineRule="exact"/>
-              <w:jc w:val="left"/>
-              <w:rPr>
-                <w:rFonts w:ascii="宋体" w:hAnsi="宋体" w:eastAsia="宋体"/>
+            <w:vMerge/>
+            <w:vAlign w:val="center"/>
+          </w:tcPr>
+          <w:p>
+            <w:pPr>
+              <w:spacing w:line="400" w:lineRule="exact"/>
+              <w:jc w:val="left"/>
+              <w:rPr>
+                <w:rFonts w:ascii="宋体" w:eastAsia="宋体" w:hAnsi="宋体" w:hint="eastAsia"/>
                 <w:szCs w:val="21"/>
               </w:rPr>
             </w:pPr>
@@ -1779,7 +1622,7 @@
         <w:tc>
           <w:tcPr>
             <w:tcW w:w="986" w:type="dxa"/>
-            <w:vMerge w:val="continue"/>
+            <w:vMerge/>
             <w:vAlign w:val="center"/>
           </w:tcPr>
           <w:p>
@@ -1787,7 +1630,7 @@
               <w:spacing w:line="400" w:lineRule="exact"/>
               <w:jc w:val="center"/>
               <w:rPr>
-                <w:rFonts w:ascii="宋体" w:hAnsi="宋体" w:eastAsia="宋体"/>
+                <w:rFonts w:ascii="宋体" w:eastAsia="宋体" w:hAnsi="宋体" w:hint="eastAsia"/>
                 <w:szCs w:val="21"/>
               </w:rPr>
             </w:pPr>
@@ -1802,13 +1645,13 @@
               <w:spacing w:line="400" w:lineRule="exact"/>
               <w:jc w:val="left"/>
               <w:rPr>
-                <w:rFonts w:ascii="宋体" w:hAnsi="宋体" w:eastAsia="宋体"/>
-                <w:szCs w:val="21"/>
-              </w:rPr>
-            </w:pPr>
-            <w:r>
-              <w:rPr>
-                <w:rFonts w:hint="eastAsia" w:ascii="宋体" w:hAnsi="宋体" w:eastAsia="宋体"/>
+                <w:rFonts w:ascii="宋体" w:eastAsia="宋体" w:hAnsi="宋体" w:hint="eastAsia"/>
+                <w:szCs w:val="21"/>
+              </w:rPr>
+            </w:pPr>
+            <w:r>
+              <w:rPr>
+                <w:rFonts w:ascii="宋体" w:eastAsia="宋体" w:hAnsi="宋体" w:hint="eastAsia"/>
                 <w:szCs w:val="21"/>
               </w:rPr>
               <w:t>2、图、表和公式是否规范（标题命名、格式）</w:t>
@@ -1824,7 +1667,7 @@
               <w:spacing w:line="400" w:lineRule="exact"/>
               <w:jc w:val="left"/>
               <w:rPr>
-                <w:rFonts w:ascii="宋体" w:hAnsi="宋体" w:eastAsia="宋体"/>
+                <w:rFonts w:ascii="宋体" w:eastAsia="宋体" w:hAnsi="宋体" w:hint="eastAsia"/>
                 <w:szCs w:val="21"/>
               </w:rPr>
             </w:pPr>
@@ -1839,7 +1682,7 @@
               <w:spacing w:line="400" w:lineRule="exact"/>
               <w:jc w:val="left"/>
               <w:rPr>
-                <w:rFonts w:ascii="宋体" w:hAnsi="宋体" w:eastAsia="宋体"/>
+                <w:rFonts w:ascii="宋体" w:eastAsia="宋体" w:hAnsi="宋体" w:hint="eastAsia"/>
                 <w:szCs w:val="21"/>
               </w:rPr>
             </w:pPr>
@@ -1847,37 +1690,21 @@
         </w:tc>
       </w:tr>
       <w:tr>
-        <w:tblPrEx>
-          <w:tblBorders>
-            <w:top w:val="single" w:color="auto" w:sz="4" w:space="0"/>
-            <w:left w:val="single" w:color="auto" w:sz="4" w:space="0"/>
-            <w:bottom w:val="single" w:color="auto" w:sz="4" w:space="0"/>
-            <w:right w:val="single" w:color="auto" w:sz="4" w:space="0"/>
-            <w:insideH w:val="single" w:color="auto" w:sz="4" w:space="0"/>
-            <w:insideV w:val="single" w:color="auto" w:sz="4" w:space="0"/>
-          </w:tblBorders>
-          <w:tblCellMar>
-            <w:top w:w="0" w:type="dxa"/>
-            <w:left w:w="108" w:type="dxa"/>
-            <w:bottom w:w="0" w:type="dxa"/>
-            <w:right w:w="108" w:type="dxa"/>
-          </w:tblCellMar>
-        </w:tblPrEx>
         <w:trPr>
           <w:jc w:val="center"/>
         </w:trPr>
         <w:tc>
           <w:tcPr>
             <w:tcW w:w="559" w:type="dxa"/>
-            <w:vMerge w:val="continue"/>
-            <w:vAlign w:val="center"/>
-          </w:tcPr>
-          <w:p>
-            <w:pPr>
-              <w:spacing w:line="400" w:lineRule="exact"/>
-              <w:jc w:val="left"/>
-              <w:rPr>
-                <w:rFonts w:ascii="宋体" w:hAnsi="宋体" w:eastAsia="宋体"/>
+            <w:vMerge/>
+            <w:vAlign w:val="center"/>
+          </w:tcPr>
+          <w:p>
+            <w:pPr>
+              <w:spacing w:line="400" w:lineRule="exact"/>
+              <w:jc w:val="left"/>
+              <w:rPr>
+                <w:rFonts w:ascii="宋体" w:eastAsia="宋体" w:hAnsi="宋体" w:hint="eastAsia"/>
                 <w:szCs w:val="21"/>
               </w:rPr>
             </w:pPr>
@@ -1886,7 +1713,7 @@
         <w:tc>
           <w:tcPr>
             <w:tcW w:w="986" w:type="dxa"/>
-            <w:vMerge w:val="continue"/>
+            <w:vMerge/>
             <w:vAlign w:val="center"/>
           </w:tcPr>
           <w:p>
@@ -1894,7 +1721,7 @@
               <w:spacing w:line="400" w:lineRule="exact"/>
               <w:jc w:val="center"/>
               <w:rPr>
-                <w:rFonts w:ascii="宋体" w:hAnsi="宋体" w:eastAsia="宋体"/>
+                <w:rFonts w:ascii="宋体" w:eastAsia="宋体" w:hAnsi="宋体" w:hint="eastAsia"/>
                 <w:szCs w:val="21"/>
               </w:rPr>
             </w:pPr>
@@ -1909,13 +1736,13 @@
               <w:spacing w:line="400" w:lineRule="exact"/>
               <w:jc w:val="left"/>
               <w:rPr>
-                <w:rFonts w:ascii="宋体" w:hAnsi="宋体" w:eastAsia="宋体"/>
-                <w:szCs w:val="21"/>
-              </w:rPr>
-            </w:pPr>
-            <w:r>
-              <w:rPr>
-                <w:rFonts w:hint="eastAsia" w:ascii="宋体" w:hAnsi="宋体" w:eastAsia="宋体"/>
+                <w:rFonts w:ascii="宋体" w:eastAsia="宋体" w:hAnsi="宋体" w:hint="eastAsia"/>
+                <w:szCs w:val="21"/>
+              </w:rPr>
+            </w:pPr>
+            <w:r>
+              <w:rPr>
+                <w:rFonts w:ascii="宋体" w:eastAsia="宋体" w:hAnsi="宋体" w:hint="eastAsia"/>
                 <w:szCs w:val="21"/>
               </w:rPr>
               <w:t>3、排版和页码是否符合要求，页边距、装订线、页眉、页脚等是否规范</w:t>
@@ -1931,7 +1758,7 @@
               <w:spacing w:line="400" w:lineRule="exact"/>
               <w:jc w:val="left"/>
               <w:rPr>
-                <w:rFonts w:ascii="宋体" w:hAnsi="宋体" w:eastAsia="宋体"/>
+                <w:rFonts w:ascii="宋体" w:eastAsia="宋体" w:hAnsi="宋体" w:hint="eastAsia"/>
                 <w:szCs w:val="21"/>
               </w:rPr>
             </w:pPr>
@@ -1946,7 +1773,7 @@
               <w:spacing w:line="400" w:lineRule="exact"/>
               <w:jc w:val="left"/>
               <w:rPr>
-                <w:rFonts w:ascii="宋体" w:hAnsi="宋体" w:eastAsia="宋体"/>
+                <w:rFonts w:ascii="宋体" w:eastAsia="宋体" w:hAnsi="宋体" w:hint="eastAsia"/>
                 <w:szCs w:val="21"/>
               </w:rPr>
             </w:pPr>
@@ -1954,37 +1781,21 @@
         </w:tc>
       </w:tr>
       <w:tr>
-        <w:tblPrEx>
-          <w:tblBorders>
-            <w:top w:val="single" w:color="auto" w:sz="4" w:space="0"/>
-            <w:left w:val="single" w:color="auto" w:sz="4" w:space="0"/>
-            <w:bottom w:val="single" w:color="auto" w:sz="4" w:space="0"/>
-            <w:right w:val="single" w:color="auto" w:sz="4" w:space="0"/>
-            <w:insideH w:val="single" w:color="auto" w:sz="4" w:space="0"/>
-            <w:insideV w:val="single" w:color="auto" w:sz="4" w:space="0"/>
-          </w:tblBorders>
-          <w:tblCellMar>
-            <w:top w:w="0" w:type="dxa"/>
-            <w:left w:w="108" w:type="dxa"/>
-            <w:bottom w:w="0" w:type="dxa"/>
-            <w:right w:w="108" w:type="dxa"/>
-          </w:tblCellMar>
-        </w:tblPrEx>
         <w:trPr>
           <w:jc w:val="center"/>
         </w:trPr>
         <w:tc>
           <w:tcPr>
             <w:tcW w:w="559" w:type="dxa"/>
-            <w:vMerge w:val="continue"/>
-            <w:vAlign w:val="center"/>
-          </w:tcPr>
-          <w:p>
-            <w:pPr>
-              <w:spacing w:line="400" w:lineRule="exact"/>
-              <w:jc w:val="left"/>
-              <w:rPr>
-                <w:rFonts w:ascii="宋体" w:hAnsi="宋体" w:eastAsia="宋体"/>
+            <w:vMerge/>
+            <w:vAlign w:val="center"/>
+          </w:tcPr>
+          <w:p>
+            <w:pPr>
+              <w:spacing w:line="400" w:lineRule="exact"/>
+              <w:jc w:val="left"/>
+              <w:rPr>
+                <w:rFonts w:ascii="宋体" w:eastAsia="宋体" w:hAnsi="宋体" w:hint="eastAsia"/>
                 <w:szCs w:val="21"/>
               </w:rPr>
             </w:pPr>
@@ -1993,7 +1804,7 @@
         <w:tc>
           <w:tcPr>
             <w:tcW w:w="986" w:type="dxa"/>
-            <w:vMerge w:val="continue"/>
+            <w:vMerge/>
             <w:vAlign w:val="center"/>
           </w:tcPr>
           <w:p>
@@ -2001,7 +1812,7 @@
               <w:spacing w:line="400" w:lineRule="exact"/>
               <w:jc w:val="center"/>
               <w:rPr>
-                <w:rFonts w:ascii="宋体" w:hAnsi="宋体" w:eastAsia="宋体"/>
+                <w:rFonts w:ascii="宋体" w:eastAsia="宋体" w:hAnsi="宋体" w:hint="eastAsia"/>
                 <w:szCs w:val="21"/>
               </w:rPr>
             </w:pPr>
@@ -2016,13 +1827,13 @@
               <w:spacing w:line="400" w:lineRule="exact"/>
               <w:jc w:val="left"/>
               <w:rPr>
-                <w:rFonts w:ascii="宋体" w:hAnsi="宋体" w:eastAsia="宋体"/>
-                <w:szCs w:val="21"/>
-              </w:rPr>
-            </w:pPr>
-            <w:r>
-              <w:rPr>
-                <w:rFonts w:hint="eastAsia" w:ascii="宋体" w:hAnsi="宋体" w:eastAsia="宋体"/>
+                <w:rFonts w:ascii="宋体" w:eastAsia="宋体" w:hAnsi="宋体" w:hint="eastAsia"/>
+                <w:szCs w:val="21"/>
+              </w:rPr>
+            </w:pPr>
+            <w:r>
+              <w:rPr>
+                <w:rFonts w:ascii="宋体" w:eastAsia="宋体" w:hAnsi="宋体" w:hint="eastAsia"/>
                 <w:szCs w:val="21"/>
               </w:rPr>
               <w:t>4、论文正文文本、字数、字体是否符合要求</w:t>
@@ -2038,7 +1849,7 @@
               <w:spacing w:line="400" w:lineRule="exact"/>
               <w:jc w:val="left"/>
               <w:rPr>
-                <w:rFonts w:ascii="宋体" w:hAnsi="宋体" w:eastAsia="宋体"/>
+                <w:rFonts w:ascii="宋体" w:eastAsia="宋体" w:hAnsi="宋体" w:hint="eastAsia"/>
                 <w:szCs w:val="21"/>
               </w:rPr>
             </w:pPr>
@@ -2053,7 +1864,7 @@
               <w:spacing w:line="400" w:lineRule="exact"/>
               <w:jc w:val="left"/>
               <w:rPr>
-                <w:rFonts w:ascii="宋体" w:hAnsi="宋体" w:eastAsia="宋体"/>
+                <w:rFonts w:ascii="宋体" w:eastAsia="宋体" w:hAnsi="宋体" w:hint="eastAsia"/>
                 <w:szCs w:val="21"/>
               </w:rPr>
             </w:pPr>
@@ -2061,37 +1872,21 @@
         </w:tc>
       </w:tr>
       <w:tr>
-        <w:tblPrEx>
-          <w:tblBorders>
-            <w:top w:val="single" w:color="auto" w:sz="4" w:space="0"/>
-            <w:left w:val="single" w:color="auto" w:sz="4" w:space="0"/>
-            <w:bottom w:val="single" w:color="auto" w:sz="4" w:space="0"/>
-            <w:right w:val="single" w:color="auto" w:sz="4" w:space="0"/>
-            <w:insideH w:val="single" w:color="auto" w:sz="4" w:space="0"/>
-            <w:insideV w:val="single" w:color="auto" w:sz="4" w:space="0"/>
-          </w:tblBorders>
-          <w:tblCellMar>
-            <w:top w:w="0" w:type="dxa"/>
-            <w:left w:w="108" w:type="dxa"/>
-            <w:bottom w:w="0" w:type="dxa"/>
-            <w:right w:w="108" w:type="dxa"/>
-          </w:tblCellMar>
-        </w:tblPrEx>
         <w:trPr>
           <w:jc w:val="center"/>
         </w:trPr>
         <w:tc>
           <w:tcPr>
             <w:tcW w:w="559" w:type="dxa"/>
-            <w:vMerge w:val="continue"/>
-            <w:vAlign w:val="center"/>
-          </w:tcPr>
-          <w:p>
-            <w:pPr>
-              <w:spacing w:line="400" w:lineRule="exact"/>
-              <w:jc w:val="left"/>
-              <w:rPr>
-                <w:rFonts w:ascii="宋体" w:hAnsi="宋体" w:eastAsia="宋体"/>
+            <w:vMerge/>
+            <w:vAlign w:val="center"/>
+          </w:tcPr>
+          <w:p>
+            <w:pPr>
+              <w:spacing w:line="400" w:lineRule="exact"/>
+              <w:jc w:val="left"/>
+              <w:rPr>
+                <w:rFonts w:ascii="宋体" w:eastAsia="宋体" w:hAnsi="宋体" w:hint="eastAsia"/>
                 <w:szCs w:val="21"/>
               </w:rPr>
             </w:pPr>
@@ -2100,7 +1895,7 @@
         <w:tc>
           <w:tcPr>
             <w:tcW w:w="986" w:type="dxa"/>
-            <w:vMerge w:val="continue"/>
+            <w:vMerge/>
             <w:vAlign w:val="center"/>
           </w:tcPr>
           <w:p>
@@ -2108,7 +1903,7 @@
               <w:spacing w:line="400" w:lineRule="exact"/>
               <w:jc w:val="center"/>
               <w:rPr>
-                <w:rFonts w:ascii="宋体" w:hAnsi="宋体" w:eastAsia="宋体"/>
+                <w:rFonts w:ascii="宋体" w:eastAsia="宋体" w:hAnsi="宋体" w:hint="eastAsia"/>
                 <w:szCs w:val="21"/>
               </w:rPr>
             </w:pPr>
@@ -2123,13 +1918,13 @@
               <w:spacing w:line="400" w:lineRule="exact"/>
               <w:jc w:val="left"/>
               <w:rPr>
-                <w:rFonts w:ascii="宋体" w:hAnsi="宋体" w:eastAsia="宋体"/>
-                <w:szCs w:val="21"/>
-              </w:rPr>
-            </w:pPr>
-            <w:r>
-              <w:rPr>
-                <w:rFonts w:hint="eastAsia" w:ascii="宋体" w:hAnsi="宋体" w:eastAsia="宋体"/>
+                <w:rFonts w:ascii="宋体" w:eastAsia="宋体" w:hAnsi="宋体" w:hint="eastAsia"/>
+                <w:szCs w:val="21"/>
+              </w:rPr>
+            </w:pPr>
+            <w:r>
+              <w:rPr>
+                <w:rFonts w:ascii="宋体" w:eastAsia="宋体" w:hAnsi="宋体" w:hint="eastAsia"/>
                 <w:szCs w:val="21"/>
               </w:rPr>
               <w:t>5、日期、时间和计数、计量是否规范、准确</w:t>
@@ -2145,7 +1940,7 @@
               <w:spacing w:line="400" w:lineRule="exact"/>
               <w:jc w:val="left"/>
               <w:rPr>
-                <w:rFonts w:ascii="宋体" w:hAnsi="宋体" w:eastAsia="宋体"/>
+                <w:rFonts w:ascii="宋体" w:eastAsia="宋体" w:hAnsi="宋体" w:hint="eastAsia"/>
                 <w:szCs w:val="21"/>
               </w:rPr>
             </w:pPr>
@@ -2160,7 +1955,7 @@
               <w:spacing w:line="400" w:lineRule="exact"/>
               <w:jc w:val="left"/>
               <w:rPr>
-                <w:rFonts w:ascii="宋体" w:hAnsi="宋体" w:eastAsia="宋体"/>
+                <w:rFonts w:ascii="宋体" w:eastAsia="宋体" w:hAnsi="宋体" w:hint="eastAsia"/>
                 <w:szCs w:val="21"/>
               </w:rPr>
             </w:pPr>
@@ -2168,37 +1963,21 @@
         </w:tc>
       </w:tr>
       <w:tr>
-        <w:tblPrEx>
-          <w:tblBorders>
-            <w:top w:val="single" w:color="auto" w:sz="4" w:space="0"/>
-            <w:left w:val="single" w:color="auto" w:sz="4" w:space="0"/>
-            <w:bottom w:val="single" w:color="auto" w:sz="4" w:space="0"/>
-            <w:right w:val="single" w:color="auto" w:sz="4" w:space="0"/>
-            <w:insideH w:val="single" w:color="auto" w:sz="4" w:space="0"/>
-            <w:insideV w:val="single" w:color="auto" w:sz="4" w:space="0"/>
-          </w:tblBorders>
-          <w:tblCellMar>
-            <w:top w:w="0" w:type="dxa"/>
-            <w:left w:w="108" w:type="dxa"/>
-            <w:bottom w:w="0" w:type="dxa"/>
-            <w:right w:w="108" w:type="dxa"/>
-          </w:tblCellMar>
-        </w:tblPrEx>
         <w:trPr>
           <w:jc w:val="center"/>
         </w:trPr>
         <w:tc>
           <w:tcPr>
             <w:tcW w:w="559" w:type="dxa"/>
-            <w:vMerge w:val="continue"/>
-            <w:vAlign w:val="center"/>
-          </w:tcPr>
-          <w:p>
-            <w:pPr>
-              <w:spacing w:line="400" w:lineRule="exact"/>
-              <w:jc w:val="left"/>
-              <w:rPr>
-                <w:rFonts w:ascii="宋体" w:hAnsi="宋体" w:eastAsia="宋体"/>
+            <w:vMerge/>
+            <w:vAlign w:val="center"/>
+          </w:tcPr>
+          <w:p>
+            <w:pPr>
+              <w:spacing w:line="400" w:lineRule="exact"/>
+              <w:jc w:val="left"/>
+              <w:rPr>
+                <w:rFonts w:ascii="宋体" w:eastAsia="宋体" w:hAnsi="宋体" w:hint="eastAsia"/>
                 <w:szCs w:val="21"/>
               </w:rPr>
             </w:pPr>
@@ -2207,7 +1986,7 @@
         <w:tc>
           <w:tcPr>
             <w:tcW w:w="986" w:type="dxa"/>
-            <w:vMerge w:val="continue"/>
+            <w:vMerge/>
             <w:vAlign w:val="center"/>
           </w:tcPr>
           <w:p>
@@ -2215,7 +1994,7 @@
               <w:spacing w:line="400" w:lineRule="exact"/>
               <w:jc w:val="center"/>
               <w:rPr>
-                <w:rFonts w:ascii="宋体" w:hAnsi="宋体" w:eastAsia="宋体"/>
+                <w:rFonts w:ascii="宋体" w:eastAsia="宋体" w:hAnsi="宋体" w:hint="eastAsia"/>
                 <w:szCs w:val="21"/>
               </w:rPr>
             </w:pPr>
@@ -2230,13 +2009,13 @@
               <w:spacing w:line="400" w:lineRule="exact"/>
               <w:jc w:val="left"/>
               <w:rPr>
-                <w:rFonts w:ascii="宋体" w:hAnsi="宋体" w:eastAsia="宋体"/>
-                <w:szCs w:val="21"/>
-              </w:rPr>
-            </w:pPr>
-            <w:r>
-              <w:rPr>
-                <w:rFonts w:hint="eastAsia" w:ascii="宋体" w:hAnsi="宋体" w:eastAsia="宋体"/>
+                <w:rFonts w:ascii="宋体" w:eastAsia="宋体" w:hAnsi="宋体" w:hint="eastAsia"/>
+                <w:szCs w:val="21"/>
+              </w:rPr>
+            </w:pPr>
+            <w:r>
+              <w:rPr>
+                <w:rFonts w:ascii="宋体" w:eastAsia="宋体" w:hAnsi="宋体" w:hint="eastAsia"/>
                 <w:szCs w:val="21"/>
               </w:rPr>
               <w:t>6、错字、语句、标识和基本概念是否认真检查过</w:t>
@@ -2252,7 +2031,7 @@
               <w:spacing w:line="400" w:lineRule="exact"/>
               <w:jc w:val="left"/>
               <w:rPr>
-                <w:rFonts w:ascii="宋体" w:hAnsi="宋体" w:eastAsia="宋体"/>
+                <w:rFonts w:ascii="宋体" w:eastAsia="宋体" w:hAnsi="宋体" w:hint="eastAsia"/>
                 <w:szCs w:val="21"/>
               </w:rPr>
             </w:pPr>
@@ -2267,7 +2046,7 @@
               <w:spacing w:line="400" w:lineRule="exact"/>
               <w:jc w:val="left"/>
               <w:rPr>
-                <w:rFonts w:ascii="宋体" w:hAnsi="宋体" w:eastAsia="宋体"/>
+                <w:rFonts w:ascii="宋体" w:eastAsia="宋体" w:hAnsi="宋体" w:hint="eastAsia"/>
                 <w:szCs w:val="21"/>
               </w:rPr>
             </w:pPr>
@@ -2275,37 +2054,21 @@
         </w:tc>
       </w:tr>
       <w:tr>
-        <w:tblPrEx>
-          <w:tblBorders>
-            <w:top w:val="single" w:color="auto" w:sz="4" w:space="0"/>
-            <w:left w:val="single" w:color="auto" w:sz="4" w:space="0"/>
-            <w:bottom w:val="single" w:color="auto" w:sz="4" w:space="0"/>
-            <w:right w:val="single" w:color="auto" w:sz="4" w:space="0"/>
-            <w:insideH w:val="single" w:color="auto" w:sz="4" w:space="0"/>
-            <w:insideV w:val="single" w:color="auto" w:sz="4" w:space="0"/>
-          </w:tblBorders>
-          <w:tblCellMar>
-            <w:top w:w="0" w:type="dxa"/>
-            <w:left w:w="108" w:type="dxa"/>
-            <w:bottom w:w="0" w:type="dxa"/>
-            <w:right w:w="108" w:type="dxa"/>
-          </w:tblCellMar>
-        </w:tblPrEx>
         <w:trPr>
           <w:jc w:val="center"/>
         </w:trPr>
         <w:tc>
           <w:tcPr>
             <w:tcW w:w="559" w:type="dxa"/>
-            <w:vMerge w:val="continue"/>
-            <w:vAlign w:val="center"/>
-          </w:tcPr>
-          <w:p>
-            <w:pPr>
-              <w:spacing w:line="400" w:lineRule="exact"/>
-              <w:jc w:val="left"/>
-              <w:rPr>
-                <w:rFonts w:ascii="宋体" w:hAnsi="宋体" w:eastAsia="宋体"/>
+            <w:vMerge/>
+            <w:vAlign w:val="center"/>
+          </w:tcPr>
+          <w:p>
+            <w:pPr>
+              <w:spacing w:line="400" w:lineRule="exact"/>
+              <w:jc w:val="left"/>
+              <w:rPr>
+                <w:rFonts w:ascii="宋体" w:eastAsia="宋体" w:hAnsi="宋体" w:hint="eastAsia"/>
                 <w:szCs w:val="21"/>
               </w:rPr>
             </w:pPr>
@@ -2314,7 +2077,7 @@
         <w:tc>
           <w:tcPr>
             <w:tcW w:w="986" w:type="dxa"/>
-            <w:vMerge w:val="continue"/>
+            <w:vMerge/>
             <w:vAlign w:val="center"/>
           </w:tcPr>
           <w:p>
@@ -2322,7 +2085,7 @@
               <w:spacing w:line="400" w:lineRule="exact"/>
               <w:jc w:val="center"/>
               <w:rPr>
-                <w:rFonts w:ascii="宋体" w:hAnsi="宋体" w:eastAsia="宋体"/>
+                <w:rFonts w:ascii="宋体" w:eastAsia="宋体" w:hAnsi="宋体" w:hint="eastAsia"/>
                 <w:szCs w:val="21"/>
               </w:rPr>
             </w:pPr>
@@ -2337,13 +2100,13 @@
               <w:spacing w:line="400" w:lineRule="exact"/>
               <w:jc w:val="left"/>
               <w:rPr>
-                <w:rFonts w:ascii="宋体" w:hAnsi="宋体" w:eastAsia="宋体"/>
-                <w:szCs w:val="21"/>
-              </w:rPr>
-            </w:pPr>
-            <w:r>
-              <w:rPr>
-                <w:rFonts w:hint="eastAsia" w:ascii="宋体" w:hAnsi="宋体" w:eastAsia="宋体"/>
+                <w:rFonts w:ascii="宋体" w:eastAsia="宋体" w:hAnsi="宋体" w:hint="eastAsia"/>
+                <w:szCs w:val="21"/>
+              </w:rPr>
+            </w:pPr>
+            <w:r>
+              <w:rPr>
+                <w:rFonts w:ascii="宋体" w:eastAsia="宋体" w:hAnsi="宋体" w:hint="eastAsia"/>
                 <w:szCs w:val="21"/>
               </w:rPr>
               <w:t>7、中英文字符、标点符号使用是否规范</w:t>
@@ -2359,7 +2122,7 @@
               <w:spacing w:line="400" w:lineRule="exact"/>
               <w:jc w:val="left"/>
               <w:rPr>
-                <w:rFonts w:ascii="宋体" w:hAnsi="宋体" w:eastAsia="宋体"/>
+                <w:rFonts w:ascii="宋体" w:eastAsia="宋体" w:hAnsi="宋体" w:hint="eastAsia"/>
                 <w:szCs w:val="21"/>
               </w:rPr>
             </w:pPr>
@@ -2374,7 +2137,7 @@
               <w:spacing w:line="400" w:lineRule="exact"/>
               <w:jc w:val="left"/>
               <w:rPr>
-                <w:rFonts w:ascii="宋体" w:hAnsi="宋体" w:eastAsia="宋体"/>
+                <w:rFonts w:ascii="宋体" w:eastAsia="宋体" w:hAnsi="宋体" w:hint="eastAsia"/>
                 <w:szCs w:val="21"/>
               </w:rPr>
             </w:pPr>
@@ -2382,37 +2145,21 @@
         </w:tc>
       </w:tr>
       <w:tr>
-        <w:tblPrEx>
-          <w:tblBorders>
-            <w:top w:val="single" w:color="auto" w:sz="4" w:space="0"/>
-            <w:left w:val="single" w:color="auto" w:sz="4" w:space="0"/>
-            <w:bottom w:val="single" w:color="auto" w:sz="4" w:space="0"/>
-            <w:right w:val="single" w:color="auto" w:sz="4" w:space="0"/>
-            <w:insideH w:val="single" w:color="auto" w:sz="4" w:space="0"/>
-            <w:insideV w:val="single" w:color="auto" w:sz="4" w:space="0"/>
-          </w:tblBorders>
-          <w:tblCellMar>
-            <w:top w:w="0" w:type="dxa"/>
-            <w:left w:w="108" w:type="dxa"/>
-            <w:bottom w:w="0" w:type="dxa"/>
-            <w:right w:w="108" w:type="dxa"/>
-          </w:tblCellMar>
-        </w:tblPrEx>
         <w:trPr>
           <w:jc w:val="center"/>
         </w:trPr>
         <w:tc>
           <w:tcPr>
             <w:tcW w:w="559" w:type="dxa"/>
-            <w:vMerge w:val="continue"/>
-            <w:vAlign w:val="center"/>
-          </w:tcPr>
-          <w:p>
-            <w:pPr>
-              <w:spacing w:line="400" w:lineRule="exact"/>
-              <w:jc w:val="left"/>
-              <w:rPr>
-                <w:rFonts w:ascii="宋体" w:hAnsi="宋体" w:eastAsia="宋体"/>
+            <w:vMerge/>
+            <w:vAlign w:val="center"/>
+          </w:tcPr>
+          <w:p>
+            <w:pPr>
+              <w:spacing w:line="400" w:lineRule="exact"/>
+              <w:jc w:val="left"/>
+              <w:rPr>
+                <w:rFonts w:ascii="宋体" w:eastAsia="宋体" w:hAnsi="宋体" w:hint="eastAsia"/>
                 <w:szCs w:val="21"/>
               </w:rPr>
             </w:pPr>
@@ -2421,7 +2168,7 @@
         <w:tc>
           <w:tcPr>
             <w:tcW w:w="986" w:type="dxa"/>
-            <w:vMerge w:val="continue"/>
+            <w:vMerge/>
             <w:vAlign w:val="center"/>
           </w:tcPr>
           <w:p>
@@ -2429,7 +2176,7 @@
               <w:spacing w:line="400" w:lineRule="exact"/>
               <w:jc w:val="center"/>
               <w:rPr>
-                <w:rFonts w:ascii="宋体" w:hAnsi="宋体" w:eastAsia="宋体"/>
+                <w:rFonts w:ascii="宋体" w:eastAsia="宋体" w:hAnsi="宋体" w:hint="eastAsia"/>
                 <w:szCs w:val="21"/>
               </w:rPr>
             </w:pPr>
@@ -2444,13 +2191,13 @@
               <w:spacing w:line="400" w:lineRule="exact"/>
               <w:jc w:val="left"/>
               <w:rPr>
-                <w:rFonts w:hint="eastAsia" w:ascii="宋体" w:hAnsi="宋体" w:eastAsia="宋体"/>
-                <w:szCs w:val="21"/>
-              </w:rPr>
-            </w:pPr>
-            <w:r>
-              <w:rPr>
-                <w:rFonts w:hint="eastAsia" w:ascii="宋体" w:hAnsi="宋体" w:eastAsia="宋体"/>
+                <w:rFonts w:ascii="宋体" w:eastAsia="宋体" w:hAnsi="宋体" w:hint="eastAsia"/>
+                <w:szCs w:val="21"/>
+              </w:rPr>
+            </w:pPr>
+            <w:r>
+              <w:rPr>
+                <w:rFonts w:ascii="宋体" w:eastAsia="宋体" w:hAnsi="宋体" w:hint="eastAsia"/>
                 <w:szCs w:val="21"/>
               </w:rPr>
               <w:t>8、专业缩略术语第一次出现是否有完整解释</w:t>
@@ -2466,7 +2213,7 @@
               <w:spacing w:line="400" w:lineRule="exact"/>
               <w:jc w:val="left"/>
               <w:rPr>
-                <w:rFonts w:ascii="宋体" w:hAnsi="宋体" w:eastAsia="宋体"/>
+                <w:rFonts w:ascii="宋体" w:eastAsia="宋体" w:hAnsi="宋体" w:hint="eastAsia"/>
                 <w:szCs w:val="21"/>
               </w:rPr>
             </w:pPr>
@@ -2481,7 +2228,7 @@
               <w:spacing w:line="400" w:lineRule="exact"/>
               <w:jc w:val="left"/>
               <w:rPr>
-                <w:rFonts w:ascii="宋体" w:hAnsi="宋体" w:eastAsia="宋体"/>
+                <w:rFonts w:ascii="宋体" w:eastAsia="宋体" w:hAnsi="宋体" w:hint="eastAsia"/>
                 <w:szCs w:val="21"/>
               </w:rPr>
             </w:pPr>
@@ -2489,37 +2236,21 @@
         </w:tc>
       </w:tr>
       <w:tr>
-        <w:tblPrEx>
-          <w:tblBorders>
-            <w:top w:val="single" w:color="auto" w:sz="4" w:space="0"/>
-            <w:left w:val="single" w:color="auto" w:sz="4" w:space="0"/>
-            <w:bottom w:val="single" w:color="auto" w:sz="4" w:space="0"/>
-            <w:right w:val="single" w:color="auto" w:sz="4" w:space="0"/>
-            <w:insideH w:val="single" w:color="auto" w:sz="4" w:space="0"/>
-            <w:insideV w:val="single" w:color="auto" w:sz="4" w:space="0"/>
-          </w:tblBorders>
-          <w:tblCellMar>
-            <w:top w:w="0" w:type="dxa"/>
-            <w:left w:w="108" w:type="dxa"/>
-            <w:bottom w:w="0" w:type="dxa"/>
-            <w:right w:w="108" w:type="dxa"/>
-          </w:tblCellMar>
-        </w:tblPrEx>
         <w:trPr>
           <w:jc w:val="center"/>
         </w:trPr>
         <w:tc>
           <w:tcPr>
             <w:tcW w:w="559" w:type="dxa"/>
-            <w:vMerge w:val="continue"/>
-            <w:vAlign w:val="center"/>
-          </w:tcPr>
-          <w:p>
-            <w:pPr>
-              <w:spacing w:line="400" w:lineRule="exact"/>
-              <w:jc w:val="left"/>
-              <w:rPr>
-                <w:rFonts w:ascii="宋体" w:hAnsi="宋体" w:eastAsia="宋体"/>
+            <w:vMerge/>
+            <w:vAlign w:val="center"/>
+          </w:tcPr>
+          <w:p>
+            <w:pPr>
+              <w:spacing w:line="400" w:lineRule="exact"/>
+              <w:jc w:val="left"/>
+              <w:rPr>
+                <w:rFonts w:ascii="宋体" w:eastAsia="宋体" w:hAnsi="宋体" w:hint="eastAsia"/>
                 <w:szCs w:val="21"/>
               </w:rPr>
             </w:pPr>
@@ -2536,13 +2267,13 @@
               <w:spacing w:line="400" w:lineRule="exact"/>
               <w:jc w:val="center"/>
               <w:rPr>
-                <w:rFonts w:ascii="宋体" w:hAnsi="宋体" w:eastAsia="宋体"/>
-                <w:szCs w:val="21"/>
-              </w:rPr>
-            </w:pPr>
-            <w:r>
-              <w:rPr>
-                <w:rFonts w:hint="eastAsia" w:ascii="宋体" w:hAnsi="宋体" w:eastAsia="宋体"/>
+                <w:rFonts w:ascii="宋体" w:eastAsia="宋体" w:hAnsi="宋体" w:hint="eastAsia"/>
+                <w:szCs w:val="21"/>
+              </w:rPr>
+            </w:pPr>
+            <w:r>
+              <w:rPr>
+                <w:rFonts w:ascii="宋体" w:eastAsia="宋体" w:hAnsi="宋体" w:hint="eastAsia"/>
                 <w:szCs w:val="21"/>
               </w:rPr>
               <w:t>注释</w:t>
@@ -2558,13 +2289,13 @@
               <w:spacing w:line="400" w:lineRule="exact"/>
               <w:jc w:val="left"/>
               <w:rPr>
-                <w:rFonts w:ascii="宋体" w:hAnsi="宋体" w:eastAsia="宋体"/>
-                <w:szCs w:val="21"/>
-              </w:rPr>
-            </w:pPr>
-            <w:r>
-              <w:rPr>
-                <w:rFonts w:hint="eastAsia" w:ascii="宋体" w:hAnsi="宋体" w:eastAsia="宋体"/>
+                <w:rFonts w:ascii="宋体" w:eastAsia="宋体" w:hAnsi="宋体" w:hint="eastAsia"/>
+                <w:szCs w:val="21"/>
+              </w:rPr>
+            </w:pPr>
+            <w:r>
+              <w:rPr>
+                <w:rFonts w:ascii="宋体" w:eastAsia="宋体" w:hAnsi="宋体" w:hint="eastAsia"/>
                 <w:szCs w:val="21"/>
               </w:rPr>
               <w:t>1、是否采用脚注形式标注</w:t>
@@ -2580,7 +2311,7 @@
               <w:spacing w:line="400" w:lineRule="exact"/>
               <w:jc w:val="left"/>
               <w:rPr>
-                <w:rFonts w:ascii="宋体" w:hAnsi="宋体" w:eastAsia="宋体"/>
+                <w:rFonts w:ascii="宋体" w:eastAsia="宋体" w:hAnsi="宋体" w:hint="eastAsia"/>
                 <w:szCs w:val="21"/>
               </w:rPr>
             </w:pPr>
@@ -2595,7 +2326,7 @@
               <w:spacing w:line="400" w:lineRule="exact"/>
               <w:jc w:val="left"/>
               <w:rPr>
-                <w:rFonts w:ascii="宋体" w:hAnsi="宋体" w:eastAsia="宋体"/>
+                <w:rFonts w:ascii="宋体" w:eastAsia="宋体" w:hAnsi="宋体" w:hint="eastAsia"/>
                 <w:szCs w:val="21"/>
               </w:rPr>
             </w:pPr>
@@ -2603,37 +2334,21 @@
         </w:tc>
       </w:tr>
       <w:tr>
-        <w:tblPrEx>
-          <w:tblBorders>
-            <w:top w:val="single" w:color="auto" w:sz="4" w:space="0"/>
-            <w:left w:val="single" w:color="auto" w:sz="4" w:space="0"/>
-            <w:bottom w:val="single" w:color="auto" w:sz="4" w:space="0"/>
-            <w:right w:val="single" w:color="auto" w:sz="4" w:space="0"/>
-            <w:insideH w:val="single" w:color="auto" w:sz="4" w:space="0"/>
-            <w:insideV w:val="single" w:color="auto" w:sz="4" w:space="0"/>
-          </w:tblBorders>
-          <w:tblCellMar>
-            <w:top w:w="0" w:type="dxa"/>
-            <w:left w:w="108" w:type="dxa"/>
-            <w:bottom w:w="0" w:type="dxa"/>
-            <w:right w:w="108" w:type="dxa"/>
-          </w:tblCellMar>
-        </w:tblPrEx>
         <w:trPr>
           <w:jc w:val="center"/>
         </w:trPr>
         <w:tc>
           <w:tcPr>
             <w:tcW w:w="559" w:type="dxa"/>
-            <w:vMerge w:val="continue"/>
-            <w:vAlign w:val="center"/>
-          </w:tcPr>
-          <w:p>
-            <w:pPr>
-              <w:spacing w:line="400" w:lineRule="exact"/>
-              <w:jc w:val="left"/>
-              <w:rPr>
-                <w:rFonts w:ascii="宋体" w:hAnsi="宋体" w:eastAsia="宋体"/>
+            <w:vMerge/>
+            <w:vAlign w:val="center"/>
+          </w:tcPr>
+          <w:p>
+            <w:pPr>
+              <w:spacing w:line="400" w:lineRule="exact"/>
+              <w:jc w:val="left"/>
+              <w:rPr>
+                <w:rFonts w:ascii="宋体" w:eastAsia="宋体" w:hAnsi="宋体" w:hint="eastAsia"/>
                 <w:szCs w:val="21"/>
               </w:rPr>
             </w:pPr>
@@ -2642,7 +2357,7 @@
         <w:tc>
           <w:tcPr>
             <w:tcW w:w="986" w:type="dxa"/>
-            <w:vMerge w:val="continue"/>
+            <w:vMerge/>
             <w:vAlign w:val="center"/>
           </w:tcPr>
           <w:p>
@@ -2650,7 +2365,7 @@
               <w:spacing w:line="400" w:lineRule="exact"/>
               <w:jc w:val="center"/>
               <w:rPr>
-                <w:rFonts w:ascii="宋体" w:hAnsi="宋体" w:eastAsia="宋体"/>
+                <w:rFonts w:ascii="宋体" w:eastAsia="宋体" w:hAnsi="宋体" w:hint="eastAsia"/>
                 <w:szCs w:val="21"/>
               </w:rPr>
             </w:pPr>
@@ -2665,13 +2380,13 @@
               <w:spacing w:line="400" w:lineRule="exact"/>
               <w:jc w:val="left"/>
               <w:rPr>
-                <w:rFonts w:ascii="宋体" w:hAnsi="宋体" w:eastAsia="宋体"/>
-                <w:szCs w:val="21"/>
-              </w:rPr>
-            </w:pPr>
-            <w:r>
-              <w:rPr>
-                <w:rFonts w:hint="eastAsia" w:ascii="宋体" w:hAnsi="宋体" w:eastAsia="宋体"/>
+                <w:rFonts w:ascii="宋体" w:eastAsia="宋体" w:hAnsi="宋体" w:hint="eastAsia"/>
+                <w:szCs w:val="21"/>
+              </w:rPr>
+            </w:pPr>
+            <w:r>
+              <w:rPr>
+                <w:rFonts w:ascii="宋体" w:eastAsia="宋体" w:hAnsi="宋体" w:hint="eastAsia"/>
                 <w:szCs w:val="21"/>
               </w:rPr>
               <w:t>2、注释序号是否每页重新编号</w:t>
@@ -2687,7 +2402,7 @@
               <w:spacing w:line="400" w:lineRule="exact"/>
               <w:jc w:val="left"/>
               <w:rPr>
-                <w:rFonts w:ascii="宋体" w:hAnsi="宋体" w:eastAsia="宋体"/>
+                <w:rFonts w:ascii="宋体" w:eastAsia="宋体" w:hAnsi="宋体" w:hint="eastAsia"/>
                 <w:szCs w:val="21"/>
               </w:rPr>
             </w:pPr>
@@ -2702,7 +2417,7 @@
               <w:spacing w:line="400" w:lineRule="exact"/>
               <w:jc w:val="left"/>
               <w:rPr>
-                <w:rFonts w:ascii="宋体" w:hAnsi="宋体" w:eastAsia="宋体"/>
+                <w:rFonts w:ascii="宋体" w:eastAsia="宋体" w:hAnsi="宋体" w:hint="eastAsia"/>
                 <w:szCs w:val="21"/>
               </w:rPr>
             </w:pPr>
@@ -2710,37 +2425,21 @@
         </w:tc>
       </w:tr>
       <w:tr>
-        <w:tblPrEx>
-          <w:tblBorders>
-            <w:top w:val="single" w:color="auto" w:sz="4" w:space="0"/>
-            <w:left w:val="single" w:color="auto" w:sz="4" w:space="0"/>
-            <w:bottom w:val="single" w:color="auto" w:sz="4" w:space="0"/>
-            <w:right w:val="single" w:color="auto" w:sz="4" w:space="0"/>
-            <w:insideH w:val="single" w:color="auto" w:sz="4" w:space="0"/>
-            <w:insideV w:val="single" w:color="auto" w:sz="4" w:space="0"/>
-          </w:tblBorders>
-          <w:tblCellMar>
-            <w:top w:w="0" w:type="dxa"/>
-            <w:left w:w="108" w:type="dxa"/>
-            <w:bottom w:w="0" w:type="dxa"/>
-            <w:right w:w="108" w:type="dxa"/>
-          </w:tblCellMar>
-        </w:tblPrEx>
         <w:trPr>
           <w:jc w:val="center"/>
         </w:trPr>
         <w:tc>
           <w:tcPr>
             <w:tcW w:w="559" w:type="dxa"/>
-            <w:vMerge w:val="continue"/>
-            <w:vAlign w:val="center"/>
-          </w:tcPr>
-          <w:p>
-            <w:pPr>
-              <w:spacing w:line="400" w:lineRule="exact"/>
-              <w:jc w:val="left"/>
-              <w:rPr>
-                <w:rFonts w:ascii="宋体" w:hAnsi="宋体" w:eastAsia="宋体"/>
+            <w:vMerge/>
+            <w:vAlign w:val="center"/>
+          </w:tcPr>
+          <w:p>
+            <w:pPr>
+              <w:spacing w:line="400" w:lineRule="exact"/>
+              <w:jc w:val="left"/>
+              <w:rPr>
+                <w:rFonts w:ascii="宋体" w:eastAsia="宋体" w:hAnsi="宋体" w:hint="eastAsia"/>
                 <w:szCs w:val="21"/>
               </w:rPr>
             </w:pPr>
@@ -2749,7 +2448,7 @@
         <w:tc>
           <w:tcPr>
             <w:tcW w:w="986" w:type="dxa"/>
-            <w:vMerge w:val="continue"/>
+            <w:vMerge/>
             <w:vAlign w:val="center"/>
           </w:tcPr>
           <w:p>
@@ -2757,7 +2456,7 @@
               <w:spacing w:line="400" w:lineRule="exact"/>
               <w:jc w:val="center"/>
               <w:rPr>
-                <w:rFonts w:ascii="宋体" w:hAnsi="宋体" w:eastAsia="宋体"/>
+                <w:rFonts w:ascii="宋体" w:eastAsia="宋体" w:hAnsi="宋体" w:hint="eastAsia"/>
                 <w:szCs w:val="21"/>
               </w:rPr>
             </w:pPr>
@@ -2772,13 +2471,13 @@
               <w:spacing w:line="400" w:lineRule="exact"/>
               <w:jc w:val="left"/>
               <w:rPr>
-                <w:rFonts w:ascii="宋体" w:hAnsi="宋体" w:eastAsia="宋体"/>
-                <w:szCs w:val="21"/>
-              </w:rPr>
-            </w:pPr>
-            <w:r>
-              <w:rPr>
-                <w:rFonts w:hint="eastAsia" w:ascii="宋体" w:hAnsi="宋体" w:eastAsia="宋体"/>
+                <w:rFonts w:ascii="宋体" w:eastAsia="宋体" w:hAnsi="宋体" w:hint="eastAsia"/>
+                <w:szCs w:val="21"/>
+              </w:rPr>
+            </w:pPr>
+            <w:r>
+              <w:rPr>
+                <w:rFonts w:ascii="宋体" w:eastAsia="宋体" w:hAnsi="宋体" w:hint="eastAsia"/>
                 <w:szCs w:val="21"/>
               </w:rPr>
               <w:t>3、注释格式是否规范</w:t>
@@ -2794,7 +2493,7 @@
               <w:spacing w:line="400" w:lineRule="exact"/>
               <w:jc w:val="left"/>
               <w:rPr>
-                <w:rFonts w:ascii="宋体" w:hAnsi="宋体" w:eastAsia="宋体"/>
+                <w:rFonts w:ascii="宋体" w:eastAsia="宋体" w:hAnsi="宋体" w:hint="eastAsia"/>
                 <w:szCs w:val="21"/>
               </w:rPr>
             </w:pPr>
@@ -2809,7 +2508,7 @@
               <w:spacing w:line="400" w:lineRule="exact"/>
               <w:jc w:val="left"/>
               <w:rPr>
-                <w:rFonts w:ascii="宋体" w:hAnsi="宋体" w:eastAsia="宋体"/>
+                <w:rFonts w:ascii="宋体" w:eastAsia="宋体" w:hAnsi="宋体" w:hint="eastAsia"/>
                 <w:szCs w:val="21"/>
               </w:rPr>
             </w:pPr>
@@ -2817,37 +2516,21 @@
         </w:tc>
       </w:tr>
       <w:tr>
-        <w:tblPrEx>
-          <w:tblBorders>
-            <w:top w:val="single" w:color="auto" w:sz="4" w:space="0"/>
-            <w:left w:val="single" w:color="auto" w:sz="4" w:space="0"/>
-            <w:bottom w:val="single" w:color="auto" w:sz="4" w:space="0"/>
-            <w:right w:val="single" w:color="auto" w:sz="4" w:space="0"/>
-            <w:insideH w:val="single" w:color="auto" w:sz="4" w:space="0"/>
-            <w:insideV w:val="single" w:color="auto" w:sz="4" w:space="0"/>
-          </w:tblBorders>
-          <w:tblCellMar>
-            <w:top w:w="0" w:type="dxa"/>
-            <w:left w:w="108" w:type="dxa"/>
-            <w:bottom w:w="0" w:type="dxa"/>
-            <w:right w:w="108" w:type="dxa"/>
-          </w:tblCellMar>
-        </w:tblPrEx>
         <w:trPr>
           <w:jc w:val="center"/>
         </w:trPr>
         <w:tc>
           <w:tcPr>
             <w:tcW w:w="559" w:type="dxa"/>
-            <w:vMerge w:val="continue"/>
-            <w:vAlign w:val="center"/>
-          </w:tcPr>
-          <w:p>
-            <w:pPr>
-              <w:spacing w:line="400" w:lineRule="exact"/>
-              <w:jc w:val="left"/>
-              <w:rPr>
-                <w:rFonts w:ascii="宋体" w:hAnsi="宋体" w:eastAsia="宋体"/>
+            <w:vMerge/>
+            <w:vAlign w:val="center"/>
+          </w:tcPr>
+          <w:p>
+            <w:pPr>
+              <w:spacing w:line="400" w:lineRule="exact"/>
+              <w:jc w:val="left"/>
+              <w:rPr>
+                <w:rFonts w:ascii="宋体" w:eastAsia="宋体" w:hAnsi="宋体" w:hint="eastAsia"/>
                 <w:szCs w:val="21"/>
               </w:rPr>
             </w:pPr>
@@ -2864,13 +2547,13 @@
               <w:spacing w:line="400" w:lineRule="exact"/>
               <w:jc w:val="center"/>
               <w:rPr>
-                <w:rFonts w:ascii="宋体" w:hAnsi="宋体" w:eastAsia="宋体"/>
-                <w:szCs w:val="21"/>
-              </w:rPr>
-            </w:pPr>
-            <w:r>
-              <w:rPr>
-                <w:rFonts w:hint="eastAsia" w:ascii="宋体" w:hAnsi="宋体" w:eastAsia="宋体"/>
+                <w:rFonts w:ascii="宋体" w:eastAsia="宋体" w:hAnsi="宋体" w:hint="eastAsia"/>
+                <w:szCs w:val="21"/>
+              </w:rPr>
+            </w:pPr>
+            <w:r>
+              <w:rPr>
+                <w:rFonts w:ascii="宋体" w:eastAsia="宋体" w:hAnsi="宋体" w:hint="eastAsia"/>
                 <w:szCs w:val="21"/>
               </w:rPr>
               <w:t>参考文献</w:t>
@@ -2886,13 +2569,13 @@
               <w:spacing w:line="400" w:lineRule="exact"/>
               <w:jc w:val="left"/>
               <w:rPr>
-                <w:rFonts w:ascii="宋体" w:hAnsi="宋体" w:eastAsia="宋体"/>
-                <w:szCs w:val="21"/>
-              </w:rPr>
-            </w:pPr>
-            <w:r>
-              <w:rPr>
-                <w:rFonts w:hint="eastAsia" w:ascii="宋体" w:hAnsi="宋体" w:eastAsia="宋体"/>
+                <w:rFonts w:ascii="宋体" w:eastAsia="宋体" w:hAnsi="宋体" w:hint="eastAsia"/>
+                <w:szCs w:val="21"/>
+              </w:rPr>
+            </w:pPr>
+            <w:r>
+              <w:rPr>
+                <w:rFonts w:ascii="宋体" w:eastAsia="宋体" w:hAnsi="宋体" w:hint="eastAsia"/>
                 <w:szCs w:val="21"/>
               </w:rPr>
               <w:t>1、格式、排序是否符合要求</w:t>
@@ -2908,7 +2591,7 @@
               <w:spacing w:line="400" w:lineRule="exact"/>
               <w:jc w:val="left"/>
               <w:rPr>
-                <w:rFonts w:ascii="宋体" w:hAnsi="宋体" w:eastAsia="宋体"/>
+                <w:rFonts w:ascii="宋体" w:eastAsia="宋体" w:hAnsi="宋体" w:hint="eastAsia"/>
                 <w:szCs w:val="21"/>
               </w:rPr>
             </w:pPr>
@@ -2923,7 +2606,7 @@
               <w:spacing w:line="400" w:lineRule="exact"/>
               <w:jc w:val="left"/>
               <w:rPr>
-                <w:rFonts w:ascii="宋体" w:hAnsi="宋体" w:eastAsia="宋体"/>
+                <w:rFonts w:ascii="宋体" w:eastAsia="宋体" w:hAnsi="宋体" w:hint="eastAsia"/>
                 <w:szCs w:val="21"/>
               </w:rPr>
             </w:pPr>
@@ -2931,37 +2614,21 @@
         </w:tc>
       </w:tr>
       <w:tr>
-        <w:tblPrEx>
-          <w:tblBorders>
-            <w:top w:val="single" w:color="auto" w:sz="4" w:space="0"/>
-            <w:left w:val="single" w:color="auto" w:sz="4" w:space="0"/>
-            <w:bottom w:val="single" w:color="auto" w:sz="4" w:space="0"/>
-            <w:right w:val="single" w:color="auto" w:sz="4" w:space="0"/>
-            <w:insideH w:val="single" w:color="auto" w:sz="4" w:space="0"/>
-            <w:insideV w:val="single" w:color="auto" w:sz="4" w:space="0"/>
-          </w:tblBorders>
-          <w:tblCellMar>
-            <w:top w:w="0" w:type="dxa"/>
-            <w:left w:w="108" w:type="dxa"/>
-            <w:bottom w:w="0" w:type="dxa"/>
-            <w:right w:w="108" w:type="dxa"/>
-          </w:tblCellMar>
-        </w:tblPrEx>
         <w:trPr>
           <w:jc w:val="center"/>
         </w:trPr>
         <w:tc>
           <w:tcPr>
             <w:tcW w:w="559" w:type="dxa"/>
-            <w:vMerge w:val="continue"/>
-            <w:vAlign w:val="center"/>
-          </w:tcPr>
-          <w:p>
-            <w:pPr>
-              <w:spacing w:line="400" w:lineRule="exact"/>
-              <w:jc w:val="left"/>
-              <w:rPr>
-                <w:rFonts w:ascii="宋体" w:hAnsi="宋体" w:eastAsia="宋体"/>
+            <w:vMerge/>
+            <w:vAlign w:val="center"/>
+          </w:tcPr>
+          <w:p>
+            <w:pPr>
+              <w:spacing w:line="400" w:lineRule="exact"/>
+              <w:jc w:val="left"/>
+              <w:rPr>
+                <w:rFonts w:ascii="宋体" w:eastAsia="宋体" w:hAnsi="宋体" w:hint="eastAsia"/>
                 <w:szCs w:val="21"/>
               </w:rPr>
             </w:pPr>
@@ -2970,7 +2637,7 @@
         <w:tc>
           <w:tcPr>
             <w:tcW w:w="986" w:type="dxa"/>
-            <w:vMerge w:val="continue"/>
+            <w:vMerge/>
             <w:vAlign w:val="center"/>
           </w:tcPr>
           <w:p>
@@ -2978,7 +2645,7 @@
               <w:spacing w:line="400" w:lineRule="exact"/>
               <w:jc w:val="center"/>
               <w:rPr>
-                <w:rFonts w:ascii="宋体" w:hAnsi="宋体" w:eastAsia="宋体"/>
+                <w:rFonts w:ascii="宋体" w:eastAsia="宋体" w:hAnsi="宋体" w:hint="eastAsia"/>
                 <w:szCs w:val="21"/>
               </w:rPr>
             </w:pPr>
@@ -2993,13 +2660,13 @@
               <w:spacing w:line="400" w:lineRule="exact"/>
               <w:jc w:val="left"/>
               <w:rPr>
-                <w:rFonts w:ascii="宋体" w:hAnsi="宋体" w:eastAsia="宋体"/>
-                <w:szCs w:val="21"/>
-              </w:rPr>
-            </w:pPr>
-            <w:r>
-              <w:rPr>
-                <w:rFonts w:hint="eastAsia" w:ascii="宋体" w:hAnsi="宋体" w:eastAsia="宋体"/>
+                <w:rFonts w:ascii="宋体" w:eastAsia="宋体" w:hAnsi="宋体" w:hint="eastAsia"/>
+                <w:szCs w:val="21"/>
+              </w:rPr>
+            </w:pPr>
+            <w:r>
+              <w:rPr>
+                <w:rFonts w:ascii="宋体" w:eastAsia="宋体" w:hAnsi="宋体" w:hint="eastAsia"/>
                 <w:szCs w:val="21"/>
               </w:rPr>
               <w:t>2、参考文献数量是否足够</w:t>
@@ -3015,7 +2682,7 @@
               <w:spacing w:line="400" w:lineRule="exact"/>
               <w:jc w:val="left"/>
               <w:rPr>
-                <w:rFonts w:ascii="宋体" w:hAnsi="宋体" w:eastAsia="宋体"/>
+                <w:rFonts w:ascii="宋体" w:eastAsia="宋体" w:hAnsi="宋体" w:hint="eastAsia"/>
                 <w:szCs w:val="21"/>
               </w:rPr>
             </w:pPr>
@@ -3030,7 +2697,7 @@
               <w:spacing w:line="400" w:lineRule="exact"/>
               <w:jc w:val="left"/>
               <w:rPr>
-                <w:rFonts w:ascii="宋体" w:hAnsi="宋体" w:eastAsia="宋体"/>
+                <w:rFonts w:ascii="宋体" w:eastAsia="宋体" w:hAnsi="宋体" w:hint="eastAsia"/>
                 <w:szCs w:val="21"/>
               </w:rPr>
             </w:pPr>
@@ -3038,37 +2705,21 @@
         </w:tc>
       </w:tr>
       <w:tr>
-        <w:tblPrEx>
-          <w:tblBorders>
-            <w:top w:val="single" w:color="auto" w:sz="4" w:space="0"/>
-            <w:left w:val="single" w:color="auto" w:sz="4" w:space="0"/>
-            <w:bottom w:val="single" w:color="auto" w:sz="4" w:space="0"/>
-            <w:right w:val="single" w:color="auto" w:sz="4" w:space="0"/>
-            <w:insideH w:val="single" w:color="auto" w:sz="4" w:space="0"/>
-            <w:insideV w:val="single" w:color="auto" w:sz="4" w:space="0"/>
-          </w:tblBorders>
-          <w:tblCellMar>
-            <w:top w:w="0" w:type="dxa"/>
-            <w:left w:w="108" w:type="dxa"/>
-            <w:bottom w:w="0" w:type="dxa"/>
-            <w:right w:w="108" w:type="dxa"/>
-          </w:tblCellMar>
-        </w:tblPrEx>
         <w:trPr>
           <w:jc w:val="center"/>
         </w:trPr>
         <w:tc>
           <w:tcPr>
             <w:tcW w:w="559" w:type="dxa"/>
-            <w:vMerge w:val="continue"/>
-            <w:vAlign w:val="center"/>
-          </w:tcPr>
-          <w:p>
-            <w:pPr>
-              <w:spacing w:line="400" w:lineRule="exact"/>
-              <w:jc w:val="left"/>
-              <w:rPr>
-                <w:rFonts w:ascii="宋体" w:hAnsi="宋体" w:eastAsia="宋体"/>
+            <w:vMerge/>
+            <w:vAlign w:val="center"/>
+          </w:tcPr>
+          <w:p>
+            <w:pPr>
+              <w:spacing w:line="400" w:lineRule="exact"/>
+              <w:jc w:val="left"/>
+              <w:rPr>
+                <w:rFonts w:ascii="宋体" w:eastAsia="宋体" w:hAnsi="宋体" w:hint="eastAsia"/>
                 <w:szCs w:val="21"/>
               </w:rPr>
             </w:pPr>
@@ -3084,13 +2735,13 @@
               <w:spacing w:line="400" w:lineRule="exact"/>
               <w:jc w:val="center"/>
               <w:rPr>
-                <w:rFonts w:ascii="宋体" w:hAnsi="宋体" w:eastAsia="宋体"/>
-                <w:szCs w:val="21"/>
-              </w:rPr>
-            </w:pPr>
-            <w:r>
-              <w:rPr>
-                <w:rFonts w:hint="eastAsia" w:ascii="宋体" w:hAnsi="宋体" w:eastAsia="宋体"/>
+                <w:rFonts w:ascii="宋体" w:eastAsia="宋体" w:hAnsi="宋体" w:hint="eastAsia"/>
+                <w:szCs w:val="21"/>
+              </w:rPr>
+            </w:pPr>
+            <w:r>
+              <w:rPr>
+                <w:rFonts w:ascii="宋体" w:eastAsia="宋体" w:hAnsi="宋体" w:hint="eastAsia"/>
                 <w:szCs w:val="21"/>
               </w:rPr>
               <w:t>其他</w:t>
@@ -3106,13 +2757,13 @@
               <w:spacing w:line="400" w:lineRule="exact"/>
               <w:jc w:val="left"/>
               <w:rPr>
-                <w:rFonts w:ascii="宋体" w:hAnsi="宋体" w:eastAsia="宋体"/>
-                <w:szCs w:val="21"/>
-              </w:rPr>
-            </w:pPr>
-            <w:r>
-              <w:rPr>
-                <w:rFonts w:hint="eastAsia" w:ascii="宋体" w:hAnsi="宋体" w:eastAsia="宋体"/>
+                <w:rFonts w:ascii="宋体" w:eastAsia="宋体" w:hAnsi="宋体" w:hint="eastAsia"/>
+                <w:szCs w:val="21"/>
+              </w:rPr>
+            </w:pPr>
+            <w:r>
+              <w:rPr>
+                <w:rFonts w:ascii="宋体" w:eastAsia="宋体" w:hAnsi="宋体" w:hint="eastAsia"/>
                 <w:szCs w:val="21"/>
               </w:rPr>
               <w:t>1、附录、致谢是否规范</w:t>
@@ -3128,7 +2779,7 @@
               <w:spacing w:line="400" w:lineRule="exact"/>
               <w:jc w:val="left"/>
               <w:rPr>
-                <w:rFonts w:ascii="宋体" w:hAnsi="宋体" w:eastAsia="宋体"/>
+                <w:rFonts w:ascii="宋体" w:eastAsia="宋体" w:hAnsi="宋体" w:hint="eastAsia"/>
                 <w:szCs w:val="21"/>
               </w:rPr>
             </w:pPr>
@@ -3143,7 +2794,7 @@
               <w:spacing w:line="400" w:lineRule="exact"/>
               <w:jc w:val="left"/>
               <w:rPr>
-                <w:rFonts w:ascii="宋体" w:hAnsi="宋体" w:eastAsia="宋体"/>
+                <w:rFonts w:ascii="宋体" w:eastAsia="宋体" w:hAnsi="宋体" w:hint="eastAsia"/>
                 <w:szCs w:val="21"/>
               </w:rPr>
             </w:pPr>
@@ -3151,22 +2802,6 @@
         </w:tc>
       </w:tr>
       <w:tr>
-        <w:tblPrEx>
-          <w:tblBorders>
-            <w:top w:val="single" w:color="auto" w:sz="4" w:space="0"/>
-            <w:left w:val="single" w:color="auto" w:sz="4" w:space="0"/>
-            <w:bottom w:val="single" w:color="auto" w:sz="4" w:space="0"/>
-            <w:right w:val="single" w:color="auto" w:sz="4" w:space="0"/>
-            <w:insideH w:val="single" w:color="auto" w:sz="4" w:space="0"/>
-            <w:insideV w:val="single" w:color="auto" w:sz="4" w:space="0"/>
-          </w:tblBorders>
-          <w:tblCellMar>
-            <w:top w:w="0" w:type="dxa"/>
-            <w:left w:w="108" w:type="dxa"/>
-            <w:bottom w:w="0" w:type="dxa"/>
-            <w:right w:w="108" w:type="dxa"/>
-          </w:tblCellMar>
-        </w:tblPrEx>
         <w:trPr>
           <w:jc w:val="center"/>
         </w:trPr>
@@ -3181,13 +2816,13 @@
               <w:spacing w:line="400" w:lineRule="exact"/>
               <w:jc w:val="left"/>
               <w:rPr>
-                <w:rFonts w:ascii="宋体" w:hAnsi="宋体" w:eastAsia="宋体"/>
-                <w:szCs w:val="21"/>
-              </w:rPr>
-            </w:pPr>
-            <w:r>
-              <w:rPr>
-                <w:rFonts w:hint="eastAsia" w:ascii="宋体" w:hAnsi="宋体" w:eastAsia="宋体"/>
+                <w:rFonts w:ascii="宋体" w:eastAsia="宋体" w:hAnsi="宋体" w:hint="eastAsia"/>
+                <w:szCs w:val="21"/>
+              </w:rPr>
+            </w:pPr>
+            <w:r>
+              <w:rPr>
+                <w:rFonts w:ascii="宋体" w:eastAsia="宋体" w:hAnsi="宋体" w:hint="eastAsia"/>
                 <w:szCs w:val="21"/>
               </w:rPr>
               <w:t>内容</w:t>
@@ -3205,13 +2840,13 @@
               <w:spacing w:line="400" w:lineRule="exact"/>
               <w:jc w:val="center"/>
               <w:rPr>
-                <w:rFonts w:ascii="宋体" w:hAnsi="宋体" w:eastAsia="宋体"/>
-                <w:szCs w:val="21"/>
-              </w:rPr>
-            </w:pPr>
-            <w:r>
-              <w:rPr>
-                <w:rFonts w:hint="eastAsia" w:ascii="宋体" w:hAnsi="宋体" w:eastAsia="宋体"/>
+                <w:rFonts w:ascii="宋体" w:eastAsia="宋体" w:hAnsi="宋体" w:hint="eastAsia"/>
+                <w:szCs w:val="21"/>
+              </w:rPr>
+            </w:pPr>
+            <w:r>
+              <w:rPr>
+                <w:rFonts w:ascii="宋体" w:eastAsia="宋体" w:hAnsi="宋体" w:hint="eastAsia"/>
                 <w:szCs w:val="21"/>
               </w:rPr>
               <w:t>逻辑与关联性</w:t>
@@ -3228,13 +2863,13 @@
               <w:spacing w:line="400" w:lineRule="exact"/>
               <w:jc w:val="left"/>
               <w:rPr>
-                <w:rFonts w:ascii="宋体" w:hAnsi="宋体" w:eastAsia="宋体"/>
-                <w:szCs w:val="21"/>
-              </w:rPr>
-            </w:pPr>
-            <w:r>
-              <w:rPr>
-                <w:rFonts w:hint="eastAsia" w:ascii="宋体" w:hAnsi="宋体" w:eastAsia="宋体"/>
+                <w:rFonts w:ascii="宋体" w:eastAsia="宋体" w:hAnsi="宋体" w:hint="eastAsia"/>
+                <w:szCs w:val="21"/>
+              </w:rPr>
+            </w:pPr>
+            <w:r>
+              <w:rPr>
+                <w:rFonts w:ascii="宋体" w:eastAsia="宋体" w:hAnsi="宋体" w:hint="eastAsia"/>
                 <w:szCs w:val="21"/>
               </w:rPr>
               <w:t>1、论文整体逻辑性是否强</w:t>
@@ -3250,7 +2885,7 @@
               <w:spacing w:line="400" w:lineRule="exact"/>
               <w:jc w:val="left"/>
               <w:rPr>
-                <w:rFonts w:ascii="宋体" w:hAnsi="宋体" w:eastAsia="宋体"/>
+                <w:rFonts w:ascii="宋体" w:eastAsia="宋体" w:hAnsi="宋体" w:hint="eastAsia"/>
                 <w:szCs w:val="21"/>
               </w:rPr>
             </w:pPr>
@@ -3265,7 +2900,7 @@
               <w:spacing w:line="400" w:lineRule="exact"/>
               <w:jc w:val="left"/>
               <w:rPr>
-                <w:rFonts w:ascii="宋体" w:hAnsi="宋体" w:eastAsia="宋体"/>
+                <w:rFonts w:ascii="宋体" w:eastAsia="宋体" w:hAnsi="宋体" w:hint="eastAsia"/>
                 <w:szCs w:val="21"/>
               </w:rPr>
             </w:pPr>
@@ -3273,37 +2908,21 @@
         </w:tc>
       </w:tr>
       <w:tr>
-        <w:tblPrEx>
-          <w:tblBorders>
-            <w:top w:val="single" w:color="auto" w:sz="4" w:space="0"/>
-            <w:left w:val="single" w:color="auto" w:sz="4" w:space="0"/>
-            <w:bottom w:val="single" w:color="auto" w:sz="4" w:space="0"/>
-            <w:right w:val="single" w:color="auto" w:sz="4" w:space="0"/>
-            <w:insideH w:val="single" w:color="auto" w:sz="4" w:space="0"/>
-            <w:insideV w:val="single" w:color="auto" w:sz="4" w:space="0"/>
-          </w:tblBorders>
-          <w:tblCellMar>
-            <w:top w:w="0" w:type="dxa"/>
-            <w:left w:w="108" w:type="dxa"/>
-            <w:bottom w:w="0" w:type="dxa"/>
-            <w:right w:w="108" w:type="dxa"/>
-          </w:tblCellMar>
-        </w:tblPrEx>
         <w:trPr>
           <w:jc w:val="center"/>
         </w:trPr>
         <w:tc>
           <w:tcPr>
             <w:tcW w:w="559" w:type="dxa"/>
-            <w:vMerge w:val="continue"/>
-            <w:vAlign w:val="center"/>
-          </w:tcPr>
-          <w:p>
-            <w:pPr>
-              <w:spacing w:line="400" w:lineRule="exact"/>
-              <w:jc w:val="left"/>
-              <w:rPr>
-                <w:rFonts w:ascii="宋体" w:hAnsi="宋体" w:eastAsia="宋体"/>
+            <w:vMerge/>
+            <w:vAlign w:val="center"/>
+          </w:tcPr>
+          <w:p>
+            <w:pPr>
+              <w:spacing w:line="400" w:lineRule="exact"/>
+              <w:jc w:val="left"/>
+              <w:rPr>
+                <w:rFonts w:ascii="宋体" w:eastAsia="宋体" w:hAnsi="宋体" w:hint="eastAsia"/>
                 <w:szCs w:val="21"/>
               </w:rPr>
             </w:pPr>
@@ -3312,7 +2931,7 @@
         <w:tc>
           <w:tcPr>
             <w:tcW w:w="986" w:type="dxa"/>
-            <w:vMerge w:val="continue"/>
+            <w:vMerge/>
             <w:vAlign w:val="center"/>
           </w:tcPr>
           <w:p>
@@ -3320,7 +2939,7 @@
               <w:spacing w:line="400" w:lineRule="exact"/>
               <w:jc w:val="center"/>
               <w:rPr>
-                <w:rFonts w:ascii="宋体" w:hAnsi="宋体" w:eastAsia="宋体"/>
+                <w:rFonts w:ascii="宋体" w:eastAsia="宋体" w:hAnsi="宋体" w:hint="eastAsia"/>
                 <w:szCs w:val="21"/>
               </w:rPr>
             </w:pPr>
@@ -3336,13 +2955,13 @@
               <w:spacing w:line="400" w:lineRule="exact"/>
               <w:jc w:val="left"/>
               <w:rPr>
-                <w:rFonts w:ascii="宋体" w:hAnsi="宋体" w:eastAsia="宋体"/>
-                <w:szCs w:val="21"/>
-              </w:rPr>
-            </w:pPr>
-            <w:r>
-              <w:rPr>
-                <w:rFonts w:hint="eastAsia" w:ascii="宋体" w:hAnsi="宋体" w:eastAsia="宋体"/>
+                <w:rFonts w:ascii="宋体" w:eastAsia="宋体" w:hAnsi="宋体" w:hint="eastAsia"/>
+                <w:szCs w:val="21"/>
+              </w:rPr>
+            </w:pPr>
+            <w:r>
+              <w:rPr>
+                <w:rFonts w:ascii="宋体" w:eastAsia="宋体" w:hAnsi="宋体" w:hint="eastAsia"/>
                 <w:szCs w:val="21"/>
               </w:rPr>
               <w:t>2、上下章节之间是否有承上启下关联性表述</w:t>
@@ -3358,7 +2977,7 @@
               <w:spacing w:line="400" w:lineRule="exact"/>
               <w:jc w:val="left"/>
               <w:rPr>
-                <w:rFonts w:ascii="宋体" w:hAnsi="宋体" w:eastAsia="宋体"/>
+                <w:rFonts w:ascii="宋体" w:eastAsia="宋体" w:hAnsi="宋体" w:hint="eastAsia"/>
                 <w:szCs w:val="21"/>
               </w:rPr>
             </w:pPr>
@@ -3373,7 +2992,7 @@
               <w:spacing w:line="400" w:lineRule="exact"/>
               <w:jc w:val="left"/>
               <w:rPr>
-                <w:rFonts w:ascii="宋体" w:hAnsi="宋体" w:eastAsia="宋体"/>
+                <w:rFonts w:ascii="宋体" w:eastAsia="宋体" w:hAnsi="宋体" w:hint="eastAsia"/>
                 <w:szCs w:val="21"/>
               </w:rPr>
             </w:pPr>
@@ -3381,37 +3000,21 @@
         </w:tc>
       </w:tr>
       <w:tr>
-        <w:tblPrEx>
-          <w:tblBorders>
-            <w:top w:val="single" w:color="auto" w:sz="4" w:space="0"/>
-            <w:left w:val="single" w:color="auto" w:sz="4" w:space="0"/>
-            <w:bottom w:val="single" w:color="auto" w:sz="4" w:space="0"/>
-            <w:right w:val="single" w:color="auto" w:sz="4" w:space="0"/>
-            <w:insideH w:val="single" w:color="auto" w:sz="4" w:space="0"/>
-            <w:insideV w:val="single" w:color="auto" w:sz="4" w:space="0"/>
-          </w:tblBorders>
-          <w:tblCellMar>
-            <w:top w:w="0" w:type="dxa"/>
-            <w:left w:w="108" w:type="dxa"/>
-            <w:bottom w:w="0" w:type="dxa"/>
-            <w:right w:w="108" w:type="dxa"/>
-          </w:tblCellMar>
-        </w:tblPrEx>
         <w:trPr>
           <w:jc w:val="center"/>
         </w:trPr>
         <w:tc>
           <w:tcPr>
             <w:tcW w:w="559" w:type="dxa"/>
-            <w:vMerge w:val="continue"/>
-            <w:vAlign w:val="center"/>
-          </w:tcPr>
-          <w:p>
-            <w:pPr>
-              <w:spacing w:line="400" w:lineRule="exact"/>
-              <w:jc w:val="left"/>
-              <w:rPr>
-                <w:rFonts w:ascii="宋体" w:hAnsi="宋体" w:eastAsia="宋体"/>
+            <w:vMerge/>
+            <w:vAlign w:val="center"/>
+          </w:tcPr>
+          <w:p>
+            <w:pPr>
+              <w:spacing w:line="400" w:lineRule="exact"/>
+              <w:jc w:val="left"/>
+              <w:rPr>
+                <w:rFonts w:ascii="宋体" w:eastAsia="宋体" w:hAnsi="宋体" w:hint="eastAsia"/>
                 <w:szCs w:val="21"/>
               </w:rPr>
             </w:pPr>
@@ -3428,13 +3031,13 @@
               <w:spacing w:line="400" w:lineRule="exact"/>
               <w:jc w:val="center"/>
               <w:rPr>
-                <w:rFonts w:ascii="宋体" w:hAnsi="宋体" w:eastAsia="宋体"/>
-                <w:szCs w:val="21"/>
-              </w:rPr>
-            </w:pPr>
-            <w:r>
-              <w:rPr>
-                <w:rFonts w:hint="eastAsia" w:ascii="宋体" w:hAnsi="宋体" w:eastAsia="宋体"/>
+                <w:rFonts w:ascii="宋体" w:eastAsia="宋体" w:hAnsi="宋体" w:hint="eastAsia"/>
+                <w:szCs w:val="21"/>
+              </w:rPr>
+            </w:pPr>
+            <w:r>
+              <w:rPr>
+                <w:rFonts w:ascii="宋体" w:eastAsia="宋体" w:hAnsi="宋体" w:hint="eastAsia"/>
                 <w:szCs w:val="21"/>
               </w:rPr>
               <w:t>内容总结</w:t>
@@ -3451,13 +3054,13 @@
               <w:spacing w:line="400" w:lineRule="exact"/>
               <w:jc w:val="left"/>
               <w:rPr>
-                <w:rFonts w:hint="eastAsia" w:ascii="宋体" w:hAnsi="宋体" w:eastAsia="宋体"/>
-                <w:szCs w:val="21"/>
-              </w:rPr>
-            </w:pPr>
-            <w:r>
-              <w:rPr>
-                <w:rFonts w:hint="eastAsia" w:ascii="宋体" w:hAnsi="宋体" w:eastAsia="宋体"/>
+                <w:rFonts w:ascii="宋体" w:eastAsia="宋体" w:hAnsi="宋体" w:hint="eastAsia"/>
+                <w:szCs w:val="21"/>
+              </w:rPr>
+            </w:pPr>
+            <w:r>
+              <w:rPr>
+                <w:rFonts w:ascii="宋体" w:eastAsia="宋体" w:hAnsi="宋体" w:hint="eastAsia"/>
                 <w:szCs w:val="21"/>
               </w:rPr>
               <w:t>1、主要章节是否有总结性陈述（本章小节）</w:t>
@@ -3473,7 +3076,7 @@
               <w:spacing w:line="400" w:lineRule="exact"/>
               <w:jc w:val="left"/>
               <w:rPr>
-                <w:rFonts w:ascii="宋体" w:hAnsi="宋体" w:eastAsia="宋体"/>
+                <w:rFonts w:ascii="宋体" w:eastAsia="宋体" w:hAnsi="宋体" w:hint="eastAsia"/>
                 <w:szCs w:val="21"/>
               </w:rPr>
             </w:pPr>
@@ -3488,7 +3091,7 @@
               <w:spacing w:line="400" w:lineRule="exact"/>
               <w:jc w:val="left"/>
               <w:rPr>
-                <w:rFonts w:ascii="宋体" w:hAnsi="宋体" w:eastAsia="宋体"/>
+                <w:rFonts w:ascii="宋体" w:eastAsia="宋体" w:hAnsi="宋体" w:hint="eastAsia"/>
                 <w:szCs w:val="21"/>
               </w:rPr>
             </w:pPr>
@@ -3496,37 +3099,21 @@
         </w:tc>
       </w:tr>
       <w:tr>
-        <w:tblPrEx>
-          <w:tblBorders>
-            <w:top w:val="single" w:color="auto" w:sz="4" w:space="0"/>
-            <w:left w:val="single" w:color="auto" w:sz="4" w:space="0"/>
-            <w:bottom w:val="single" w:color="auto" w:sz="4" w:space="0"/>
-            <w:right w:val="single" w:color="auto" w:sz="4" w:space="0"/>
-            <w:insideH w:val="single" w:color="auto" w:sz="4" w:space="0"/>
-            <w:insideV w:val="single" w:color="auto" w:sz="4" w:space="0"/>
-          </w:tblBorders>
-          <w:tblCellMar>
-            <w:top w:w="0" w:type="dxa"/>
-            <w:left w:w="108" w:type="dxa"/>
-            <w:bottom w:w="0" w:type="dxa"/>
-            <w:right w:w="108" w:type="dxa"/>
-          </w:tblCellMar>
-        </w:tblPrEx>
         <w:trPr>
           <w:jc w:val="center"/>
         </w:trPr>
         <w:tc>
           <w:tcPr>
             <w:tcW w:w="559" w:type="dxa"/>
-            <w:vMerge w:val="continue"/>
-            <w:vAlign w:val="center"/>
-          </w:tcPr>
-          <w:p>
-            <w:pPr>
-              <w:spacing w:line="400" w:lineRule="exact"/>
-              <w:jc w:val="left"/>
-              <w:rPr>
-                <w:rFonts w:ascii="宋体" w:hAnsi="宋体" w:eastAsia="宋体"/>
+            <w:vMerge/>
+            <w:vAlign w:val="center"/>
+          </w:tcPr>
+          <w:p>
+            <w:pPr>
+              <w:spacing w:line="400" w:lineRule="exact"/>
+              <w:jc w:val="left"/>
+              <w:rPr>
+                <w:rFonts w:ascii="宋体" w:eastAsia="宋体" w:hAnsi="宋体" w:hint="eastAsia"/>
                 <w:szCs w:val="21"/>
               </w:rPr>
             </w:pPr>
@@ -3535,7 +3122,7 @@
         <w:tc>
           <w:tcPr>
             <w:tcW w:w="986" w:type="dxa"/>
-            <w:vMerge w:val="continue"/>
+            <w:vMerge/>
             <w:vAlign w:val="center"/>
           </w:tcPr>
           <w:p>
@@ -3543,7 +3130,7 @@
               <w:spacing w:line="400" w:lineRule="exact"/>
               <w:jc w:val="center"/>
               <w:rPr>
-                <w:rFonts w:ascii="宋体" w:hAnsi="宋体" w:eastAsia="宋体"/>
+                <w:rFonts w:ascii="宋体" w:eastAsia="宋体" w:hAnsi="宋体" w:hint="eastAsia"/>
                 <w:szCs w:val="21"/>
               </w:rPr>
             </w:pPr>
@@ -3559,13 +3146,13 @@
               <w:spacing w:line="400" w:lineRule="exact"/>
               <w:jc w:val="left"/>
               <w:rPr>
-                <w:rFonts w:ascii="宋体" w:hAnsi="宋体" w:eastAsia="宋体"/>
-                <w:szCs w:val="21"/>
-              </w:rPr>
-            </w:pPr>
-            <w:r>
-              <w:rPr>
-                <w:rFonts w:hint="eastAsia" w:ascii="宋体" w:hAnsi="宋体" w:eastAsia="宋体"/>
+                <w:rFonts w:ascii="宋体" w:eastAsia="宋体" w:hAnsi="宋体" w:hint="eastAsia"/>
+                <w:szCs w:val="21"/>
+              </w:rPr>
+            </w:pPr>
+            <w:r>
+              <w:rPr>
+                <w:rFonts w:ascii="宋体" w:eastAsia="宋体" w:hAnsi="宋体" w:hint="eastAsia"/>
                 <w:szCs w:val="21"/>
               </w:rPr>
               <w:t>2、全文总结与展望部分内容与比例是否合适</w:t>
@@ -3581,7 +3168,7 @@
               <w:spacing w:line="400" w:lineRule="exact"/>
               <w:jc w:val="left"/>
               <w:rPr>
-                <w:rFonts w:ascii="宋体" w:hAnsi="宋体" w:eastAsia="宋体"/>
+                <w:rFonts w:ascii="宋体" w:eastAsia="宋体" w:hAnsi="宋体" w:hint="eastAsia"/>
                 <w:szCs w:val="21"/>
               </w:rPr>
             </w:pPr>
@@ -3596,7 +3183,7 @@
               <w:spacing w:line="400" w:lineRule="exact"/>
               <w:jc w:val="left"/>
               <w:rPr>
-                <w:rFonts w:ascii="宋体" w:hAnsi="宋体" w:eastAsia="宋体"/>
+                <w:rFonts w:ascii="宋体" w:eastAsia="宋体" w:hAnsi="宋体" w:hint="eastAsia"/>
                 <w:szCs w:val="21"/>
               </w:rPr>
             </w:pPr>
@@ -3604,24 +3191,8 @@
         </w:tc>
       </w:tr>
       <w:tr>
-        <w:tblPrEx>
-          <w:tblBorders>
-            <w:top w:val="single" w:color="auto" w:sz="4" w:space="0"/>
-            <w:left w:val="single" w:color="auto" w:sz="4" w:space="0"/>
-            <w:bottom w:val="single" w:color="auto" w:sz="4" w:space="0"/>
-            <w:right w:val="single" w:color="auto" w:sz="4" w:space="0"/>
-            <w:insideH w:val="single" w:color="auto" w:sz="4" w:space="0"/>
-            <w:insideV w:val="single" w:color="auto" w:sz="4" w:space="0"/>
-          </w:tblBorders>
-          <w:tblCellMar>
-            <w:top w:w="0" w:type="dxa"/>
-            <w:left w:w="108" w:type="dxa"/>
-            <w:bottom w:w="0" w:type="dxa"/>
-            <w:right w:w="108" w:type="dxa"/>
-          </w:tblCellMar>
-        </w:tblPrEx>
         <w:trPr>
-          <w:trHeight w:val="2359" w:hRule="atLeast"/>
+          <w:trHeight w:val="2359"/>
           <w:jc w:val="center"/>
         </w:trPr>
         <w:tc>
@@ -3635,13 +3206,13 @@
               <w:spacing w:line="400" w:lineRule="exact"/>
               <w:jc w:val="center"/>
               <w:rPr>
-                <w:rFonts w:ascii="宋体" w:hAnsi="宋体" w:eastAsia="宋体"/>
-                <w:szCs w:val="21"/>
-              </w:rPr>
-            </w:pPr>
-            <w:r>
-              <w:rPr>
-                <w:rFonts w:hint="eastAsia" w:ascii="宋体" w:hAnsi="宋体" w:eastAsia="宋体"/>
+                <w:rFonts w:ascii="宋体" w:eastAsia="宋体" w:hAnsi="宋体" w:hint="eastAsia"/>
+                <w:szCs w:val="21"/>
+              </w:rPr>
+            </w:pPr>
+            <w:r>
+              <w:rPr>
+                <w:rFonts w:ascii="宋体" w:eastAsia="宋体" w:hAnsi="宋体" w:hint="eastAsia"/>
                 <w:szCs w:val="21"/>
               </w:rPr>
               <w:t>其他需要说明的问题</w:t>
@@ -3659,7 +3230,7 @@
               <w:spacing w:line="400" w:lineRule="exact"/>
               <w:jc w:val="left"/>
               <w:rPr>
-                <w:rFonts w:ascii="宋体" w:hAnsi="宋体" w:eastAsia="宋体"/>
+                <w:rFonts w:ascii="宋体" w:eastAsia="宋体" w:hAnsi="宋体" w:hint="eastAsia"/>
                 <w:szCs w:val="21"/>
               </w:rPr>
             </w:pPr>
@@ -3671,13 +3242,13 @@
       <w:pPr>
         <w:jc w:val="left"/>
         <w:rPr>
-          <w:rFonts w:ascii="宋体" w:hAnsi="宋体" w:eastAsia="宋体"/>
+          <w:rFonts w:ascii="宋体" w:eastAsia="宋体" w:hAnsi="宋体" w:hint="eastAsia"/>
           <w:szCs w:val="21"/>
         </w:rPr>
       </w:pPr>
       <w:r>
         <w:rPr>
-          <w:rFonts w:hint="eastAsia" w:ascii="宋体" w:hAnsi="宋体" w:eastAsia="宋体"/>
+          <w:rFonts w:ascii="宋体" w:eastAsia="宋体" w:hAnsi="宋体" w:hint="eastAsia"/>
           <w:szCs w:val="21"/>
         </w:rPr>
         <w:t>注：</w:t>
@@ -3685,7 +3256,7 @@
     </w:p>
     <w:p>
       <w:pPr>
-        <w:pStyle w:val="9"/>
+        <w:pStyle w:val="a8"/>
         <w:numPr>
           <w:ilvl w:val="0"/>
           <w:numId w:val="1"/>
@@ -3693,13 +3264,13 @@
         <w:ind w:firstLineChars="0"/>
         <w:jc w:val="left"/>
         <w:rPr>
-          <w:rFonts w:ascii="宋体" w:hAnsi="宋体" w:eastAsia="宋体"/>
+          <w:rFonts w:ascii="宋体" w:eastAsia="宋体" w:hAnsi="宋体" w:hint="eastAsia"/>
           <w:szCs w:val="21"/>
         </w:rPr>
       </w:pPr>
       <w:r>
         <w:rPr>
-          <w:rFonts w:hint="eastAsia" w:ascii="宋体" w:hAnsi="宋体" w:eastAsia="宋体"/>
+          <w:rFonts w:ascii="宋体" w:eastAsia="宋体" w:hAnsi="宋体" w:hint="eastAsia"/>
           <w:szCs w:val="21"/>
         </w:rPr>
         <w:t>论文要求请以《计算机学院2021级本科生毕业论文工作实施细则》、《本科生毕业论文（设计）模板-理科》为准。</w:t>
@@ -3707,7 +3278,7 @@
     </w:p>
     <w:p>
       <w:pPr>
-        <w:pStyle w:val="9"/>
+        <w:pStyle w:val="a8"/>
         <w:numPr>
           <w:ilvl w:val="0"/>
           <w:numId w:val="1"/>
@@ -3715,13 +3286,13 @@
         <w:ind w:firstLineChars="0"/>
         <w:jc w:val="left"/>
         <w:rPr>
-          <w:rFonts w:ascii="宋体" w:hAnsi="宋体" w:eastAsia="宋体"/>
+          <w:rFonts w:ascii="宋体" w:eastAsia="宋体" w:hAnsi="宋体" w:hint="eastAsia"/>
           <w:szCs w:val="21"/>
         </w:rPr>
       </w:pPr>
       <w:r>
         <w:rPr>
-          <w:rFonts w:hint="eastAsia" w:ascii="宋体" w:hAnsi="宋体" w:eastAsia="宋体"/>
+          <w:rFonts w:ascii="宋体" w:eastAsia="宋体" w:hAnsi="宋体" w:hint="eastAsia"/>
           <w:szCs w:val="21"/>
         </w:rPr>
         <w:t>特殊情况由学院教学指导委员会进行评定。</w:t>
@@ -3729,48 +3300,17 @@
     </w:p>
     <w:tbl>
       <w:tblPr>
-        <w:tblStyle w:val="5"/>
+        <w:tblStyle w:val="a7"/>
         <w:tblW w:w="0" w:type="auto"/>
-        <w:tblInd w:w="0" w:type="dxa"/>
-        <w:tblBorders>
-          <w:top w:val="single" w:color="auto" w:sz="4" w:space="0"/>
-          <w:left w:val="single" w:color="auto" w:sz="4" w:space="0"/>
-          <w:bottom w:val="single" w:color="auto" w:sz="4" w:space="0"/>
-          <w:right w:val="single" w:color="auto" w:sz="4" w:space="0"/>
-          <w:insideH w:val="single" w:color="auto" w:sz="4" w:space="0"/>
-          <w:insideV w:val="single" w:color="auto" w:sz="4" w:space="0"/>
-        </w:tblBorders>
-        <w:tblLayout w:type="autofit"/>
-        <w:tblCellMar>
-          <w:top w:w="0" w:type="dxa"/>
-          <w:left w:w="108" w:type="dxa"/>
-          <w:bottom w:w="0" w:type="dxa"/>
-          <w:right w:w="108" w:type="dxa"/>
-        </w:tblCellMar>
+        <w:tblLook w:val="04A0" w:firstRow="1" w:lastRow="0" w:firstColumn="1" w:lastColumn="0" w:noHBand="0" w:noVBand="1"/>
       </w:tblPr>
       <w:tblGrid>
-        <w:gridCol w:w="4148"/>
-        <w:gridCol w:w="4324"/>
+        <w:gridCol w:w="4062"/>
+        <w:gridCol w:w="4234"/>
       </w:tblGrid>
       <w:tr>
-        <w:tblPrEx>
-          <w:tblBorders>
-            <w:top w:val="single" w:color="auto" w:sz="4" w:space="0"/>
-            <w:left w:val="single" w:color="auto" w:sz="4" w:space="0"/>
-            <w:bottom w:val="single" w:color="auto" w:sz="4" w:space="0"/>
-            <w:right w:val="single" w:color="auto" w:sz="4" w:space="0"/>
-            <w:insideH w:val="single" w:color="auto" w:sz="4" w:space="0"/>
-            <w:insideV w:val="single" w:color="auto" w:sz="4" w:space="0"/>
-          </w:tblBorders>
-          <w:tblCellMar>
-            <w:top w:w="0" w:type="dxa"/>
-            <w:left w:w="108" w:type="dxa"/>
-            <w:bottom w:w="0" w:type="dxa"/>
-            <w:right w:w="108" w:type="dxa"/>
-          </w:tblCellMar>
-        </w:tblPrEx>
         <w:trPr>
-          <w:trHeight w:val="2389" w:hRule="atLeast"/>
+          <w:trHeight w:val="2389"/>
         </w:trPr>
         <w:tc>
           <w:tcPr>
@@ -3780,13 +3320,13 @@
             <w:pPr>
               <w:jc w:val="left"/>
               <w:rPr>
-                <w:rFonts w:ascii="宋体" w:hAnsi="宋体" w:eastAsia="宋体"/>
-                <w:szCs w:val="21"/>
-              </w:rPr>
-            </w:pPr>
-            <w:r>
-              <w:rPr>
-                <w:rFonts w:hint="eastAsia" w:ascii="宋体" w:hAnsi="宋体" w:eastAsia="宋体"/>
+                <w:rFonts w:ascii="宋体" w:eastAsia="宋体" w:hAnsi="宋体" w:hint="eastAsia"/>
+                <w:szCs w:val="21"/>
+              </w:rPr>
+            </w:pPr>
+            <w:r>
+              <w:rPr>
+                <w:rFonts w:ascii="宋体" w:eastAsia="宋体" w:hAnsi="宋体" w:hint="eastAsia"/>
                 <w:szCs w:val="21"/>
               </w:rPr>
               <w:t>学生自查签名：</w:t>
@@ -3796,43 +3336,43 @@
             <w:pPr>
               <w:jc w:val="left"/>
               <w:rPr>
-                <w:rFonts w:ascii="宋体" w:hAnsi="宋体" w:eastAsia="宋体"/>
-                <w:szCs w:val="21"/>
-              </w:rPr>
-            </w:pPr>
-          </w:p>
-          <w:p>
-            <w:pPr>
-              <w:jc w:val="left"/>
-              <w:rPr>
-                <w:rFonts w:ascii="宋体" w:hAnsi="宋体" w:eastAsia="宋体"/>
-                <w:szCs w:val="21"/>
-              </w:rPr>
-            </w:pPr>
-          </w:p>
-          <w:p>
-            <w:pPr>
-              <w:jc w:val="left"/>
-              <w:rPr>
-                <w:rFonts w:ascii="宋体" w:hAnsi="宋体" w:eastAsia="宋体"/>
-                <w:szCs w:val="21"/>
-              </w:rPr>
-            </w:pPr>
-          </w:p>
-          <w:p>
-            <w:pPr>
-              <w:jc w:val="left"/>
-              <w:rPr>
-                <w:rFonts w:ascii="宋体" w:hAnsi="宋体" w:eastAsia="宋体"/>
-                <w:szCs w:val="21"/>
-              </w:rPr>
-            </w:pPr>
-          </w:p>
-          <w:p>
-            <w:pPr>
-              <w:jc w:val="left"/>
-              <w:rPr>
-                <w:rFonts w:ascii="宋体" w:hAnsi="宋体" w:eastAsia="宋体"/>
+                <w:rFonts w:ascii="宋体" w:eastAsia="宋体" w:hAnsi="宋体" w:hint="eastAsia"/>
+                <w:szCs w:val="21"/>
+              </w:rPr>
+            </w:pPr>
+          </w:p>
+          <w:p>
+            <w:pPr>
+              <w:jc w:val="left"/>
+              <w:rPr>
+                <w:rFonts w:ascii="宋体" w:eastAsia="宋体" w:hAnsi="宋体" w:hint="eastAsia"/>
+                <w:szCs w:val="21"/>
+              </w:rPr>
+            </w:pPr>
+          </w:p>
+          <w:p>
+            <w:pPr>
+              <w:jc w:val="left"/>
+              <w:rPr>
+                <w:rFonts w:ascii="宋体" w:eastAsia="宋体" w:hAnsi="宋体" w:hint="eastAsia"/>
+                <w:szCs w:val="21"/>
+              </w:rPr>
+            </w:pPr>
+          </w:p>
+          <w:p>
+            <w:pPr>
+              <w:jc w:val="left"/>
+              <w:rPr>
+                <w:rFonts w:ascii="宋体" w:eastAsia="宋体" w:hAnsi="宋体" w:hint="eastAsia"/>
+                <w:szCs w:val="21"/>
+              </w:rPr>
+            </w:pPr>
+          </w:p>
+          <w:p>
+            <w:pPr>
+              <w:jc w:val="left"/>
+              <w:rPr>
+                <w:rFonts w:ascii="宋体" w:eastAsia="宋体" w:hAnsi="宋体" w:hint="eastAsia"/>
                 <w:szCs w:val="21"/>
               </w:rPr>
             </w:pPr>
@@ -3842,41 +3382,48 @@
               <w:wordWrap w:val="0"/>
               <w:jc w:val="right"/>
               <w:rPr>
-                <w:rFonts w:ascii="宋体" w:hAnsi="宋体" w:eastAsia="宋体"/>
-                <w:szCs w:val="21"/>
-              </w:rPr>
-            </w:pPr>
-            <w:r>
-              <w:rPr>
-                <w:rFonts w:hint="eastAsia" w:ascii="宋体" w:hAnsi="宋体" w:eastAsia="宋体"/>
+                <w:rFonts w:ascii="宋体" w:eastAsia="宋体" w:hAnsi="宋体" w:hint="eastAsia"/>
+                <w:szCs w:val="21"/>
+              </w:rPr>
+            </w:pPr>
+            <w:r>
+              <w:rPr>
+                <w:rFonts w:ascii="宋体" w:eastAsia="宋体" w:hAnsi="宋体" w:hint="eastAsia"/>
+                <w:szCs w:val="21"/>
+              </w:rPr>
+              <w:t>2025</w:t>
+            </w:r>
+            <w:r>
+              <w:rPr>
+                <w:rFonts w:ascii="宋体" w:eastAsia="宋体" w:hAnsi="宋体" w:hint="eastAsia"/>
                 <w:szCs w:val="21"/>
               </w:rPr>
               <w:t xml:space="preserve">年 </w:t>
             </w:r>
             <w:r>
               <w:rPr>
-                <w:rFonts w:ascii="宋体" w:hAnsi="宋体" w:eastAsia="宋体"/>
+                <w:rFonts w:ascii="宋体" w:eastAsia="宋体" w:hAnsi="宋体"/>
                 <w:szCs w:val="21"/>
               </w:rPr>
               <w:t xml:space="preserve">  </w:t>
             </w:r>
             <w:r>
               <w:rPr>
-                <w:rFonts w:hint="eastAsia" w:ascii="宋体" w:hAnsi="宋体" w:eastAsia="宋体"/>
+                <w:rFonts w:ascii="宋体" w:eastAsia="宋体" w:hAnsi="宋体" w:hint="eastAsia"/>
                 <w:szCs w:val="21"/>
               </w:rPr>
               <w:t xml:space="preserve">月 </w:t>
             </w:r>
             <w:r>
               <w:rPr>
-                <w:rFonts w:ascii="宋体" w:hAnsi="宋体" w:eastAsia="宋体"/>
+                <w:rFonts w:ascii="宋体" w:eastAsia="宋体" w:hAnsi="宋体"/>
                 <w:szCs w:val="21"/>
               </w:rPr>
               <w:t xml:space="preserve">  </w:t>
             </w:r>
             <w:r>
               <w:rPr>
-                <w:rFonts w:hint="eastAsia" w:ascii="宋体" w:hAnsi="宋体" w:eastAsia="宋体"/>
+                <w:rFonts w:ascii="宋体" w:eastAsia="宋体" w:hAnsi="宋体" w:hint="eastAsia"/>
                 <w:szCs w:val="21"/>
               </w:rPr>
               <w:t>日</w:t>
@@ -3891,13 +3438,13 @@
             <w:pPr>
               <w:jc w:val="left"/>
               <w:rPr>
-                <w:rFonts w:ascii="宋体" w:hAnsi="宋体" w:eastAsia="宋体"/>
-                <w:szCs w:val="21"/>
-              </w:rPr>
-            </w:pPr>
-            <w:r>
-              <w:rPr>
-                <w:rFonts w:hint="eastAsia" w:ascii="宋体" w:hAnsi="宋体" w:eastAsia="宋体"/>
+                <w:rFonts w:ascii="宋体" w:eastAsia="宋体" w:hAnsi="宋体" w:hint="eastAsia"/>
+                <w:szCs w:val="21"/>
+              </w:rPr>
+            </w:pPr>
+            <w:r>
+              <w:rPr>
+                <w:rFonts w:ascii="宋体" w:eastAsia="宋体" w:hAnsi="宋体" w:hint="eastAsia"/>
                 <w:szCs w:val="21"/>
               </w:rPr>
               <w:t>导师签名：</w:t>
@@ -3907,43 +3454,43 @@
             <w:pPr>
               <w:jc w:val="left"/>
               <w:rPr>
-                <w:rFonts w:ascii="宋体" w:hAnsi="宋体" w:eastAsia="宋体"/>
-                <w:szCs w:val="21"/>
-              </w:rPr>
-            </w:pPr>
-          </w:p>
-          <w:p>
-            <w:pPr>
-              <w:jc w:val="left"/>
-              <w:rPr>
-                <w:rFonts w:ascii="宋体" w:hAnsi="宋体" w:eastAsia="宋体"/>
-                <w:szCs w:val="21"/>
-              </w:rPr>
-            </w:pPr>
-          </w:p>
-          <w:p>
-            <w:pPr>
-              <w:jc w:val="left"/>
-              <w:rPr>
-                <w:rFonts w:ascii="宋体" w:hAnsi="宋体" w:eastAsia="宋体"/>
-                <w:szCs w:val="21"/>
-              </w:rPr>
-            </w:pPr>
-          </w:p>
-          <w:p>
-            <w:pPr>
-              <w:jc w:val="left"/>
-              <w:rPr>
-                <w:rFonts w:ascii="宋体" w:hAnsi="宋体" w:eastAsia="宋体"/>
-                <w:szCs w:val="21"/>
-              </w:rPr>
-            </w:pPr>
-          </w:p>
-          <w:p>
-            <w:pPr>
-              <w:jc w:val="left"/>
-              <w:rPr>
-                <w:rFonts w:ascii="宋体" w:hAnsi="宋体" w:eastAsia="宋体"/>
+                <w:rFonts w:ascii="宋体" w:eastAsia="宋体" w:hAnsi="宋体" w:hint="eastAsia"/>
+                <w:szCs w:val="21"/>
+              </w:rPr>
+            </w:pPr>
+          </w:p>
+          <w:p>
+            <w:pPr>
+              <w:jc w:val="left"/>
+              <w:rPr>
+                <w:rFonts w:ascii="宋体" w:eastAsia="宋体" w:hAnsi="宋体" w:hint="eastAsia"/>
+                <w:szCs w:val="21"/>
+              </w:rPr>
+            </w:pPr>
+          </w:p>
+          <w:p>
+            <w:pPr>
+              <w:jc w:val="left"/>
+              <w:rPr>
+                <w:rFonts w:ascii="宋体" w:eastAsia="宋体" w:hAnsi="宋体" w:hint="eastAsia"/>
+                <w:szCs w:val="21"/>
+              </w:rPr>
+            </w:pPr>
+          </w:p>
+          <w:p>
+            <w:pPr>
+              <w:jc w:val="left"/>
+              <w:rPr>
+                <w:rFonts w:ascii="宋体" w:eastAsia="宋体" w:hAnsi="宋体" w:hint="eastAsia"/>
+                <w:szCs w:val="21"/>
+              </w:rPr>
+            </w:pPr>
+          </w:p>
+          <w:p>
+            <w:pPr>
+              <w:jc w:val="left"/>
+              <w:rPr>
+                <w:rFonts w:ascii="宋体" w:eastAsia="宋体" w:hAnsi="宋体" w:hint="eastAsia"/>
                 <w:szCs w:val="21"/>
               </w:rPr>
             </w:pPr>
@@ -3953,41 +3500,48 @@
               <w:wordWrap w:val="0"/>
               <w:jc w:val="right"/>
               <w:rPr>
-                <w:rFonts w:ascii="宋体" w:hAnsi="宋体" w:eastAsia="宋体"/>
-                <w:szCs w:val="21"/>
-              </w:rPr>
-            </w:pPr>
-            <w:r>
-              <w:rPr>
-                <w:rFonts w:hint="eastAsia" w:ascii="宋体" w:hAnsi="宋体" w:eastAsia="宋体"/>
+                <w:rFonts w:ascii="宋体" w:eastAsia="宋体" w:hAnsi="宋体" w:hint="eastAsia"/>
+                <w:szCs w:val="21"/>
+              </w:rPr>
+            </w:pPr>
+            <w:r>
+              <w:rPr>
+                <w:rFonts w:ascii="宋体" w:eastAsia="宋体" w:hAnsi="宋体" w:hint="eastAsia"/>
+                <w:szCs w:val="21"/>
+              </w:rPr>
+              <w:t>2025</w:t>
+            </w:r>
+            <w:r>
+              <w:rPr>
+                <w:rFonts w:ascii="宋体" w:eastAsia="宋体" w:hAnsi="宋体" w:hint="eastAsia"/>
                 <w:szCs w:val="21"/>
               </w:rPr>
               <w:t xml:space="preserve">年 </w:t>
             </w:r>
             <w:r>
               <w:rPr>
-                <w:rFonts w:ascii="宋体" w:hAnsi="宋体" w:eastAsia="宋体"/>
+                <w:rFonts w:ascii="宋体" w:eastAsia="宋体" w:hAnsi="宋体"/>
                 <w:szCs w:val="21"/>
               </w:rPr>
               <w:t xml:space="preserve">  </w:t>
             </w:r>
             <w:r>
               <w:rPr>
-                <w:rFonts w:hint="eastAsia" w:ascii="宋体" w:hAnsi="宋体" w:eastAsia="宋体"/>
+                <w:rFonts w:ascii="宋体" w:eastAsia="宋体" w:hAnsi="宋体" w:hint="eastAsia"/>
                 <w:szCs w:val="21"/>
               </w:rPr>
               <w:t xml:space="preserve">月 </w:t>
             </w:r>
             <w:r>
               <w:rPr>
-                <w:rFonts w:ascii="宋体" w:hAnsi="宋体" w:eastAsia="宋体"/>
+                <w:rFonts w:ascii="宋体" w:eastAsia="宋体" w:hAnsi="宋体"/>
                 <w:szCs w:val="21"/>
               </w:rPr>
               <w:t xml:space="preserve">  </w:t>
             </w:r>
             <w:r>
               <w:rPr>
-                <w:rFonts w:hint="eastAsia" w:ascii="宋体" w:hAnsi="宋体" w:eastAsia="宋体"/>
+                <w:rFonts w:ascii="宋体" w:eastAsia="宋体" w:hAnsi="宋体" w:hint="eastAsia"/>
                 <w:szCs w:val="21"/>
               </w:rPr>
               <w:t>日</w:t>
@@ -4000,7 +3554,7 @@
       <w:pPr>
         <w:jc w:val="left"/>
         <w:rPr>
-          <w:rFonts w:ascii="宋体" w:hAnsi="宋体" w:eastAsia="宋体"/>
+          <w:rFonts w:ascii="宋体" w:eastAsia="宋体" w:hAnsi="宋体" w:hint="eastAsia"/>
           <w:sz w:val="24"/>
           <w:szCs w:val="24"/>
         </w:rPr>
@@ -4009,20 +3563,20 @@
     <w:sectPr>
       <w:pgSz w:w="11906" w:h="16838"/>
       <w:pgMar w:top="1440" w:right="1800" w:bottom="1440" w:left="1800" w:header="851" w:footer="992" w:gutter="0"/>
-      <w:cols w:space="425" w:num="1"/>
-      <w:docGrid w:type="lines" w:linePitch="312" w:charSpace="0"/>
+      <w:cols w:space="425"/>
+      <w:docGrid w:type="lines" w:linePitch="312"/>
     </w:sectPr>
   </w:body>
 </w:document>
 </file>
 
 <file path=word/numbering.xml><?xml version="1.0" encoding="utf-8"?>
-<w:numbering xmlns:wpc="http://schemas.microsoft.com/office/word/2010/wordprocessingCanvas" xmlns:mc="http://schemas.openxmlformats.org/markup-compatibility/2006" xmlns:o="urn:schemas-microsoft-com:office:office" xmlns:r="http://schemas.openxmlformats.org/officeDocument/2006/relationships" xmlns:m="http://schemas.openxmlformats.org/officeDocument/2006/math" xmlns:v="urn:schemas-microsoft-com:vml" xmlns:wp14="http://schemas.microsoft.com/office/word/2010/wordprocessingDrawing" xmlns:wp="http://schemas.openxmlformats.org/drawingml/2006/wordprocessingDrawing" xmlns:w10="urn:schemas-microsoft-com:office:word" xmlns:w="http://schemas.openxmlformats.org/wordprocessingml/2006/main" xmlns:w14="http://schemas.microsoft.com/office/word/2010/wordml" xmlns:wpg="http://schemas.microsoft.com/office/word/2010/wordprocessingGroup" xmlns:wpi="http://schemas.microsoft.com/office/word/2010/wordprocessingInk" xmlns:wne="http://schemas.microsoft.com/office/word/2006/wordml" xmlns:wps="http://schemas.microsoft.com/office/word/2010/wordprocessingShape" xmlns:wpsCustomData="http://www.wps.cn/officeDocument/2013/wpsCustomData" mc:Ignorable="w14 wp14">
-  <w:abstractNum w:abstractNumId="0">
+<w:numbering xmlns:wpc="http://schemas.microsoft.com/office/word/2010/wordprocessingCanvas" xmlns:cx="http://schemas.microsoft.com/office/drawing/2014/chartex" xmlns:cx1="http://schemas.microsoft.com/office/drawing/2015/9/8/chartex" xmlns:cx2="http://schemas.microsoft.com/office/drawing/2015/10/21/chartex" xmlns:cx3="http://schemas.microsoft.com/office/drawing/2016/5/9/chartex" xmlns:cx4="http://schemas.microsoft.com/office/drawing/2016/5/10/chartex" xmlns:cx5="http://schemas.microsoft.com/office/drawing/2016/5/11/chartex" xmlns:cx6="http://schemas.microsoft.com/office/drawing/2016/5/12/chartex" xmlns:cx7="http://schemas.microsoft.com/office/drawing/2016/5/13/chartex" xmlns:cx8="http://schemas.microsoft.com/office/drawing/2016/5/14/chartex" xmlns:mc="http://schemas.openxmlformats.org/markup-compatibility/2006" xmlns:aink="http://schemas.microsoft.com/office/drawing/2016/ink" xmlns:am3d="http://schemas.microsoft.com/office/drawing/2017/model3d" xmlns:o="urn:schemas-microsoft-com:office:office" xmlns:oel="http://schemas.microsoft.com/office/2019/extlst" xmlns:r="http://schemas.openxmlformats.org/officeDocument/2006/relationships" xmlns:m="http://schemas.openxmlformats.org/officeDocument/2006/math" xmlns:v="urn:schemas-microsoft-com:vml" xmlns:wp14="http://schemas.microsoft.com/office/word/2010/wordprocessingDrawing" xmlns:wp="http://schemas.openxmlformats.org/drawingml/2006/wordprocessingDrawing" xmlns:w10="urn:schemas-microsoft-com:office:word" xmlns:w="http://schemas.openxmlformats.org/wordprocessingml/2006/main" xmlns:w14="http://schemas.microsoft.com/office/word/2010/wordml" xmlns:w15="http://schemas.microsoft.com/office/word/2012/wordml" xmlns:w16cex="http://schemas.microsoft.com/office/word/2018/wordml/cex" xmlns:w16cid="http://schemas.microsoft.com/office/word/2016/wordml/cid" xmlns:w16="http://schemas.microsoft.com/office/word/2018/wordml" xmlns:w16du="http://schemas.microsoft.com/office/word/2023/wordml/word16du" xmlns:w16sdtdh="http://schemas.microsoft.com/office/word/2020/wordml/sdtdatahash" xmlns:w16sdtfl="http://schemas.microsoft.com/office/word/2024/wordml/sdtformatlock" xmlns:w16se="http://schemas.microsoft.com/office/word/2015/wordml/symex" xmlns:wpg="http://schemas.microsoft.com/office/word/2010/wordprocessingGroup" xmlns:wpi="http://schemas.microsoft.com/office/word/2010/wordprocessingInk" xmlns:wne="http://schemas.microsoft.com/office/word/2006/wordml" xmlns:wps="http://schemas.microsoft.com/office/word/2010/wordprocessingShape" mc:Ignorable="w14 w15 w16se w16cid w16 w16cex w16sdtdh w16sdtfl w16du wp14">
+  <w:abstractNum w:abstractNumId="0" w15:restartNumberingAfterBreak="0">
     <w:nsid w:val="04573E89"/>
     <w:multiLevelType w:val="multilevel"/>
     <w:tmpl w:val="04573E89"/>
-    <w:lvl w:ilvl="0" w:tentative="0">
+    <w:lvl w:ilvl="0">
       <w:start w:val="1"/>
       <w:numFmt w:val="decimal"/>
       <w:lvlText w:val="%1、"/>
@@ -4034,7 +3588,7 @@
         <w:rFonts w:hint="default"/>
       </w:rPr>
     </w:lvl>
-    <w:lvl w:ilvl="1" w:tentative="0">
+    <w:lvl w:ilvl="1">
       <w:start w:val="1"/>
       <w:numFmt w:val="lowerLetter"/>
       <w:lvlText w:val="%2)"/>
@@ -4043,7 +3597,7 @@
         <w:ind w:left="840" w:hanging="420"/>
       </w:pPr>
     </w:lvl>
-    <w:lvl w:ilvl="2" w:tentative="0">
+    <w:lvl w:ilvl="2">
       <w:start w:val="1"/>
       <w:numFmt w:val="lowerRoman"/>
       <w:lvlText w:val="%3."/>
@@ -4052,7 +3606,7 @@
         <w:ind w:left="1260" w:hanging="420"/>
       </w:pPr>
     </w:lvl>
-    <w:lvl w:ilvl="3" w:tentative="0">
+    <w:lvl w:ilvl="3">
       <w:start w:val="1"/>
       <w:numFmt w:val="decimal"/>
       <w:lvlText w:val="%4."/>
@@ -4061,7 +3615,7 @@
         <w:ind w:left="1680" w:hanging="420"/>
       </w:pPr>
     </w:lvl>
-    <w:lvl w:ilvl="4" w:tentative="0">
+    <w:lvl w:ilvl="4">
       <w:start w:val="1"/>
       <w:numFmt w:val="lowerLetter"/>
       <w:lvlText w:val="%5)"/>
@@ -4070,7 +3624,7 @@
         <w:ind w:left="2100" w:hanging="420"/>
       </w:pPr>
     </w:lvl>
-    <w:lvl w:ilvl="5" w:tentative="0">
+    <w:lvl w:ilvl="5">
       <w:start w:val="1"/>
       <w:numFmt w:val="lowerRoman"/>
       <w:lvlText w:val="%6."/>
@@ -4079,7 +3633,7 @@
         <w:ind w:left="2520" w:hanging="420"/>
       </w:pPr>
     </w:lvl>
-    <w:lvl w:ilvl="6" w:tentative="0">
+    <w:lvl w:ilvl="6">
       <w:start w:val="1"/>
       <w:numFmt w:val="decimal"/>
       <w:lvlText w:val="%7."/>
@@ -4088,7 +3642,7 @@
         <w:ind w:left="2940" w:hanging="420"/>
       </w:pPr>
     </w:lvl>
-    <w:lvl w:ilvl="7" w:tentative="0">
+    <w:lvl w:ilvl="7">
       <w:start w:val="1"/>
       <w:numFmt w:val="lowerLetter"/>
       <w:lvlText w:val="%8)"/>
@@ -4097,7 +3651,7 @@
         <w:ind w:left="3360" w:hanging="420"/>
       </w:pPr>
     </w:lvl>
-    <w:lvl w:ilvl="8" w:tentative="0">
+    <w:lvl w:ilvl="8">
       <w:start w:val="1"/>
       <w:numFmt w:val="lowerRoman"/>
       <w:lvlText w:val="%9."/>
@@ -4107,301 +3661,427 @@
       </w:pPr>
     </w:lvl>
   </w:abstractNum>
-  <w:num w:numId="1">
+  <w:num w:numId="1" w16cid:durableId="365562936">
     <w:abstractNumId w:val="0"/>
   </w:num>
 </w:numbering>
 </file>
 
 <file path=word/styles.xml><?xml version="1.0" encoding="utf-8"?>
-<w:styles xmlns:mc="http://schemas.openxmlformats.org/markup-compatibility/2006" xmlns:o="urn:schemas-microsoft-com:office:office" xmlns:r="http://schemas.openxmlformats.org/officeDocument/2006/relationships" xmlns:m="http://schemas.openxmlformats.org/officeDocument/2006/math" xmlns:v="urn:schemas-microsoft-com:vml" xmlns:w="http://schemas.openxmlformats.org/wordprocessingml/2006/main" xmlns:w14="http://schemas.microsoft.com/office/word/2010/wordml" xmlns:w10="urn:schemas-microsoft-com:office:word" xmlns:sl="http://schemas.openxmlformats.org/schemaLibrary/2006/main" xmlns:wpsCustomData="http://www.wps.cn/officeDocument/2013/wpsCustomData" mc:Ignorable="w14">
+<w:styles xmlns:mc="http://schemas.openxmlformats.org/markup-compatibility/2006" xmlns:r="http://schemas.openxmlformats.org/officeDocument/2006/relationships" xmlns:w="http://schemas.openxmlformats.org/wordprocessingml/2006/main" xmlns:w14="http://schemas.microsoft.com/office/word/2010/wordml" xmlns:w15="http://schemas.microsoft.com/office/word/2012/wordml" xmlns:w16cex="http://schemas.microsoft.com/office/word/2018/wordml/cex" xmlns:w16cid="http://schemas.microsoft.com/office/word/2016/wordml/cid" xmlns:w16="http://schemas.microsoft.com/office/word/2018/wordml" xmlns:w16du="http://schemas.microsoft.com/office/word/2023/wordml/word16du" xmlns:w16sdtdh="http://schemas.microsoft.com/office/word/2020/wordml/sdtdatahash" xmlns:w16sdtfl="http://schemas.microsoft.com/office/word/2024/wordml/sdtformatlock" xmlns:w16se="http://schemas.microsoft.com/office/word/2015/wordml/symex" mc:Ignorable="w14 w15 w16se w16cid w16 w16cex w16sdtdh w16sdtfl w16du">
   <w:docDefaults>
     <w:rPrDefault>
       <w:rPr>
-        <w:rFonts w:asciiTheme="minorHAnsi" w:hAnsiTheme="minorHAnsi" w:eastAsiaTheme="minorEastAsia" w:cstheme="minorBidi"/>
+        <w:rFonts w:asciiTheme="minorHAnsi" w:eastAsiaTheme="minorEastAsia" w:hAnsiTheme="minorHAnsi" w:cstheme="minorBidi"/>
+        <w:lang w:val="en-US" w:eastAsia="zh-CN" w:bidi="ar-SA"/>
       </w:rPr>
     </w:rPrDefault>
     <w:pPrDefault/>
   </w:docDefaults>
-  <w:latentStyles w:count="260" w:defQFormat="0" w:defUnhideWhenUsed="1" w:defSemiHidden="1" w:defUIPriority="99" w:defLockedState="0">
-    <w:lsdException w:qFormat="1" w:unhideWhenUsed="0" w:uiPriority="0" w:semiHidden="0" w:name="Normal"/>
-    <w:lsdException w:qFormat="1" w:unhideWhenUsed="0" w:uiPriority="9" w:semiHidden="0" w:name="heading 1"/>
-    <w:lsdException w:qFormat="1" w:uiPriority="9" w:name="heading 2"/>
-    <w:lsdException w:qFormat="1" w:uiPriority="9" w:name="heading 3"/>
-    <w:lsdException w:qFormat="1" w:uiPriority="9" w:name="heading 4"/>
-    <w:lsdException w:qFormat="1" w:uiPriority="9" w:name="heading 5"/>
-    <w:lsdException w:qFormat="1" w:uiPriority="9" w:name="heading 6"/>
-    <w:lsdException w:qFormat="1" w:uiPriority="9" w:name="heading 7"/>
-    <w:lsdException w:qFormat="1" w:uiPriority="9" w:name="heading 8"/>
-    <w:lsdException w:qFormat="1" w:uiPriority="9" w:name="heading 9"/>
-    <w:lsdException w:uiPriority="99" w:name="index 1"/>
-    <w:lsdException w:uiPriority="99" w:name="index 2"/>
-    <w:lsdException w:uiPriority="99" w:name="index 3"/>
-    <w:lsdException w:uiPriority="99" w:name="index 4"/>
-    <w:lsdException w:uiPriority="99" w:name="index 5"/>
-    <w:lsdException w:uiPriority="99" w:name="index 6"/>
-    <w:lsdException w:uiPriority="99" w:name="index 7"/>
-    <w:lsdException w:uiPriority="99" w:name="index 8"/>
-    <w:lsdException w:uiPriority="99" w:name="index 9"/>
-    <w:lsdException w:uiPriority="39" w:name="toc 1"/>
-    <w:lsdException w:uiPriority="39" w:name="toc 2"/>
-    <w:lsdException w:uiPriority="39" w:name="toc 3"/>
-    <w:lsdException w:uiPriority="39" w:name="toc 4"/>
-    <w:lsdException w:uiPriority="39" w:name="toc 5"/>
-    <w:lsdException w:uiPriority="39" w:name="toc 6"/>
-    <w:lsdException w:uiPriority="39" w:name="toc 7"/>
-    <w:lsdException w:uiPriority="39" w:name="toc 8"/>
-    <w:lsdException w:uiPriority="39" w:name="toc 9"/>
-    <w:lsdException w:uiPriority="99" w:name="Normal Indent"/>
-    <w:lsdException w:uiPriority="99" w:name="footnote text"/>
-    <w:lsdException w:uiPriority="99" w:name="annotation text"/>
-    <w:lsdException w:uiPriority="99" w:semiHidden="0" w:name="header"/>
-    <w:lsdException w:uiPriority="99" w:semiHidden="0" w:name="footer"/>
-    <w:lsdException w:uiPriority="99" w:name="index heading"/>
-    <w:lsdException w:qFormat="1" w:uiPriority="35" w:name="caption"/>
-    <w:lsdException w:uiPriority="99" w:name="table of figures"/>
-    <w:lsdException w:uiPriority="99" w:name="envelope address"/>
-    <w:lsdException w:uiPriority="99" w:name="envelope return"/>
-    <w:lsdException w:uiPriority="99" w:name="footnote reference"/>
-    <w:lsdException w:uiPriority="99" w:name="annotation reference"/>
-    <w:lsdException w:uiPriority="99" w:name="line number"/>
-    <w:lsdException w:uiPriority="99" w:name="page number"/>
-    <w:lsdException w:uiPriority="99" w:name="endnote reference"/>
-    <w:lsdException w:uiPriority="99" w:name="endnote text"/>
-    <w:lsdException w:uiPriority="99" w:name="table of authorities"/>
-    <w:lsdException w:uiPriority="99" w:name="macro"/>
-    <w:lsdException w:uiPriority="99" w:name="toa heading"/>
-    <w:lsdException w:uiPriority="99" w:name="List"/>
-    <w:lsdException w:uiPriority="99" w:name="List Bullet"/>
-    <w:lsdException w:uiPriority="99" w:name="List Number"/>
-    <w:lsdException w:uiPriority="99" w:name="List 2"/>
-    <w:lsdException w:uiPriority="99" w:name="List 3"/>
-    <w:lsdException w:uiPriority="99" w:name="List 4"/>
-    <w:lsdException w:uiPriority="99" w:name="List 5"/>
-    <w:lsdException w:uiPriority="99" w:name="List Bullet 2"/>
-    <w:lsdException w:uiPriority="99" w:name="List Bullet 3"/>
-    <w:lsdException w:uiPriority="99" w:name="List Bullet 4"/>
-    <w:lsdException w:uiPriority="99" w:name="List Bullet 5"/>
-    <w:lsdException w:uiPriority="99" w:name="List Number 2"/>
-    <w:lsdException w:uiPriority="99" w:name="List Number 3"/>
-    <w:lsdException w:uiPriority="99" w:name="List Number 4"/>
-    <w:lsdException w:uiPriority="99" w:name="List Number 5"/>
-    <w:lsdException w:qFormat="1" w:unhideWhenUsed="0" w:uiPriority="10" w:semiHidden="0" w:name="Title"/>
-    <w:lsdException w:uiPriority="99" w:name="Closing"/>
-    <w:lsdException w:uiPriority="99" w:name="Signature"/>
-    <w:lsdException w:uiPriority="1" w:name="Default Paragraph Font"/>
-    <w:lsdException w:uiPriority="99" w:name="Body Text"/>
-    <w:lsdException w:uiPriority="99" w:name="Body Text Indent"/>
-    <w:lsdException w:uiPriority="99" w:name="List Continue"/>
-    <w:lsdException w:uiPriority="99" w:name="List Continue 2"/>
-    <w:lsdException w:uiPriority="99" w:name="List Continue 3"/>
-    <w:lsdException w:uiPriority="99" w:name="List Continue 4"/>
-    <w:lsdException w:uiPriority="99" w:name="List Continue 5"/>
-    <w:lsdException w:uiPriority="99" w:name="Message Header"/>
-    <w:lsdException w:qFormat="1" w:unhideWhenUsed="0" w:uiPriority="11" w:semiHidden="0" w:name="Subtitle"/>
-    <w:lsdException w:uiPriority="99" w:name="Salutation"/>
-    <w:lsdException w:uiPriority="99" w:name="Date"/>
-    <w:lsdException w:uiPriority="99" w:name="Body Text First Indent"/>
-    <w:lsdException w:uiPriority="99" w:name="Body Text First Indent 2"/>
-    <w:lsdException w:uiPriority="99" w:name="Note Heading"/>
-    <w:lsdException w:uiPriority="99" w:name="Body Text 2"/>
-    <w:lsdException w:uiPriority="99" w:name="Body Text 3"/>
-    <w:lsdException w:uiPriority="99" w:name="Body Text Indent 2"/>
-    <w:lsdException w:uiPriority="99" w:name="Body Text Indent 3"/>
-    <w:lsdException w:uiPriority="99" w:name="Block Text"/>
-    <w:lsdException w:uiPriority="99" w:name="Hyperlink"/>
-    <w:lsdException w:uiPriority="99" w:name="FollowedHyperlink"/>
-    <w:lsdException w:qFormat="1" w:unhideWhenUsed="0" w:uiPriority="22" w:semiHidden="0" w:name="Strong"/>
-    <w:lsdException w:qFormat="1" w:unhideWhenUsed="0" w:uiPriority="20" w:semiHidden="0" w:name="Emphasis"/>
-    <w:lsdException w:uiPriority="99" w:name="Document Map"/>
-    <w:lsdException w:uiPriority="99" w:name="Plain Text"/>
-    <w:lsdException w:uiPriority="99" w:name="E-mail Signature"/>
-    <w:lsdException w:uiPriority="99" w:name="Normal (Web)"/>
-    <w:lsdException w:uiPriority="99" w:name="HTML Acronym"/>
-    <w:lsdException w:uiPriority="99" w:name="HTML Address"/>
-    <w:lsdException w:uiPriority="99" w:name="HTML Cite"/>
-    <w:lsdException w:uiPriority="99" w:name="HTML Code"/>
-    <w:lsdException w:uiPriority="99" w:name="HTML Definition"/>
-    <w:lsdException w:uiPriority="99" w:name="HTML Keyboard"/>
-    <w:lsdException w:uiPriority="99" w:name="HTML Preformatted"/>
-    <w:lsdException w:uiPriority="99" w:name="HTML Sample"/>
-    <w:lsdException w:uiPriority="99" w:name="HTML Typewriter"/>
-    <w:lsdException w:uiPriority="99" w:name="HTML Variable"/>
-    <w:lsdException w:uiPriority="99" w:name="Normal Table"/>
-    <w:lsdException w:uiPriority="99" w:name="annotation subject"/>
-    <w:lsdException w:uiPriority="99" w:name="Table Simple 1"/>
-    <w:lsdException w:uiPriority="99" w:name="Table Simple 2"/>
-    <w:lsdException w:uiPriority="99" w:name="Table Simple 3"/>
-    <w:lsdException w:uiPriority="99" w:name="Table Classic 1"/>
-    <w:lsdException w:uiPriority="99" w:name="Table Classic 2"/>
-    <w:lsdException w:uiPriority="99" w:name="Table Classic 3"/>
-    <w:lsdException w:uiPriority="99" w:name="Table Classic 4"/>
-    <w:lsdException w:uiPriority="99" w:name="Table Colorful 1"/>
-    <w:lsdException w:uiPriority="99" w:name="Table Colorful 2"/>
-    <w:lsdException w:uiPriority="99" w:name="Table Colorful 3"/>
-    <w:lsdException w:uiPriority="99" w:name="Table Columns 1"/>
-    <w:lsdException w:uiPriority="99" w:name="Table Columns 2"/>
-    <w:lsdException w:uiPriority="99" w:name="Table Columns 3"/>
-    <w:lsdException w:uiPriority="99" w:name="Table Columns 4"/>
-    <w:lsdException w:uiPriority="99" w:name="Table Columns 5"/>
-    <w:lsdException w:uiPriority="99" w:name="Table Grid 1"/>
-    <w:lsdException w:uiPriority="99" w:name="Table Grid 2"/>
-    <w:lsdException w:uiPriority="99" w:name="Table Grid 3"/>
-    <w:lsdException w:uiPriority="99" w:name="Table Grid 4"/>
-    <w:lsdException w:uiPriority="99" w:name="Table Grid 5"/>
-    <w:lsdException w:uiPriority="99" w:name="Table Grid 6"/>
-    <w:lsdException w:uiPriority="99" w:name="Table Grid 7"/>
-    <w:lsdException w:uiPriority="99" w:name="Table Grid 8"/>
-    <w:lsdException w:uiPriority="99" w:name="Table List 1"/>
-    <w:lsdException w:uiPriority="99" w:name="Table List 2"/>
-    <w:lsdException w:uiPriority="99" w:name="Table List 3"/>
-    <w:lsdException w:uiPriority="99" w:name="Table List 4"/>
-    <w:lsdException w:uiPriority="99" w:name="Table List 5"/>
-    <w:lsdException w:uiPriority="99" w:name="Table List 6"/>
-    <w:lsdException w:uiPriority="99" w:name="Table List 7"/>
-    <w:lsdException w:uiPriority="99" w:name="Table List 8"/>
-    <w:lsdException w:uiPriority="99" w:name="Table 3D effects 1"/>
-    <w:lsdException w:uiPriority="99" w:name="Table 3D effects 2"/>
-    <w:lsdException w:uiPriority="99" w:name="Table 3D effects 3"/>
-    <w:lsdException w:uiPriority="99" w:name="Table Contemporary"/>
-    <w:lsdException w:uiPriority="99" w:name="Table Elegant"/>
-    <w:lsdException w:uiPriority="99" w:name="Table Professional"/>
-    <w:lsdException w:uiPriority="99" w:name="Table Subtle 1"/>
-    <w:lsdException w:uiPriority="99" w:name="Table Subtle 2"/>
-    <w:lsdException w:uiPriority="99" w:name="Table Web 1"/>
-    <w:lsdException w:uiPriority="99" w:name="Table Web 2"/>
-    <w:lsdException w:uiPriority="99" w:name="Table Web 3"/>
-    <w:lsdException w:uiPriority="99" w:name="Balloon Text"/>
-    <w:lsdException w:unhideWhenUsed="0" w:uiPriority="39" w:semiHidden="0" w:name="Table Grid"/>
-    <w:lsdException w:uiPriority="99" w:name="Table Theme"/>
-    <w:lsdException w:unhideWhenUsed="0" w:uiPriority="60" w:semiHidden="0" w:name="Light Shading"/>
-    <w:lsdException w:unhideWhenUsed="0" w:uiPriority="61" w:semiHidden="0" w:name="Light List"/>
-    <w:lsdException w:unhideWhenUsed="0" w:uiPriority="62" w:semiHidden="0" w:name="Light Grid"/>
-    <w:lsdException w:unhideWhenUsed="0" w:uiPriority="63" w:semiHidden="0" w:name="Medium Shading 1"/>
-    <w:lsdException w:unhideWhenUsed="0" w:uiPriority="64" w:semiHidden="0" w:name="Medium Shading 2"/>
-    <w:lsdException w:unhideWhenUsed="0" w:uiPriority="65" w:semiHidden="0" w:name="Medium List 1"/>
-    <w:lsdException w:unhideWhenUsed="0" w:uiPriority="66" w:semiHidden="0" w:name="Medium List 2"/>
-    <w:lsdException w:unhideWhenUsed="0" w:uiPriority="67" w:semiHidden="0" w:name="Medium Grid 1"/>
-    <w:lsdException w:unhideWhenUsed="0" w:uiPriority="68" w:semiHidden="0" w:name="Medium Grid 2"/>
-    <w:lsdException w:unhideWhenUsed="0" w:uiPriority="69" w:semiHidden="0" w:name="Medium Grid 3"/>
-    <w:lsdException w:unhideWhenUsed="0" w:uiPriority="70" w:semiHidden="0" w:name="Dark List"/>
-    <w:lsdException w:unhideWhenUsed="0" w:uiPriority="71" w:semiHidden="0" w:name="Colorful Shading"/>
-    <w:lsdException w:unhideWhenUsed="0" w:uiPriority="72" w:semiHidden="0" w:name="Colorful List"/>
-    <w:lsdException w:unhideWhenUsed="0" w:uiPriority="73" w:semiHidden="0" w:name="Colorful Grid"/>
-    <w:lsdException w:unhideWhenUsed="0" w:uiPriority="60" w:semiHidden="0" w:name="Light Shading Accent 1"/>
-    <w:lsdException w:unhideWhenUsed="0" w:uiPriority="61" w:semiHidden="0" w:name="Light List Accent 1"/>
-    <w:lsdException w:unhideWhenUsed="0" w:uiPriority="62" w:semiHidden="0" w:name="Light Grid Accent 1"/>
-    <w:lsdException w:unhideWhenUsed="0" w:uiPriority="63" w:semiHidden="0" w:name="Medium Shading 1 Accent 1"/>
-    <w:lsdException w:unhideWhenUsed="0" w:uiPriority="64" w:semiHidden="0" w:name="Medium Shading 2 Accent 1"/>
-    <w:lsdException w:unhideWhenUsed="0" w:uiPriority="65" w:semiHidden="0" w:name="Medium List 1 Accent 1"/>
-    <w:lsdException w:qFormat="1" w:unhideWhenUsed="0" w:uiPriority="34" w:semiHidden="0" w:name="List Paragraph"/>
-    <w:lsdException w:unhideWhenUsed="0" w:uiPriority="66" w:semiHidden="0" w:name="Medium List 2 Accent 1"/>
-    <w:lsdException w:unhideWhenUsed="0" w:uiPriority="67" w:semiHidden="0" w:name="Medium Grid 1 Accent 1"/>
-    <w:lsdException w:unhideWhenUsed="0" w:uiPriority="68" w:semiHidden="0" w:name="Medium Grid 2 Accent 1"/>
-    <w:lsdException w:unhideWhenUsed="0" w:uiPriority="69" w:semiHidden="0" w:name="Medium Grid 3 Accent 1"/>
-    <w:lsdException w:unhideWhenUsed="0" w:uiPriority="70" w:semiHidden="0" w:name="Dark List Accent 1"/>
-    <w:lsdException w:unhideWhenUsed="0" w:uiPriority="71" w:semiHidden="0" w:name="Colorful Shading Accent 1"/>
-    <w:lsdException w:unhideWhenUsed="0" w:uiPriority="72" w:semiHidden="0" w:name="Colorful List Accent 1"/>
-    <w:lsdException w:unhideWhenUsed="0" w:uiPriority="73" w:semiHidden="0" w:name="Colorful Grid Accent 1"/>
-    <w:lsdException w:unhideWhenUsed="0" w:uiPriority="60" w:semiHidden="0" w:name="Light Shading Accent 2"/>
-    <w:lsdException w:unhideWhenUsed="0" w:uiPriority="61" w:semiHidden="0" w:name="Light List Accent 2"/>
-    <w:lsdException w:unhideWhenUsed="0" w:uiPriority="62" w:semiHidden="0" w:name="Light Grid Accent 2"/>
-    <w:lsdException w:unhideWhenUsed="0" w:uiPriority="63" w:semiHidden="0" w:name="Medium Shading 1 Accent 2"/>
-    <w:lsdException w:unhideWhenUsed="0" w:uiPriority="64" w:semiHidden="0" w:name="Medium Shading 2 Accent 2"/>
-    <w:lsdException w:unhideWhenUsed="0" w:uiPriority="65" w:semiHidden="0" w:name="Medium List 1 Accent 2"/>
-    <w:lsdException w:unhideWhenUsed="0" w:uiPriority="66" w:semiHidden="0" w:name="Medium List 2 Accent 2"/>
-    <w:lsdException w:unhideWhenUsed="0" w:uiPriority="67" w:semiHidden="0" w:name="Medium Grid 1 Accent 2"/>
-    <w:lsdException w:unhideWhenUsed="0" w:uiPriority="68" w:semiHidden="0" w:name="Medium Grid 2 Accent 2"/>
-    <w:lsdException w:unhideWhenUsed="0" w:uiPriority="69" w:semiHidden="0" w:name="Medium Grid 3 Accent 2"/>
-    <w:lsdException w:unhideWhenUsed="0" w:uiPriority="70" w:semiHidden="0" w:name="Dark List Accent 2"/>
-    <w:lsdException w:unhideWhenUsed="0" w:uiPriority="71" w:semiHidden="0" w:name="Colorful Shading Accent 2"/>
-    <w:lsdException w:unhideWhenUsed="0" w:uiPriority="72" w:semiHidden="0" w:name="Colorful List Accent 2"/>
-    <w:lsdException w:unhideWhenUsed="0" w:uiPriority="73" w:semiHidden="0" w:name="Colorful Grid Accent 2"/>
-    <w:lsdException w:unhideWhenUsed="0" w:uiPriority="60" w:semiHidden="0" w:name="Light Shading Accent 3"/>
-    <w:lsdException w:unhideWhenUsed="0" w:uiPriority="61" w:semiHidden="0" w:name="Light List Accent 3"/>
-    <w:lsdException w:unhideWhenUsed="0" w:uiPriority="62" w:semiHidden="0" w:name="Light Grid Accent 3"/>
-    <w:lsdException w:unhideWhenUsed="0" w:uiPriority="63" w:semiHidden="0" w:name="Medium Shading 1 Accent 3"/>
-    <w:lsdException w:unhideWhenUsed="0" w:uiPriority="64" w:semiHidden="0" w:name="Medium Shading 2 Accent 3"/>
-    <w:lsdException w:unhideWhenUsed="0" w:uiPriority="65" w:semiHidden="0" w:name="Medium List 1 Accent 3"/>
-    <w:lsdException w:unhideWhenUsed="0" w:uiPriority="66" w:semiHidden="0" w:name="Medium List 2 Accent 3"/>
-    <w:lsdException w:unhideWhenUsed="0" w:uiPriority="67" w:semiHidden="0" w:name="Medium Grid 1 Accent 3"/>
-    <w:lsdException w:unhideWhenUsed="0" w:uiPriority="68" w:semiHidden="0" w:name="Medium Grid 2 Accent 3"/>
-    <w:lsdException w:unhideWhenUsed="0" w:uiPriority="69" w:semiHidden="0" w:name="Medium Grid 3 Accent 3"/>
-    <w:lsdException w:unhideWhenUsed="0" w:uiPriority="70" w:semiHidden="0" w:name="Dark List Accent 3"/>
-    <w:lsdException w:unhideWhenUsed="0" w:uiPriority="71" w:semiHidden="0" w:name="Colorful Shading Accent 3"/>
-    <w:lsdException w:unhideWhenUsed="0" w:uiPriority="72" w:semiHidden="0" w:name="Colorful List Accent 3"/>
-    <w:lsdException w:unhideWhenUsed="0" w:uiPriority="73" w:semiHidden="0" w:name="Colorful Grid Accent 3"/>
-    <w:lsdException w:unhideWhenUsed="0" w:uiPriority="60" w:semiHidden="0" w:name="Light Shading Accent 4"/>
-    <w:lsdException w:unhideWhenUsed="0" w:uiPriority="61" w:semiHidden="0" w:name="Light List Accent 4"/>
-    <w:lsdException w:unhideWhenUsed="0" w:uiPriority="62" w:semiHidden="0" w:name="Light Grid Accent 4"/>
-    <w:lsdException w:unhideWhenUsed="0" w:uiPriority="63" w:semiHidden="0" w:name="Medium Shading 1 Accent 4"/>
-    <w:lsdException w:unhideWhenUsed="0" w:uiPriority="64" w:semiHidden="0" w:name="Medium Shading 2 Accent 4"/>
-    <w:lsdException w:unhideWhenUsed="0" w:uiPriority="65" w:semiHidden="0" w:name="Medium List 1 Accent 4"/>
-    <w:lsdException w:unhideWhenUsed="0" w:uiPriority="66" w:semiHidden="0" w:name="Medium List 2 Accent 4"/>
-    <w:lsdException w:unhideWhenUsed="0" w:uiPriority="67" w:semiHidden="0" w:name="Medium Grid 1 Accent 4"/>
-    <w:lsdException w:unhideWhenUsed="0" w:uiPriority="68" w:semiHidden="0" w:name="Medium Grid 2 Accent 4"/>
-    <w:lsdException w:unhideWhenUsed="0" w:uiPriority="69" w:semiHidden="0" w:name="Medium Grid 3 Accent 4"/>
-    <w:lsdException w:unhideWhenUsed="0" w:uiPriority="70" w:semiHidden="0" w:name="Dark List Accent 4"/>
-    <w:lsdException w:unhideWhenUsed="0" w:uiPriority="71" w:semiHidden="0" w:name="Colorful Shading Accent 4"/>
-    <w:lsdException w:unhideWhenUsed="0" w:uiPriority="72" w:semiHidden="0" w:name="Colorful List Accent 4"/>
-    <w:lsdException w:unhideWhenUsed="0" w:uiPriority="73" w:semiHidden="0" w:name="Colorful Grid Accent 4"/>
-    <w:lsdException w:unhideWhenUsed="0" w:uiPriority="60" w:semiHidden="0" w:name="Light Shading Accent 5"/>
-    <w:lsdException w:unhideWhenUsed="0" w:uiPriority="61" w:semiHidden="0" w:name="Light List Accent 5"/>
-    <w:lsdException w:unhideWhenUsed="0" w:uiPriority="62" w:semiHidden="0" w:name="Light Grid Accent 5"/>
-    <w:lsdException w:unhideWhenUsed="0" w:uiPriority="63" w:semiHidden="0" w:name="Medium Shading 1 Accent 5"/>
-    <w:lsdException w:unhideWhenUsed="0" w:uiPriority="64" w:semiHidden="0" w:name="Medium Shading 2 Accent 5"/>
-    <w:lsdException w:unhideWhenUsed="0" w:uiPriority="65" w:semiHidden="0" w:name="Medium List 1 Accent 5"/>
-    <w:lsdException w:unhideWhenUsed="0" w:uiPriority="66" w:semiHidden="0" w:name="Medium List 2 Accent 5"/>
-    <w:lsdException w:unhideWhenUsed="0" w:uiPriority="67" w:semiHidden="0" w:name="Medium Grid 1 Accent 5"/>
-    <w:lsdException w:unhideWhenUsed="0" w:uiPriority="68" w:semiHidden="0" w:name="Medium Grid 2 Accent 5"/>
-    <w:lsdException w:unhideWhenUsed="0" w:uiPriority="69" w:semiHidden="0" w:name="Medium Grid 3 Accent 5"/>
-    <w:lsdException w:unhideWhenUsed="0" w:uiPriority="70" w:semiHidden="0" w:name="Dark List Accent 5"/>
-    <w:lsdException w:unhideWhenUsed="0" w:uiPriority="71" w:semiHidden="0" w:name="Colorful Shading Accent 5"/>
-    <w:lsdException w:unhideWhenUsed="0" w:uiPriority="72" w:semiHidden="0" w:name="Colorful List Accent 5"/>
-    <w:lsdException w:unhideWhenUsed="0" w:uiPriority="73" w:semiHidden="0" w:name="Colorful Grid Accent 5"/>
-    <w:lsdException w:unhideWhenUsed="0" w:uiPriority="60" w:semiHidden="0" w:name="Light Shading Accent 6"/>
-    <w:lsdException w:unhideWhenUsed="0" w:uiPriority="61" w:semiHidden="0" w:name="Light List Accent 6"/>
-    <w:lsdException w:unhideWhenUsed="0" w:uiPriority="62" w:semiHidden="0" w:name="Light Grid Accent 6"/>
-    <w:lsdException w:unhideWhenUsed="0" w:uiPriority="63" w:semiHidden="0" w:name="Medium Shading 1 Accent 6"/>
-    <w:lsdException w:unhideWhenUsed="0" w:uiPriority="64" w:semiHidden="0" w:name="Medium Shading 2 Accent 6"/>
-    <w:lsdException w:unhideWhenUsed="0" w:uiPriority="65" w:semiHidden="0" w:name="Medium List 1 Accent 6"/>
-    <w:lsdException w:unhideWhenUsed="0" w:uiPriority="66" w:semiHidden="0" w:name="Medium List 2 Accent 6"/>
-    <w:lsdException w:unhideWhenUsed="0" w:uiPriority="67" w:semiHidden="0" w:name="Medium Grid 1 Accent 6"/>
-    <w:lsdException w:unhideWhenUsed="0" w:uiPriority="68" w:semiHidden="0" w:name="Medium Grid 2 Accent 6"/>
-    <w:lsdException w:unhideWhenUsed="0" w:uiPriority="69" w:semiHidden="0" w:name="Medium Grid 3 Accent 6"/>
-    <w:lsdException w:unhideWhenUsed="0" w:uiPriority="70" w:semiHidden="0" w:name="Dark List Accent 6"/>
-    <w:lsdException w:unhideWhenUsed="0" w:uiPriority="71" w:semiHidden="0" w:name="Colorful Shading Accent 6"/>
-    <w:lsdException w:unhideWhenUsed="0" w:uiPriority="72" w:semiHidden="0" w:name="Colorful List Accent 6"/>
-    <w:lsdException w:unhideWhenUsed="0" w:uiPriority="73" w:semiHidden="0" w:name="Colorful Grid Accent 6"/>
+  <w:latentStyles w:defLockedState="0" w:defUIPriority="99" w:defSemiHidden="0" w:defUnhideWhenUsed="0" w:defQFormat="0" w:count="376">
+    <w:lsdException w:name="Normal" w:uiPriority="0" w:qFormat="1"/>
+    <w:lsdException w:name="heading 1" w:uiPriority="9" w:qFormat="1"/>
+    <w:lsdException w:name="heading 2" w:semiHidden="1" w:uiPriority="9" w:unhideWhenUsed="1" w:qFormat="1"/>
+    <w:lsdException w:name="heading 3" w:semiHidden="1" w:uiPriority="9" w:unhideWhenUsed="1" w:qFormat="1"/>
+    <w:lsdException w:name="heading 4" w:semiHidden="1" w:uiPriority="9" w:unhideWhenUsed="1" w:qFormat="1"/>
+    <w:lsdException w:name="heading 5" w:semiHidden="1" w:uiPriority="9" w:unhideWhenUsed="1" w:qFormat="1"/>
+    <w:lsdException w:name="heading 6" w:semiHidden="1" w:uiPriority="9" w:unhideWhenUsed="1" w:qFormat="1"/>
+    <w:lsdException w:name="heading 7" w:semiHidden="1" w:uiPriority="9" w:unhideWhenUsed="1" w:qFormat="1"/>
+    <w:lsdException w:name="heading 8" w:semiHidden="1" w:uiPriority="9" w:unhideWhenUsed="1" w:qFormat="1"/>
+    <w:lsdException w:name="heading 9" w:semiHidden="1" w:uiPriority="9" w:unhideWhenUsed="1" w:qFormat="1"/>
+    <w:lsdException w:name="index 1" w:semiHidden="1" w:unhideWhenUsed="1"/>
+    <w:lsdException w:name="index 2" w:semiHidden="1" w:unhideWhenUsed="1"/>
+    <w:lsdException w:name="index 3" w:semiHidden="1" w:unhideWhenUsed="1"/>
+    <w:lsdException w:name="index 4" w:semiHidden="1" w:unhideWhenUsed="1"/>
+    <w:lsdException w:name="index 5" w:semiHidden="1" w:unhideWhenUsed="1"/>
+    <w:lsdException w:name="index 6" w:semiHidden="1" w:unhideWhenUsed="1"/>
+    <w:lsdException w:name="index 7" w:semiHidden="1" w:unhideWhenUsed="1"/>
+    <w:lsdException w:name="index 8" w:semiHidden="1" w:unhideWhenUsed="1"/>
+    <w:lsdException w:name="index 9" w:semiHidden="1" w:unhideWhenUsed="1"/>
+    <w:lsdException w:name="toc 1" w:semiHidden="1" w:uiPriority="39" w:unhideWhenUsed="1"/>
+    <w:lsdException w:name="toc 2" w:semiHidden="1" w:uiPriority="39" w:unhideWhenUsed="1"/>
+    <w:lsdException w:name="toc 3" w:semiHidden="1" w:uiPriority="39" w:unhideWhenUsed="1"/>
+    <w:lsdException w:name="toc 4" w:semiHidden="1" w:uiPriority="39" w:unhideWhenUsed="1"/>
+    <w:lsdException w:name="toc 5" w:semiHidden="1" w:uiPriority="39" w:unhideWhenUsed="1"/>
+    <w:lsdException w:name="toc 6" w:semiHidden="1" w:uiPriority="39" w:unhideWhenUsed="1"/>
+    <w:lsdException w:name="toc 7" w:semiHidden="1" w:uiPriority="39" w:unhideWhenUsed="1"/>
+    <w:lsdException w:name="toc 8" w:semiHidden="1" w:uiPriority="39" w:unhideWhenUsed="1"/>
+    <w:lsdException w:name="toc 9" w:semiHidden="1" w:uiPriority="39" w:unhideWhenUsed="1"/>
+    <w:lsdException w:name="Normal Indent" w:semiHidden="1" w:unhideWhenUsed="1"/>
+    <w:lsdException w:name="footnote text" w:semiHidden="1" w:unhideWhenUsed="1"/>
+    <w:lsdException w:name="annotation text" w:semiHidden="1" w:unhideWhenUsed="1"/>
+    <w:lsdException w:name="header" w:unhideWhenUsed="1"/>
+    <w:lsdException w:name="footer" w:unhideWhenUsed="1"/>
+    <w:lsdException w:name="index heading" w:semiHidden="1" w:unhideWhenUsed="1"/>
+    <w:lsdException w:name="caption" w:semiHidden="1" w:uiPriority="35" w:unhideWhenUsed="1" w:qFormat="1"/>
+    <w:lsdException w:name="table of figures" w:semiHidden="1" w:unhideWhenUsed="1"/>
+    <w:lsdException w:name="envelope address" w:semiHidden="1" w:unhideWhenUsed="1"/>
+    <w:lsdException w:name="envelope return" w:semiHidden="1" w:unhideWhenUsed="1"/>
+    <w:lsdException w:name="footnote reference" w:semiHidden="1" w:unhideWhenUsed="1"/>
+    <w:lsdException w:name="annotation reference" w:semiHidden="1" w:unhideWhenUsed="1"/>
+    <w:lsdException w:name="line number" w:semiHidden="1" w:unhideWhenUsed="1"/>
+    <w:lsdException w:name="page number" w:semiHidden="1" w:unhideWhenUsed="1"/>
+    <w:lsdException w:name="endnote reference" w:semiHidden="1" w:unhideWhenUsed="1"/>
+    <w:lsdException w:name="endnote text" w:semiHidden="1" w:unhideWhenUsed="1"/>
+    <w:lsdException w:name="table of authorities" w:semiHidden="1" w:unhideWhenUsed="1"/>
+    <w:lsdException w:name="macro" w:semiHidden="1" w:unhideWhenUsed="1"/>
+    <w:lsdException w:name="toa heading" w:semiHidden="1" w:unhideWhenUsed="1"/>
+    <w:lsdException w:name="List" w:semiHidden="1" w:unhideWhenUsed="1"/>
+    <w:lsdException w:name="List Bullet" w:semiHidden="1" w:unhideWhenUsed="1"/>
+    <w:lsdException w:name="List Number" w:semiHidden="1" w:unhideWhenUsed="1"/>
+    <w:lsdException w:name="List 2" w:semiHidden="1" w:unhideWhenUsed="1"/>
+    <w:lsdException w:name="List 3" w:semiHidden="1" w:unhideWhenUsed="1"/>
+    <w:lsdException w:name="List 4" w:semiHidden="1" w:unhideWhenUsed="1"/>
+    <w:lsdException w:name="List 5" w:semiHidden="1" w:unhideWhenUsed="1"/>
+    <w:lsdException w:name="List Bullet 2" w:semiHidden="1" w:unhideWhenUsed="1"/>
+    <w:lsdException w:name="List Bullet 3" w:semiHidden="1" w:unhideWhenUsed="1"/>
+    <w:lsdException w:name="List Bullet 4" w:semiHidden="1" w:unhideWhenUsed="1"/>
+    <w:lsdException w:name="List Bullet 5" w:semiHidden="1" w:unhideWhenUsed="1"/>
+    <w:lsdException w:name="List Number 2" w:semiHidden="1" w:unhideWhenUsed="1"/>
+    <w:lsdException w:name="List Number 3" w:semiHidden="1" w:unhideWhenUsed="1"/>
+    <w:lsdException w:name="List Number 4" w:semiHidden="1" w:unhideWhenUsed="1"/>
+    <w:lsdException w:name="List Number 5" w:semiHidden="1" w:unhideWhenUsed="1"/>
+    <w:lsdException w:name="Title" w:uiPriority="10" w:qFormat="1"/>
+    <w:lsdException w:name="Closing" w:semiHidden="1" w:unhideWhenUsed="1"/>
+    <w:lsdException w:name="Signature" w:semiHidden="1" w:unhideWhenUsed="1"/>
+    <w:lsdException w:name="Default Paragraph Font" w:semiHidden="1" w:uiPriority="1" w:unhideWhenUsed="1"/>
+    <w:lsdException w:name="Body Text" w:semiHidden="1" w:unhideWhenUsed="1"/>
+    <w:lsdException w:name="Body Text Indent" w:semiHidden="1" w:unhideWhenUsed="1"/>
+    <w:lsdException w:name="List Continue" w:semiHidden="1" w:unhideWhenUsed="1"/>
+    <w:lsdException w:name="List Continue 2" w:semiHidden="1" w:unhideWhenUsed="1"/>
+    <w:lsdException w:name="List Continue 3" w:semiHidden="1" w:unhideWhenUsed="1"/>
+    <w:lsdException w:name="List Continue 4" w:semiHidden="1" w:unhideWhenUsed="1"/>
+    <w:lsdException w:name="List Continue 5" w:semiHidden="1" w:unhideWhenUsed="1"/>
+    <w:lsdException w:name="Message Header" w:semiHidden="1" w:unhideWhenUsed="1"/>
+    <w:lsdException w:name="Subtitle" w:uiPriority="11" w:qFormat="1"/>
+    <w:lsdException w:name="Salutation" w:semiHidden="1" w:unhideWhenUsed="1"/>
+    <w:lsdException w:name="Date" w:semiHidden="1" w:unhideWhenUsed="1"/>
+    <w:lsdException w:name="Body Text First Indent" w:semiHidden="1" w:unhideWhenUsed="1"/>
+    <w:lsdException w:name="Body Text First Indent 2" w:semiHidden="1" w:unhideWhenUsed="1"/>
+    <w:lsdException w:name="Note Heading" w:semiHidden="1" w:unhideWhenUsed="1"/>
+    <w:lsdException w:name="Body Text 2" w:semiHidden="1" w:unhideWhenUsed="1"/>
+    <w:lsdException w:name="Body Text 3" w:semiHidden="1" w:unhideWhenUsed="1"/>
+    <w:lsdException w:name="Body Text Indent 2" w:semiHidden="1" w:unhideWhenUsed="1"/>
+    <w:lsdException w:name="Body Text Indent 3" w:semiHidden="1" w:unhideWhenUsed="1"/>
+    <w:lsdException w:name="Block Text" w:semiHidden="1" w:unhideWhenUsed="1"/>
+    <w:lsdException w:name="Hyperlink" w:semiHidden="1" w:unhideWhenUsed="1"/>
+    <w:lsdException w:name="FollowedHyperlink" w:semiHidden="1" w:unhideWhenUsed="1"/>
+    <w:lsdException w:name="Strong" w:uiPriority="22" w:qFormat="1"/>
+    <w:lsdException w:name="Emphasis" w:uiPriority="20" w:qFormat="1"/>
+    <w:lsdException w:name="Document Map" w:semiHidden="1" w:unhideWhenUsed="1"/>
+    <w:lsdException w:name="Plain Text" w:semiHidden="1" w:unhideWhenUsed="1"/>
+    <w:lsdException w:name="E-mail Signature" w:semiHidden="1" w:unhideWhenUsed="1"/>
+    <w:lsdException w:name="HTML Top of Form" w:semiHidden="1" w:unhideWhenUsed="1"/>
+    <w:lsdException w:name="HTML Bottom of Form" w:semiHidden="1" w:unhideWhenUsed="1"/>
+    <w:lsdException w:name="Normal (Web)" w:semiHidden="1" w:unhideWhenUsed="1"/>
+    <w:lsdException w:name="HTML Acronym" w:semiHidden="1" w:unhideWhenUsed="1"/>
+    <w:lsdException w:name="HTML Address" w:semiHidden="1" w:unhideWhenUsed="1"/>
+    <w:lsdException w:name="HTML Cite" w:semiHidden="1" w:unhideWhenUsed="1"/>
+    <w:lsdException w:name="HTML Code" w:semiHidden="1" w:unhideWhenUsed="1"/>
+    <w:lsdException w:name="HTML Definition" w:semiHidden="1" w:unhideWhenUsed="1"/>
+    <w:lsdException w:name="HTML Keyboard" w:semiHidden="1" w:unhideWhenUsed="1"/>
+    <w:lsdException w:name="HTML Preformatted" w:semiHidden="1" w:unhideWhenUsed="1"/>
+    <w:lsdException w:name="HTML Sample" w:semiHidden="1" w:unhideWhenUsed="1"/>
+    <w:lsdException w:name="HTML Typewriter" w:semiHidden="1" w:unhideWhenUsed="1"/>
+    <w:lsdException w:name="HTML Variable" w:semiHidden="1" w:unhideWhenUsed="1"/>
+    <w:lsdException w:name="Normal Table" w:semiHidden="1" w:unhideWhenUsed="1"/>
+    <w:lsdException w:name="annotation subject" w:semiHidden="1" w:unhideWhenUsed="1"/>
+    <w:lsdException w:name="No List" w:semiHidden="1" w:unhideWhenUsed="1"/>
+    <w:lsdException w:name="Outline List 1" w:semiHidden="1" w:unhideWhenUsed="1"/>
+    <w:lsdException w:name="Outline List 2" w:semiHidden="1" w:unhideWhenUsed="1"/>
+    <w:lsdException w:name="Outline List 3" w:semiHidden="1" w:unhideWhenUsed="1"/>
+    <w:lsdException w:name="Table Simple 1" w:semiHidden="1" w:unhideWhenUsed="1"/>
+    <w:lsdException w:name="Table Simple 2" w:semiHidden="1" w:unhideWhenUsed="1"/>
+    <w:lsdException w:name="Table Simple 3" w:semiHidden="1" w:unhideWhenUsed="1"/>
+    <w:lsdException w:name="Table Classic 1" w:semiHidden="1" w:unhideWhenUsed="1"/>
+    <w:lsdException w:name="Table Classic 2" w:semiHidden="1" w:unhideWhenUsed="1"/>
+    <w:lsdException w:name="Table Classic 3" w:semiHidden="1" w:unhideWhenUsed="1"/>
+    <w:lsdException w:name="Table Classic 4" w:semiHidden="1" w:unhideWhenUsed="1"/>
+    <w:lsdException w:name="Table Colorful 1" w:semiHidden="1" w:unhideWhenUsed="1"/>
+    <w:lsdException w:name="Table Colorful 2" w:semiHidden="1" w:unhideWhenUsed="1"/>
+    <w:lsdException w:name="Table Colorful 3" w:semiHidden="1" w:unhideWhenUsed="1"/>
+    <w:lsdException w:name="Table Columns 1" w:semiHidden="1" w:unhideWhenUsed="1"/>
+    <w:lsdException w:name="Table Columns 2" w:semiHidden="1" w:unhideWhenUsed="1"/>
+    <w:lsdException w:name="Table Columns 3" w:semiHidden="1" w:unhideWhenUsed="1"/>
+    <w:lsdException w:name="Table Columns 4" w:semiHidden="1" w:unhideWhenUsed="1"/>
+    <w:lsdException w:name="Table Columns 5" w:semiHidden="1" w:unhideWhenUsed="1"/>
+    <w:lsdException w:name="Table Grid 1" w:semiHidden="1" w:unhideWhenUsed="1"/>
+    <w:lsdException w:name="Table Grid 2" w:semiHidden="1" w:unhideWhenUsed="1"/>
+    <w:lsdException w:name="Table Grid 3" w:semiHidden="1" w:unhideWhenUsed="1"/>
+    <w:lsdException w:name="Table Grid 4" w:semiHidden="1" w:unhideWhenUsed="1"/>
+    <w:lsdException w:name="Table Grid 5" w:semiHidden="1" w:unhideWhenUsed="1"/>
+    <w:lsdException w:name="Table Grid 6" w:semiHidden="1" w:unhideWhenUsed="1"/>
+    <w:lsdException w:name="Table Grid 7" w:semiHidden="1" w:unhideWhenUsed="1"/>
+    <w:lsdException w:name="Table Grid 8" w:semiHidden="1" w:unhideWhenUsed="1"/>
+    <w:lsdException w:name="Table List 1" w:semiHidden="1" w:unhideWhenUsed="1"/>
+    <w:lsdException w:name="Table List 2" w:semiHidden="1" w:unhideWhenUsed="1"/>
+    <w:lsdException w:name="Table List 3" w:semiHidden="1" w:unhideWhenUsed="1"/>
+    <w:lsdException w:name="Table List 4" w:semiHidden="1" w:unhideWhenUsed="1"/>
+    <w:lsdException w:name="Table List 5" w:semiHidden="1" w:unhideWhenUsed="1"/>
+    <w:lsdException w:name="Table List 6" w:semiHidden="1" w:unhideWhenUsed="1"/>
+    <w:lsdException w:name="Table List 7" w:semiHidden="1" w:unhideWhenUsed="1"/>
+    <w:lsdException w:name="Table List 8" w:semiHidden="1" w:unhideWhenUsed="1"/>
+    <w:lsdException w:name="Table 3D effects 1" w:semiHidden="1" w:unhideWhenUsed="1"/>
+    <w:lsdException w:name="Table 3D effects 2" w:semiHidden="1" w:unhideWhenUsed="1"/>
+    <w:lsdException w:name="Table 3D effects 3" w:semiHidden="1" w:unhideWhenUsed="1"/>
+    <w:lsdException w:name="Table Contemporary" w:semiHidden="1" w:unhideWhenUsed="1"/>
+    <w:lsdException w:name="Table Elegant" w:semiHidden="1" w:unhideWhenUsed="1"/>
+    <w:lsdException w:name="Table Professional" w:semiHidden="1" w:unhideWhenUsed="1"/>
+    <w:lsdException w:name="Table Subtle 1" w:semiHidden="1" w:unhideWhenUsed="1"/>
+    <w:lsdException w:name="Table Subtle 2" w:semiHidden="1" w:unhideWhenUsed="1"/>
+    <w:lsdException w:name="Table Web 1" w:semiHidden="1" w:unhideWhenUsed="1"/>
+    <w:lsdException w:name="Table Web 2" w:semiHidden="1" w:unhideWhenUsed="1"/>
+    <w:lsdException w:name="Table Web 3" w:semiHidden="1" w:unhideWhenUsed="1"/>
+    <w:lsdException w:name="Balloon Text" w:semiHidden="1" w:unhideWhenUsed="1"/>
+    <w:lsdException w:name="Table Grid" w:uiPriority="39"/>
+    <w:lsdException w:name="Table Theme" w:semiHidden="1" w:unhideWhenUsed="1"/>
+    <w:lsdException w:name="Placeholder Text" w:semiHidden="1" w:unhideWhenUsed="1"/>
+    <w:lsdException w:name="No Spacing" w:semiHidden="1" w:unhideWhenUsed="1"/>
+    <w:lsdException w:name="Light Shading" w:uiPriority="60"/>
+    <w:lsdException w:name="Light List" w:uiPriority="61"/>
+    <w:lsdException w:name="Light Grid" w:uiPriority="62"/>
+    <w:lsdException w:name="Medium Shading 1" w:uiPriority="63"/>
+    <w:lsdException w:name="Medium Shading 2" w:uiPriority="64"/>
+    <w:lsdException w:name="Medium List 1" w:uiPriority="65"/>
+    <w:lsdException w:name="Medium List 2" w:uiPriority="66"/>
+    <w:lsdException w:name="Medium Grid 1" w:uiPriority="67"/>
+    <w:lsdException w:name="Medium Grid 2" w:uiPriority="68"/>
+    <w:lsdException w:name="Medium Grid 3" w:uiPriority="69"/>
+    <w:lsdException w:name="Dark List" w:uiPriority="70"/>
+    <w:lsdException w:name="Colorful Shading" w:uiPriority="71"/>
+    <w:lsdException w:name="Colorful List" w:uiPriority="72"/>
+    <w:lsdException w:name="Colorful Grid" w:uiPriority="73"/>
+    <w:lsdException w:name="Light Shading Accent 1" w:uiPriority="60"/>
+    <w:lsdException w:name="Light List Accent 1" w:uiPriority="61"/>
+    <w:lsdException w:name="Light Grid Accent 1" w:uiPriority="62"/>
+    <w:lsdException w:name="Medium Shading 1 Accent 1" w:uiPriority="63"/>
+    <w:lsdException w:name="Medium Shading 2 Accent 1" w:uiPriority="64"/>
+    <w:lsdException w:name="Medium List 1 Accent 1" w:uiPriority="65"/>
+    <w:lsdException w:name="Revision" w:semiHidden="1" w:unhideWhenUsed="1"/>
+    <w:lsdException w:name="List Paragraph" w:uiPriority="34" w:qFormat="1"/>
+    <w:lsdException w:name="Quote" w:semiHidden="1" w:unhideWhenUsed="1"/>
+    <w:lsdException w:name="Intense Quote" w:semiHidden="1" w:unhideWhenUsed="1"/>
+    <w:lsdException w:name="Medium List 2 Accent 1" w:uiPriority="66"/>
+    <w:lsdException w:name="Medium Grid 1 Accent 1" w:uiPriority="67"/>
+    <w:lsdException w:name="Medium Grid 2 Accent 1" w:uiPriority="68"/>
+    <w:lsdException w:name="Medium Grid 3 Accent 1" w:uiPriority="69"/>
+    <w:lsdException w:name="Dark List Accent 1" w:uiPriority="70"/>
+    <w:lsdException w:name="Colorful Shading Accent 1" w:uiPriority="71"/>
+    <w:lsdException w:name="Colorful List Accent 1" w:uiPriority="72"/>
+    <w:lsdException w:name="Colorful Grid Accent 1" w:uiPriority="73"/>
+    <w:lsdException w:name="Light Shading Accent 2" w:uiPriority="60"/>
+    <w:lsdException w:name="Light List Accent 2" w:uiPriority="61"/>
+    <w:lsdException w:name="Light Grid Accent 2" w:uiPriority="62"/>
+    <w:lsdException w:name="Medium Shading 1 Accent 2" w:uiPriority="63"/>
+    <w:lsdException w:name="Medium Shading 2 Accent 2" w:uiPriority="64"/>
+    <w:lsdException w:name="Medium List 1 Accent 2" w:uiPriority="65"/>
+    <w:lsdException w:name="Medium List 2 Accent 2" w:uiPriority="66"/>
+    <w:lsdException w:name="Medium Grid 1 Accent 2" w:uiPriority="67"/>
+    <w:lsdException w:name="Medium Grid 2 Accent 2" w:uiPriority="68"/>
+    <w:lsdException w:name="Medium Grid 3 Accent 2" w:uiPriority="69"/>
+    <w:lsdException w:name="Dark List Accent 2" w:uiPriority="70"/>
+    <w:lsdException w:name="Colorful Shading Accent 2" w:uiPriority="71"/>
+    <w:lsdException w:name="Colorful List Accent 2" w:uiPriority="72"/>
+    <w:lsdException w:name="Colorful Grid Accent 2" w:uiPriority="73"/>
+    <w:lsdException w:name="Light Shading Accent 3" w:uiPriority="60"/>
+    <w:lsdException w:name="Light List Accent 3" w:uiPriority="61"/>
+    <w:lsdException w:name="Light Grid Accent 3" w:uiPriority="62"/>
+    <w:lsdException w:name="Medium Shading 1 Accent 3" w:uiPriority="63"/>
+    <w:lsdException w:name="Medium Shading 2 Accent 3" w:uiPriority="64"/>
+    <w:lsdException w:name="Medium List 1 Accent 3" w:uiPriority="65"/>
+    <w:lsdException w:name="Medium List 2 Accent 3" w:uiPriority="66"/>
+    <w:lsdException w:name="Medium Grid 1 Accent 3" w:uiPriority="67"/>
+    <w:lsdException w:name="Medium Grid 2 Accent 3" w:uiPriority="68"/>
+    <w:lsdException w:name="Medium Grid 3 Accent 3" w:uiPriority="69"/>
+    <w:lsdException w:name="Dark List Accent 3" w:uiPriority="70"/>
+    <w:lsdException w:name="Colorful Shading Accent 3" w:uiPriority="71"/>
+    <w:lsdException w:name="Colorful List Accent 3" w:uiPriority="72"/>
+    <w:lsdException w:name="Colorful Grid Accent 3" w:uiPriority="73"/>
+    <w:lsdException w:name="Light Shading Accent 4" w:uiPriority="60"/>
+    <w:lsdException w:name="Light List Accent 4" w:uiPriority="61"/>
+    <w:lsdException w:name="Light Grid Accent 4" w:uiPriority="62"/>
+    <w:lsdException w:name="Medium Shading 1 Accent 4" w:uiPriority="63"/>
+    <w:lsdException w:name="Medium Shading 2 Accent 4" w:uiPriority="64"/>
+    <w:lsdException w:name="Medium List 1 Accent 4" w:uiPriority="65"/>
+    <w:lsdException w:name="Medium List 2 Accent 4" w:uiPriority="66"/>
+    <w:lsdException w:name="Medium Grid 1 Accent 4" w:uiPriority="67"/>
+    <w:lsdException w:name="Medium Grid 2 Accent 4" w:uiPriority="68"/>
+    <w:lsdException w:name="Medium Grid 3 Accent 4" w:uiPriority="69"/>
+    <w:lsdException w:name="Dark List Accent 4" w:uiPriority="70"/>
+    <w:lsdException w:name="Colorful Shading Accent 4" w:uiPriority="71"/>
+    <w:lsdException w:name="Colorful List Accent 4" w:uiPriority="72"/>
+    <w:lsdException w:name="Colorful Grid Accent 4" w:uiPriority="73"/>
+    <w:lsdException w:name="Light Shading Accent 5" w:uiPriority="60"/>
+    <w:lsdException w:name="Light List Accent 5" w:uiPriority="61"/>
+    <w:lsdException w:name="Light Grid Accent 5" w:uiPriority="62"/>
+    <w:lsdException w:name="Medium Shading 1 Accent 5" w:uiPriority="63"/>
+    <w:lsdException w:name="Medium Shading 2 Accent 5" w:uiPriority="64"/>
+    <w:lsdException w:name="Medium List 1 Accent 5" w:uiPriority="65"/>
+    <w:lsdException w:name="Medium List 2 Accent 5" w:uiPriority="66"/>
+    <w:lsdException w:name="Medium Grid 1 Accent 5" w:uiPriority="67"/>
+    <w:lsdException w:name="Medium Grid 2 Accent 5" w:uiPriority="68"/>
+    <w:lsdException w:name="Medium Grid 3 Accent 5" w:uiPriority="69"/>
+    <w:lsdException w:name="Dark List Accent 5" w:uiPriority="70"/>
+    <w:lsdException w:name="Colorful Shading Accent 5" w:uiPriority="71"/>
+    <w:lsdException w:name="Colorful List Accent 5" w:uiPriority="72"/>
+    <w:lsdException w:name="Colorful Grid Accent 5" w:uiPriority="73"/>
+    <w:lsdException w:name="Light Shading Accent 6" w:uiPriority="60"/>
+    <w:lsdException w:name="Light List Accent 6" w:uiPriority="61"/>
+    <w:lsdException w:name="Light Grid Accent 6" w:uiPriority="62"/>
+    <w:lsdException w:name="Medium Shading 1 Accent 6" w:uiPriority="63"/>
+    <w:lsdException w:name="Medium Shading 2 Accent 6" w:uiPriority="64"/>
+    <w:lsdException w:name="Medium List 1 Accent 6" w:uiPriority="65"/>
+    <w:lsdException w:name="Medium List 2 Accent 6" w:uiPriority="66"/>
+    <w:lsdException w:name="Medium Grid 1 Accent 6" w:uiPriority="67"/>
+    <w:lsdException w:name="Medium Grid 2 Accent 6" w:uiPriority="68"/>
+    <w:lsdException w:name="Medium Grid 3 Accent 6" w:uiPriority="69"/>
+    <w:lsdException w:name="Dark List Accent 6" w:uiPriority="70"/>
+    <w:lsdException w:name="Colorful Shading Accent 6" w:uiPriority="71"/>
+    <w:lsdException w:name="Colorful List Accent 6" w:uiPriority="72"/>
+    <w:lsdException w:name="Colorful Grid Accent 6" w:uiPriority="73"/>
+    <w:lsdException w:name="Subtle Emphasis" w:uiPriority="19" w:qFormat="1"/>
+    <w:lsdException w:name="Intense Emphasis" w:uiPriority="21" w:qFormat="1"/>
+    <w:lsdException w:name="Subtle Reference" w:uiPriority="31" w:qFormat="1"/>
+    <w:lsdException w:name="Intense Reference" w:uiPriority="32" w:qFormat="1"/>
+    <w:lsdException w:name="Book Title" w:uiPriority="33" w:qFormat="1"/>
+    <w:lsdException w:name="Bibliography" w:semiHidden="1" w:uiPriority="37" w:unhideWhenUsed="1"/>
+    <w:lsdException w:name="TOC Heading" w:semiHidden="1" w:uiPriority="39" w:unhideWhenUsed="1" w:qFormat="1"/>
+    <w:lsdException w:name="Plain Table 1" w:uiPriority="41"/>
+    <w:lsdException w:name="Plain Table 2" w:uiPriority="42"/>
+    <w:lsdException w:name="Plain Table 3" w:uiPriority="43"/>
+    <w:lsdException w:name="Plain Table 4" w:uiPriority="44"/>
+    <w:lsdException w:name="Plain Table 5" w:uiPriority="45"/>
+    <w:lsdException w:name="Grid Table Light" w:uiPriority="40"/>
+    <w:lsdException w:name="Grid Table 1 Light" w:uiPriority="46"/>
+    <w:lsdException w:name="Grid Table 2" w:uiPriority="47"/>
+    <w:lsdException w:name="Grid Table 3" w:uiPriority="48"/>
+    <w:lsdException w:name="Grid Table 4" w:uiPriority="49"/>
+    <w:lsdException w:name="Grid Table 5 Dark" w:uiPriority="50"/>
+    <w:lsdException w:name="Grid Table 6 Colorful" w:uiPriority="51"/>
+    <w:lsdException w:name="Grid Table 7 Colorful" w:uiPriority="52"/>
+    <w:lsdException w:name="Grid Table 1 Light Accent 1" w:uiPriority="46"/>
+    <w:lsdException w:name="Grid Table 2 Accent 1" w:uiPriority="47"/>
+    <w:lsdException w:name="Grid Table 3 Accent 1" w:uiPriority="48"/>
+    <w:lsdException w:name="Grid Table 4 Accent 1" w:uiPriority="49"/>
+    <w:lsdException w:name="Grid Table 5 Dark Accent 1" w:uiPriority="50"/>
+    <w:lsdException w:name="Grid Table 6 Colorful Accent 1" w:uiPriority="51"/>
+    <w:lsdException w:name="Grid Table 7 Colorful Accent 1" w:uiPriority="52"/>
+    <w:lsdException w:name="Grid Table 1 Light Accent 2" w:uiPriority="46"/>
+    <w:lsdException w:name="Grid Table 2 Accent 2" w:uiPriority="47"/>
+    <w:lsdException w:name="Grid Table 3 Accent 2" w:uiPriority="48"/>
+    <w:lsdException w:name="Grid Table 4 Accent 2" w:uiPriority="49"/>
+    <w:lsdException w:name="Grid Table 5 Dark Accent 2" w:uiPriority="50"/>
+    <w:lsdException w:name="Grid Table 6 Colorful Accent 2" w:uiPriority="51"/>
+    <w:lsdException w:name="Grid Table 7 Colorful Accent 2" w:uiPriority="52"/>
+    <w:lsdException w:name="Grid Table 1 Light Accent 3" w:uiPriority="46"/>
+    <w:lsdException w:name="Grid Table 2 Accent 3" w:uiPriority="47"/>
+    <w:lsdException w:name="Grid Table 3 Accent 3" w:uiPriority="48"/>
+    <w:lsdException w:name="Grid Table 4 Accent 3" w:uiPriority="49"/>
+    <w:lsdException w:name="Grid Table 5 Dark Accent 3" w:uiPriority="50"/>
+    <w:lsdException w:name="Grid Table 6 Colorful Accent 3" w:uiPriority="51"/>
+    <w:lsdException w:name="Grid Table 7 Colorful Accent 3" w:uiPriority="52"/>
+    <w:lsdException w:name="Grid Table 1 Light Accent 4" w:uiPriority="46"/>
+    <w:lsdException w:name="Grid Table 2 Accent 4" w:uiPriority="47"/>
+    <w:lsdException w:name="Grid Table 3 Accent 4" w:uiPriority="48"/>
+    <w:lsdException w:name="Grid Table 4 Accent 4" w:uiPriority="49"/>
+    <w:lsdException w:name="Grid Table 5 Dark Accent 4" w:uiPriority="50"/>
+    <w:lsdException w:name="Grid Table 6 Colorful Accent 4" w:uiPriority="51"/>
+    <w:lsdException w:name="Grid Table 7 Colorful Accent 4" w:uiPriority="52"/>
+    <w:lsdException w:name="Grid Table 1 Light Accent 5" w:uiPriority="46"/>
+    <w:lsdException w:name="Grid Table 2 Accent 5" w:uiPriority="47"/>
+    <w:lsdException w:name="Grid Table 3 Accent 5" w:uiPriority="48"/>
+    <w:lsdException w:name="Grid Table 4 Accent 5" w:uiPriority="49"/>
+    <w:lsdException w:name="Grid Table 5 Dark Accent 5" w:uiPriority="50"/>
+    <w:lsdException w:name="Grid Table 6 Colorful Accent 5" w:uiPriority="51"/>
+    <w:lsdException w:name="Grid Table 7 Colorful Accent 5" w:uiPriority="52"/>
+    <w:lsdException w:name="Grid Table 1 Light Accent 6" w:uiPriority="46"/>
+    <w:lsdException w:name="Grid Table 2 Accent 6" w:uiPriority="47"/>
+    <w:lsdException w:name="Grid Table 3 Accent 6" w:uiPriority="48"/>
+    <w:lsdException w:name="Grid Table 4 Accent 6" w:uiPriority="49"/>
+    <w:lsdException w:name="Grid Table 5 Dark Accent 6" w:uiPriority="50"/>
+    <w:lsdException w:name="Grid Table 6 Colorful Accent 6" w:uiPriority="51"/>
+    <w:lsdException w:name="Grid Table 7 Colorful Accent 6" w:uiPriority="52"/>
+    <w:lsdException w:name="List Table 1 Light" w:uiPriority="46"/>
+    <w:lsdException w:name="List Table 2" w:uiPriority="47"/>
+    <w:lsdException w:name="List Table 3" w:uiPriority="48"/>
+    <w:lsdException w:name="List Table 4" w:uiPriority="49"/>
+    <w:lsdException w:name="List Table 5 Dark" w:uiPriority="50"/>
+    <w:lsdException w:name="List Table 6 Colorful" w:uiPriority="51"/>
+    <w:lsdException w:name="List Table 7 Colorful" w:uiPriority="52"/>
+    <w:lsdException w:name="List Table 1 Light Accent 1" w:uiPriority="46"/>
+    <w:lsdException w:name="List Table 2 Accent 1" w:uiPriority="47"/>
+    <w:lsdException w:name="List Table 3 Accent 1" w:uiPriority="48"/>
+    <w:lsdException w:name="List Table 4 Accent 1" w:uiPriority="49"/>
+    <w:lsdException w:name="List Table 5 Dark Accent 1" w:uiPriority="50"/>
+    <w:lsdException w:name="List Table 6 Colorful Accent 1" w:uiPriority="51"/>
+    <w:lsdException w:name="List Table 7 Colorful Accent 1" w:uiPriority="52"/>
+    <w:lsdException w:name="List Table 1 Light Accent 2" w:uiPriority="46"/>
+    <w:lsdException w:name="List Table 2 Accent 2" w:uiPriority="47"/>
+    <w:lsdException w:name="List Table 3 Accent 2" w:uiPriority="48"/>
+    <w:lsdException w:name="List Table 4 Accent 2" w:uiPriority="49"/>
+    <w:lsdException w:name="List Table 5 Dark Accent 2" w:uiPriority="50"/>
+    <w:lsdException w:name="List Table 6 Colorful Accent 2" w:uiPriority="51"/>
+    <w:lsdException w:name="List Table 7 Colorful Accent 2" w:uiPriority="52"/>
+    <w:lsdException w:name="List Table 1 Light Accent 3" w:uiPriority="46"/>
+    <w:lsdException w:name="List Table 2 Accent 3" w:uiPriority="47"/>
+    <w:lsdException w:name="List Table 3 Accent 3" w:uiPriority="48"/>
+    <w:lsdException w:name="List Table 4 Accent 3" w:uiPriority="49"/>
+    <w:lsdException w:name="List Table 5 Dark Accent 3" w:uiPriority="50"/>
+    <w:lsdException w:name="List Table 6 Colorful Accent 3" w:uiPriority="51"/>
+    <w:lsdException w:name="List Table 7 Colorful Accent 3" w:uiPriority="52"/>
+    <w:lsdException w:name="List Table 1 Light Accent 4" w:uiPriority="46"/>
+    <w:lsdException w:name="List Table 2 Accent 4" w:uiPriority="47"/>
+    <w:lsdException w:name="List Table 3 Accent 4" w:uiPriority="48"/>
+    <w:lsdException w:name="List Table 4 Accent 4" w:uiPriority="49"/>
+    <w:lsdException w:name="List Table 5 Dark Accent 4" w:uiPriority="50"/>
+    <w:lsdException w:name="List Table 6 Colorful Accent 4" w:uiPriority="51"/>
+    <w:lsdException w:name="List Table 7 Colorful Accent 4" w:uiPriority="52"/>
+    <w:lsdException w:name="List Table 1 Light Accent 5" w:uiPriority="46"/>
+    <w:lsdException w:name="List Table 2 Accent 5" w:uiPriority="47"/>
+    <w:lsdException w:name="List Table 3 Accent 5" w:uiPriority="48"/>
+    <w:lsdException w:name="List Table 4 Accent 5" w:uiPriority="49"/>
+    <w:lsdException w:name="List Table 5 Dark Accent 5" w:uiPriority="50"/>
+    <w:lsdException w:name="List Table 6 Colorful Accent 5" w:uiPriority="51"/>
+    <w:lsdException w:name="List Table 7 Colorful Accent 5" w:uiPriority="52"/>
+    <w:lsdException w:name="List Table 1 Light Accent 6" w:uiPriority="46"/>
+    <w:lsdException w:name="List Table 2 Accent 6" w:uiPriority="47"/>
+    <w:lsdException w:name="List Table 3 Accent 6" w:uiPriority="48"/>
+    <w:lsdException w:name="List Table 4 Accent 6" w:uiPriority="49"/>
+    <w:lsdException w:name="List Table 5 Dark Accent 6" w:uiPriority="50"/>
+    <w:lsdException w:name="List Table 6 Colorful Accent 6" w:uiPriority="51"/>
+    <w:lsdException w:name="List Table 7 Colorful Accent 6" w:uiPriority="52"/>
+    <w:lsdException w:name="Mention" w:semiHidden="1" w:unhideWhenUsed="1"/>
+    <w:lsdException w:name="Smart Hyperlink" w:semiHidden="1" w:unhideWhenUsed="1"/>
+    <w:lsdException w:name="Hashtag" w:semiHidden="1" w:unhideWhenUsed="1"/>
+    <w:lsdException w:name="Unresolved Mention" w:semiHidden="1" w:unhideWhenUsed="1"/>
+    <w:lsdException w:name="Smart Link" w:semiHidden="1" w:unhideWhenUsed="1"/>
   </w:latentStyles>
-  <w:style w:type="paragraph" w:default="1" w:styleId="1">
+  <w:style w:type="paragraph" w:default="1" w:styleId="a">
     <w:name w:val="Normal"/>
     <w:qFormat/>
-    <w:uiPriority w:val="0"/>
     <w:pPr>
       <w:widowControl w:val="0"/>
       <w:jc w:val="both"/>
     </w:pPr>
     <w:rPr>
-      <w:rFonts w:asciiTheme="minorHAnsi" w:hAnsiTheme="minorHAnsi" w:eastAsiaTheme="minorEastAsia" w:cstheme="minorBidi"/>
       <w:kern w:val="2"/>
       <w:sz w:val="21"/>
       <w:szCs w:val="22"/>
-      <w:lang w:val="en-US" w:eastAsia="zh-CN" w:bidi="ar-SA"/>
     </w:rPr>
   </w:style>
-  <w:style w:type="character" w:default="1" w:styleId="6">
+  <w:style w:type="character" w:default="1" w:styleId="a0">
     <w:name w:val="Default Paragraph Font"/>
+    <w:uiPriority w:val="1"/>
     <w:semiHidden/>
     <w:unhideWhenUsed/>
-    <w:uiPriority w:val="1"/>
   </w:style>
-  <w:style w:type="table" w:default="1" w:styleId="4">
+  <w:style w:type="table" w:default="1" w:styleId="a1">
     <w:name w:val="Normal Table"/>
+    <w:uiPriority w:val="99"/>
     <w:semiHidden/>
     <w:unhideWhenUsed/>
-    <w:uiPriority w:val="99"/>
     <w:tblPr>
+      <w:tblInd w:w="0" w:type="dxa"/>
       <w:tblCellMar>
         <w:top w:w="0" w:type="dxa"/>
         <w:left w:w="108" w:type="dxa"/>
@@ -4410,12 +4090,18 @@
       </w:tblCellMar>
     </w:tblPr>
   </w:style>
-  <w:style w:type="paragraph" w:styleId="2">
+  <w:style w:type="numbering" w:default="1" w:styleId="a2">
+    <w:name w:val="No List"/>
+    <w:uiPriority w:val="99"/>
+    <w:semiHidden/>
+    <w:unhideWhenUsed/>
+  </w:style>
+  <w:style w:type="paragraph" w:styleId="a3">
     <w:name w:val="footer"/>
-    <w:basedOn w:val="1"/>
-    <w:link w:val="8"/>
+    <w:basedOn w:val="a"/>
+    <w:link w:val="a4"/>
+    <w:uiPriority w:val="99"/>
     <w:unhideWhenUsed/>
-    <w:uiPriority w:val="99"/>
     <w:pPr>
       <w:tabs>
         <w:tab w:val="center" w:pos="4153"/>
@@ -4429,15 +4115,15 @@
       <w:szCs w:val="18"/>
     </w:rPr>
   </w:style>
-  <w:style w:type="paragraph" w:styleId="3">
+  <w:style w:type="paragraph" w:styleId="a5">
     <w:name w:val="header"/>
-    <w:basedOn w:val="1"/>
-    <w:link w:val="7"/>
+    <w:basedOn w:val="a"/>
+    <w:link w:val="a6"/>
+    <w:uiPriority w:val="99"/>
     <w:unhideWhenUsed/>
-    <w:uiPriority w:val="99"/>
     <w:pPr>
       <w:pBdr>
-        <w:bottom w:val="single" w:color="auto" w:sz="6" w:space="1"/>
+        <w:bottom w:val="single" w:sz="6" w:space="1" w:color="auto"/>
       </w:pBdr>
       <w:tabs>
         <w:tab w:val="center" w:pos="4153"/>
@@ -4451,61 +4137,59 @@
       <w:szCs w:val="18"/>
     </w:rPr>
   </w:style>
-  <w:style w:type="table" w:styleId="5">
+  <w:style w:type="table" w:styleId="a7">
     <w:name w:val="Table Grid"/>
-    <w:basedOn w:val="4"/>
+    <w:basedOn w:val="a1"/>
     <w:uiPriority w:val="39"/>
     <w:tblPr>
       <w:tblBorders>
-        <w:top w:val="single" w:color="auto" w:sz="4" w:space="0"/>
-        <w:left w:val="single" w:color="auto" w:sz="4" w:space="0"/>
-        <w:bottom w:val="single" w:color="auto" w:sz="4" w:space="0"/>
-        <w:right w:val="single" w:color="auto" w:sz="4" w:space="0"/>
-        <w:insideH w:val="single" w:color="auto" w:sz="4" w:space="0"/>
-        <w:insideV w:val="single" w:color="auto" w:sz="4" w:space="0"/>
+        <w:top w:val="single" w:sz="4" w:space="0" w:color="auto"/>
+        <w:left w:val="single" w:sz="4" w:space="0" w:color="auto"/>
+        <w:bottom w:val="single" w:sz="4" w:space="0" w:color="auto"/>
+        <w:right w:val="single" w:sz="4" w:space="0" w:color="auto"/>
+        <w:insideH w:val="single" w:sz="4" w:space="0" w:color="auto"/>
+        <w:insideV w:val="single" w:sz="4" w:space="0" w:color="auto"/>
       </w:tblBorders>
     </w:tblPr>
   </w:style>
-  <w:style w:type="character" w:customStyle="1" w:styleId="7">
+  <w:style w:type="character" w:customStyle="1" w:styleId="a6">
     <w:name w:val="页眉 字符"/>
-    <w:basedOn w:val="6"/>
-    <w:link w:val="3"/>
+    <w:basedOn w:val="a0"/>
+    <w:link w:val="a5"/>
     <w:uiPriority w:val="99"/>
     <w:rPr>
       <w:sz w:val="18"/>
       <w:szCs w:val="18"/>
     </w:rPr>
   </w:style>
-  <w:style w:type="character" w:customStyle="1" w:styleId="8">
+  <w:style w:type="character" w:customStyle="1" w:styleId="a4">
     <w:name w:val="页脚 字符"/>
-    <w:basedOn w:val="6"/>
-    <w:link w:val="2"/>
+    <w:basedOn w:val="a0"/>
+    <w:link w:val="a3"/>
     <w:uiPriority w:val="99"/>
     <w:rPr>
       <w:sz w:val="18"/>
       <w:szCs w:val="18"/>
     </w:rPr>
   </w:style>
-  <w:style w:type="paragraph" w:styleId="9">
+  <w:style w:type="paragraph" w:styleId="a8">
     <w:name w:val="List Paragraph"/>
-    <w:basedOn w:val="1"/>
+    <w:basedOn w:val="a"/>
+    <w:uiPriority w:val="34"/>
     <w:qFormat/>
-    <w:uiPriority w:val="34"/>
     <w:pPr>
-      <w:ind w:firstLine="420" w:firstLineChars="200"/>
+      <w:ind w:firstLineChars="200" w:firstLine="420"/>
     </w:pPr>
   </w:style>
-  <w:style w:type="paragraph" w:customStyle="1" w:styleId="10">
-    <w:name w:val="Revision"/>
+  <w:style w:type="paragraph" w:customStyle="1" w:styleId="1">
+    <w:name w:val="修订1"/>
     <w:hidden/>
+    <w:uiPriority w:val="99"/>
     <w:unhideWhenUsed/>
-    <w:uiPriority w:val="99"/>
     <w:rPr>
-      <w:rFonts w:asciiTheme="minorHAnsi" w:hAnsiTheme="minorHAnsi" w:eastAsiaTheme="minorEastAsia" w:cstheme="minorBidi"/>
       <w:kern w:val="2"/>
       <w:sz w:val="21"/>
       <w:szCs w:val="22"/>
-      <w:lang w:val="en-US" w:eastAsia="zh-CN" w:bidi="ar-SA"/>
     </w:rPr>
   </w:style>
 </w:styles>
@@ -4763,5 +4447,6 @@
     </a:fmtScheme>
   </a:themeElements>
   <a:objectDefaults/>
+  <a:extraClrSchemeLst/>
 </a:theme>
 </file>